--- a/Experiment_1/Experiment_1.docx
+++ b/Experiment_1/Experiment_1.docx
@@ -33,7 +33,7 @@
           <w:sz w:val="36"/>
           <w:szCs w:val="36"/>
         </w:rPr>
-        <w:t>Experiment 1.1</w:t>
+        <w:t>Experiment 1</w:t>
       </w:r>
     </w:p>
     <w:p>

--- a/Experiment_1/Experiment_1.docx
+++ b/Experiment_1/Experiment_1.docx
@@ -33,7 +33,7 @@
           <w:sz w:val="36"/>
           <w:szCs w:val="36"/>
         </w:rPr>
-        <w:t>Experiment 1</w:t>
+        <w:t>Experiment 2</w:t>
       </w:r>
     </w:p>
     <w:p>
@@ -112,17 +112,7 @@
                 <w:sz w:val="28"/>
                 <w:szCs w:val="28"/>
               </w:rPr>
-              <w:t xml:space="preserve">Branch: </w:t>
-            </w:r>
-            <w:r>
-              <w:rPr>
-                <w:rFonts w:ascii="Times New Roman" w:hAnsi="Times New Roman" w:cs="Times New Roman"/>
-                <w:b/>
-                <w:bCs/>
-                <w:sz w:val="28"/>
-                <w:szCs w:val="28"/>
-              </w:rPr>
-              <w:t>MCA (CC &amp; DEVOPS)</w:t>
+              <w:t>Branch: MCA (CC &amp; DEVOPS)</w:t>
             </w:r>
           </w:p>
           <w:p>
@@ -192,17 +182,7 @@
                 <w:sz w:val="28"/>
                 <w:szCs w:val="28"/>
               </w:rPr>
-              <w:t xml:space="preserve">Subject Name: </w:t>
-            </w:r>
-            <w:r>
-              <w:rPr>
-                <w:rFonts w:ascii="Times New Roman" w:hAnsi="Times New Roman" w:cs="Times New Roman"/>
-                <w:b/>
-                <w:bCs/>
-                <w:sz w:val="28"/>
-                <w:szCs w:val="28"/>
-              </w:rPr>
-              <w:t>Technical Training</w:t>
+              <w:t>Subject Name: Technical Training</w:t>
             </w:r>
           </w:p>
         </w:tc>
@@ -253,37 +233,7 @@
                 <w:sz w:val="28"/>
                 <w:szCs w:val="28"/>
               </w:rPr>
-              <w:t>Section/Group: 25MCC-10</w:t>
-            </w:r>
-            <w:r>
-              <w:rPr>
-                <w:rFonts w:ascii="Times New Roman" w:hAnsi="Times New Roman" w:cs="Times New Roman"/>
-                <w:b/>
-                <w:bCs/>
-                <w:sz w:val="28"/>
-                <w:szCs w:val="28"/>
-              </w:rPr>
-              <w:t>1</w:t>
-            </w:r>
-            <w:r>
-              <w:rPr>
-                <w:rFonts w:ascii="Times New Roman" w:hAnsi="Times New Roman" w:cs="Times New Roman"/>
-                <w:b/>
-                <w:bCs/>
-                <w:sz w:val="28"/>
-                <w:szCs w:val="28"/>
-              </w:rPr>
-              <w:t>/</w:t>
-            </w:r>
-            <w:r>
-              <w:rPr>
-                <w:rFonts w:ascii="Times New Roman" w:hAnsi="Times New Roman" w:cs="Times New Roman"/>
-                <w:b/>
-                <w:bCs/>
-                <w:sz w:val="28"/>
-                <w:szCs w:val="28"/>
-              </w:rPr>
-              <w:t>A</w:t>
+              <w:t>Section/Group: 25MCC-101/A</w:t>
             </w:r>
           </w:p>
           <w:p>
@@ -306,7 +256,7 @@
                 <w:sz w:val="28"/>
                 <w:szCs w:val="28"/>
               </w:rPr>
-              <w:t>Date of Performance:</w:t>
+              <w:t xml:space="preserve">Date of Performance: </w:t>
             </w:r>
             <w:r>
               <w:rPr>
@@ -316,7 +266,7 @@
                 <w:sz w:val="28"/>
                 <w:szCs w:val="28"/>
               </w:rPr>
-              <w:t xml:space="preserve"> </w:t>
+              <w:t>07</w:t>
             </w:r>
             <w:r>
               <w:rPr>
@@ -326,7 +276,7 @@
                 <w:sz w:val="28"/>
                 <w:szCs w:val="28"/>
               </w:rPr>
-              <w:t>07/01/2026</w:t>
+              <w:t>/01/2026</w:t>
             </w:r>
           </w:p>
           <w:p>
@@ -349,17 +299,7 @@
                 <w:sz w:val="28"/>
                 <w:szCs w:val="28"/>
               </w:rPr>
-              <w:t>Subject Code: 25CAP-6</w:t>
-            </w:r>
-            <w:r>
-              <w:rPr>
-                <w:rFonts w:ascii="Times New Roman" w:hAnsi="Times New Roman" w:cs="Times New Roman"/>
-                <w:b/>
-                <w:bCs/>
-                <w:sz w:val="28"/>
-                <w:szCs w:val="28"/>
-              </w:rPr>
-              <w:t>52</w:t>
+              <w:t>Subject Code: 25CAP-652</w:t>
             </w:r>
           </w:p>
         </w:tc>
@@ -388,10 +328,7 @@
           <w:szCs w:val="28"/>
         </w:rPr>
       </w:pPr>
-    </w:p>
-    <w:p>
-      <w:pPr>
-        <w:jc w:val="both"/>
+      <w:r>
         <w:rPr>
           <w:rFonts w:ascii="Times New Roman" w:hAnsi="Times New Roman" w:cs="Times New Roman"/>
           <w:b/>
@@ -399,8 +336,17 @@
           <w:sz w:val="28"/>
           <w:szCs w:val="28"/>
         </w:rPr>
-      </w:pPr>
-      <w:r>
+        <w:t>Title: Designing and implementing a sample database system using DDL, DML, and DCL commands.</w:t>
+      </w:r>
+    </w:p>
+    <w:p>
+      <w:pPr>
+        <w:pStyle w:val="ListParagraph"/>
+        <w:numPr>
+          <w:ilvl w:val="0"/>
+          <w:numId w:val="15"/>
+        </w:numPr>
+        <w:jc w:val="both"/>
         <w:rPr>
           <w:rFonts w:ascii="Times New Roman" w:hAnsi="Times New Roman" w:cs="Times New Roman"/>
           <w:b/>
@@ -408,30 +354,8 @@
           <w:sz w:val="28"/>
           <w:szCs w:val="28"/>
         </w:rPr>
-        <w:t>1. Aim:</w:t>
-      </w:r>
-    </w:p>
-    <w:p>
-      <w:pPr>
-        <w:jc w:val="both"/>
-        <w:rPr>
-          <w:rFonts w:ascii="Times New Roman" w:hAnsi="Times New Roman" w:cs="Times New Roman"/>
-          <w:sz w:val="28"/>
-          <w:szCs w:val="28"/>
-        </w:rPr>
-      </w:pPr>
-      <w:r>
-        <w:rPr>
-          <w:rFonts w:ascii="Times New Roman" w:hAnsi="Times New Roman" w:cs="Times New Roman"/>
-          <w:sz w:val="28"/>
-          <w:szCs w:val="28"/>
-        </w:rPr>
-        <w:t>To design and implement a sample database system using DDL, DML, and DCL commands, including database creation, data manipulation, schema modification, and role-based access control to ensure data integrity and secure, read-only access for authorized users.</w:t>
-      </w:r>
-    </w:p>
-    <w:p>
-      <w:pPr>
-        <w:jc w:val="both"/>
+      </w:pPr>
+      <w:r>
         <w:rPr>
           <w:rFonts w:ascii="Times New Roman" w:hAnsi="Times New Roman" w:cs="Times New Roman"/>
           <w:b/>
@@ -439,8 +363,52 @@
           <w:sz w:val="28"/>
           <w:szCs w:val="28"/>
         </w:rPr>
-      </w:pPr>
-      <w:r>
+        <w:t>Aim:</w:t>
+      </w:r>
+    </w:p>
+    <w:p>
+      <w:pPr>
+        <w:pStyle w:val="ListParagraph"/>
+        <w:numPr>
+          <w:ilvl w:val="1"/>
+          <w:numId w:val="15"/>
+        </w:numPr>
+        <w:jc w:val="both"/>
+        <w:rPr>
+          <w:rFonts w:ascii="Times New Roman" w:hAnsi="Times New Roman" w:cs="Times New Roman"/>
+          <w:sz w:val="28"/>
+          <w:szCs w:val="28"/>
+        </w:rPr>
+      </w:pPr>
+      <w:r>
+        <w:rPr>
+          <w:rFonts w:ascii="Times New Roman" w:hAnsi="Times New Roman" w:cs="Times New Roman"/>
+          <w:sz w:val="28"/>
+          <w:szCs w:val="28"/>
+        </w:rPr>
+        <w:t>To design and implement a sample database system using DDL, DML, and DCL commands, including database creation, data manipulation, schema modification, and role-based access control to ensure data integrity and secure, read-only access for authorized users.</w:t>
+      </w:r>
+    </w:p>
+    <w:p>
+      <w:pPr>
+        <w:pStyle w:val="ListParagraph"/>
+        <w:ind w:left="1440"/>
+        <w:jc w:val="both"/>
+        <w:rPr>
+          <w:rFonts w:ascii="Times New Roman" w:hAnsi="Times New Roman" w:cs="Times New Roman"/>
+          <w:sz w:val="28"/>
+          <w:szCs w:val="28"/>
+        </w:rPr>
+      </w:pPr>
+    </w:p>
+    <w:p>
+      <w:pPr>
+        <w:pStyle w:val="ListParagraph"/>
+        <w:numPr>
+          <w:ilvl w:val="0"/>
+          <w:numId w:val="15"/>
+        </w:numPr>
+        <w:jc w:val="both"/>
         <w:rPr>
           <w:rFonts w:ascii="Times New Roman" w:hAnsi="Times New Roman" w:cs="Times New Roman"/>
           <w:b/>
@@ -448,30 +416,8 @@
           <w:sz w:val="28"/>
           <w:szCs w:val="28"/>
         </w:rPr>
-        <w:t>2. Objective:</w:t>
-      </w:r>
-    </w:p>
-    <w:p>
-      <w:pPr>
-        <w:jc w:val="both"/>
-        <w:rPr>
-          <w:rFonts w:ascii="Times New Roman" w:hAnsi="Times New Roman" w:cs="Times New Roman"/>
-          <w:sz w:val="28"/>
-          <w:szCs w:val="28"/>
-        </w:rPr>
-      </w:pPr>
-      <w:r>
-        <w:rPr>
-          <w:rFonts w:ascii="Times New Roman" w:hAnsi="Times New Roman" w:cs="Times New Roman"/>
-          <w:sz w:val="28"/>
-          <w:szCs w:val="28"/>
-        </w:rPr>
-        <w:t>To gain practical experience in implementing Data Definition Language (DDL), Data Manipulation Language (DML), and Data Control Language (DCL) operations in a real database environment. This will also include implementing role-based privileges to secure data.</w:t>
-      </w:r>
-    </w:p>
-    <w:p>
-      <w:pPr>
-        <w:jc w:val="both"/>
+      </w:pPr>
+      <w:r>
         <w:rPr>
           <w:rFonts w:ascii="Times New Roman" w:hAnsi="Times New Roman" w:cs="Times New Roman"/>
           <w:b/>
@@ -479,8 +425,108 @@
           <w:sz w:val="28"/>
           <w:szCs w:val="28"/>
         </w:rPr>
-      </w:pPr>
-      <w:r>
+        <w:t>Software Requirements:</w:t>
+      </w:r>
+    </w:p>
+    <w:p>
+      <w:pPr>
+        <w:pStyle w:val="ListParagraph"/>
+        <w:numPr>
+          <w:ilvl w:val="1"/>
+          <w:numId w:val="15"/>
+        </w:numPr>
+        <w:jc w:val="both"/>
+        <w:rPr>
+          <w:rFonts w:ascii="Times New Roman" w:hAnsi="Times New Roman" w:cs="Times New Roman"/>
+          <w:sz w:val="28"/>
+          <w:szCs w:val="28"/>
+        </w:rPr>
+      </w:pPr>
+      <w:r>
+        <w:rPr>
+          <w:rFonts w:ascii="Times New Roman" w:hAnsi="Times New Roman" w:cs="Times New Roman"/>
+          <w:sz w:val="28"/>
+          <w:szCs w:val="28"/>
+        </w:rPr>
+        <w:t xml:space="preserve">PostgreSQL (Database Server) </w:t>
+      </w:r>
+    </w:p>
+    <w:p>
+      <w:pPr>
+        <w:pStyle w:val="ListParagraph"/>
+        <w:numPr>
+          <w:ilvl w:val="1"/>
+          <w:numId w:val="15"/>
+        </w:numPr>
+        <w:jc w:val="both"/>
+        <w:rPr>
+          <w:rFonts w:ascii="Times New Roman" w:hAnsi="Times New Roman" w:cs="Times New Roman"/>
+          <w:sz w:val="28"/>
+          <w:szCs w:val="28"/>
+        </w:rPr>
+      </w:pPr>
+      <w:proofErr w:type="spellStart"/>
+      <w:r>
+        <w:rPr>
+          <w:rFonts w:ascii="Times New Roman" w:hAnsi="Times New Roman" w:cs="Times New Roman"/>
+          <w:sz w:val="28"/>
+          <w:szCs w:val="28"/>
+        </w:rPr>
+        <w:t>pgAdmin</w:t>
+      </w:r>
+      <w:proofErr w:type="spellEnd"/>
+      <w:r>
+        <w:rPr>
+          <w:rFonts w:ascii="Times New Roman" w:hAnsi="Times New Roman" w:cs="Times New Roman"/>
+          <w:sz w:val="28"/>
+          <w:szCs w:val="28"/>
+        </w:rPr>
+        <w:t xml:space="preserve"> </w:t>
+      </w:r>
+    </w:p>
+    <w:p>
+      <w:pPr>
+        <w:pStyle w:val="ListParagraph"/>
+        <w:numPr>
+          <w:ilvl w:val="1"/>
+          <w:numId w:val="15"/>
+        </w:numPr>
+        <w:jc w:val="both"/>
+        <w:rPr>
+          <w:rFonts w:ascii="Times New Roman" w:hAnsi="Times New Roman" w:cs="Times New Roman"/>
+          <w:sz w:val="28"/>
+          <w:szCs w:val="28"/>
+        </w:rPr>
+      </w:pPr>
+      <w:r>
+        <w:rPr>
+          <w:rFonts w:ascii="Times New Roman" w:hAnsi="Times New Roman" w:cs="Times New Roman"/>
+          <w:sz w:val="28"/>
+          <w:szCs w:val="28"/>
+        </w:rPr>
+        <w:t xml:space="preserve">OS: Windows </w:t>
+      </w:r>
+    </w:p>
+    <w:p>
+      <w:pPr>
+        <w:pStyle w:val="ListParagraph"/>
+        <w:ind w:left="1440"/>
+        <w:jc w:val="both"/>
+        <w:rPr>
+          <w:rFonts w:ascii="Times New Roman" w:hAnsi="Times New Roman" w:cs="Times New Roman"/>
+          <w:sz w:val="28"/>
+          <w:szCs w:val="28"/>
+        </w:rPr>
+      </w:pPr>
+    </w:p>
+    <w:p>
+      <w:pPr>
+        <w:pStyle w:val="ListParagraph"/>
+        <w:numPr>
+          <w:ilvl w:val="0"/>
+          <w:numId w:val="15"/>
+        </w:numPr>
+        <w:jc w:val="both"/>
         <w:rPr>
           <w:rFonts w:ascii="Times New Roman" w:hAnsi="Times New Roman" w:cs="Times New Roman"/>
           <w:b/>
@@ -488,8 +534,7 @@
           <w:sz w:val="28"/>
           <w:szCs w:val="28"/>
         </w:rPr>
-        <w:t>3.</w:t>
-      </w:r>
+      </w:pPr>
       <w:r>
         <w:rPr>
           <w:rFonts w:ascii="Times New Roman" w:hAnsi="Times New Roman" w:cs="Times New Roman"/>
@@ -498,9 +543,17 @@
           <w:sz w:val="28"/>
           <w:szCs w:val="28"/>
         </w:rPr>
-        <w:t>Experiment Steps</w:t>
-      </w:r>
-      <w:r>
+        <w:t>Objective:</w:t>
+      </w:r>
+    </w:p>
+    <w:p>
+      <w:pPr>
+        <w:pStyle w:val="ListParagraph"/>
+        <w:numPr>
+          <w:ilvl w:val="1"/>
+          <w:numId w:val="15"/>
+        </w:numPr>
+        <w:jc w:val="both"/>
         <w:rPr>
           <w:rFonts w:ascii="Times New Roman" w:hAnsi="Times New Roman" w:cs="Times New Roman"/>
           <w:b/>
@@ -508,46 +561,55 @@
           <w:sz w:val="28"/>
           <w:szCs w:val="28"/>
         </w:rPr>
-        <w:t>:</w:t>
-      </w:r>
+      </w:pPr>
+      <w:r>
+        <w:rPr>
+          <w:rFonts w:ascii="Times New Roman" w:hAnsi="Times New Roman" w:cs="Times New Roman"/>
+          <w:sz w:val="28"/>
+          <w:szCs w:val="28"/>
+        </w:rPr>
+        <w:t>To gain practical experience in implementing Data Definition Language (DDL), Data Manipulation Language (DML), and Data Control Language (DCL) operations in a real database environment. This will also include implementing role-based privileges to secure data.</w:t>
+      </w:r>
+    </w:p>
+    <w:p>
+      <w:pPr>
+        <w:pStyle w:val="ListParagraph"/>
+        <w:ind w:left="1440"/>
+        <w:jc w:val="both"/>
+        <w:rPr>
+          <w:rFonts w:ascii="Times New Roman" w:hAnsi="Times New Roman" w:cs="Times New Roman"/>
+          <w:b/>
+          <w:bCs/>
+          <w:sz w:val="28"/>
+          <w:szCs w:val="28"/>
+        </w:rPr>
+      </w:pPr>
     </w:p>
     <w:p>
       <w:pPr>
         <w:pStyle w:val="ListParagraph"/>
         <w:numPr>
           <w:ilvl w:val="0"/>
-          <w:numId w:val="13"/>
+          <w:numId w:val="15"/>
         </w:numPr>
         <w:jc w:val="both"/>
         <w:rPr>
           <w:rFonts w:ascii="Times New Roman" w:hAnsi="Times New Roman" w:cs="Times New Roman"/>
-          <w:sz w:val="28"/>
-          <w:szCs w:val="28"/>
-        </w:rPr>
-      </w:pPr>
-      <w:r>
-        <w:rPr>
-          <w:rFonts w:ascii="Times New Roman" w:hAnsi="Times New Roman" w:cs="Times New Roman"/>
-          <w:sz w:val="28"/>
-          <w:szCs w:val="28"/>
-        </w:rPr>
-        <w:t>C</w:t>
-      </w:r>
-      <w:r>
-        <w:rPr>
-          <w:rFonts w:ascii="Times New Roman" w:hAnsi="Times New Roman" w:cs="Times New Roman"/>
-          <w:sz w:val="28"/>
-          <w:szCs w:val="28"/>
-        </w:rPr>
-        <w:t>reate table queries</w:t>
-      </w:r>
-      <w:r>
-        <w:rPr>
-          <w:rFonts w:ascii="Times New Roman" w:hAnsi="Times New Roman" w:cs="Times New Roman"/>
-          <w:sz w:val="28"/>
-          <w:szCs w:val="28"/>
-        </w:rPr>
-        <w:t>:</w:t>
+          <w:b/>
+          <w:bCs/>
+          <w:sz w:val="28"/>
+          <w:szCs w:val="28"/>
+        </w:rPr>
+      </w:pPr>
+      <w:r>
+        <w:rPr>
+          <w:rFonts w:ascii="Times New Roman" w:hAnsi="Times New Roman" w:cs="Times New Roman"/>
+          <w:b/>
+          <w:bCs/>
+          <w:sz w:val="28"/>
+          <w:szCs w:val="28"/>
+        </w:rPr>
+        <w:t>Procedure of the Practical:</w:t>
       </w:r>
     </w:p>
     <w:p>
@@ -555,319 +617,169 @@
         <w:pStyle w:val="ListParagraph"/>
         <w:numPr>
           <w:ilvl w:val="1"/>
-          <w:numId w:val="13"/>
+          <w:numId w:val="15"/>
         </w:numPr>
         <w:jc w:val="both"/>
         <w:rPr>
           <w:rFonts w:ascii="Times New Roman" w:hAnsi="Times New Roman" w:cs="Times New Roman"/>
-          <w:sz w:val="24"/>
-          <w:szCs w:val="24"/>
-        </w:rPr>
-      </w:pPr>
-      <w:r>
-        <w:rPr>
-          <w:rFonts w:ascii="Times New Roman" w:hAnsi="Times New Roman" w:cs="Times New Roman"/>
-          <w:sz w:val="24"/>
-          <w:szCs w:val="24"/>
-        </w:rPr>
-        <w:t xml:space="preserve">CREATE TABLE DEPARTMENT (DEPT_ID INT PRIMARY KEY, DEPT_NAME </w:t>
-      </w:r>
-      <w:proofErr w:type="gramStart"/>
-      <w:r>
-        <w:rPr>
-          <w:rFonts w:ascii="Times New Roman" w:hAnsi="Times New Roman" w:cs="Times New Roman"/>
-          <w:sz w:val="24"/>
-          <w:szCs w:val="24"/>
-        </w:rPr>
-        <w:t>VARCHAR(</w:t>
-      </w:r>
-      <w:proofErr w:type="gramEnd"/>
-      <w:r>
-        <w:rPr>
-          <w:rFonts w:ascii="Times New Roman" w:hAnsi="Times New Roman" w:cs="Times New Roman"/>
-          <w:sz w:val="24"/>
-          <w:szCs w:val="24"/>
-        </w:rPr>
-        <w:t xml:space="preserve">20) NOT NULL </w:t>
-      </w:r>
-      <w:proofErr w:type="gramStart"/>
-      <w:r>
-        <w:rPr>
-          <w:rFonts w:ascii="Times New Roman" w:hAnsi="Times New Roman" w:cs="Times New Roman"/>
-          <w:sz w:val="24"/>
-          <w:szCs w:val="24"/>
-        </w:rPr>
-        <w:t>UNIQUE )</w:t>
-      </w:r>
-      <w:proofErr w:type="gramEnd"/>
-      <w:r>
-        <w:rPr>
-          <w:rFonts w:ascii="Times New Roman" w:hAnsi="Times New Roman" w:cs="Times New Roman"/>
-          <w:sz w:val="24"/>
-          <w:szCs w:val="24"/>
-        </w:rPr>
-        <w:t>;</w:t>
-      </w:r>
-    </w:p>
-    <w:p>
-      <w:pPr>
-        <w:pStyle w:val="ListParagraph"/>
-        <w:ind w:left="1440"/>
-        <w:jc w:val="both"/>
-        <w:rPr>
-          <w:rFonts w:ascii="Times New Roman" w:hAnsi="Times New Roman" w:cs="Times New Roman"/>
-          <w:sz w:val="24"/>
-          <w:szCs w:val="24"/>
-        </w:rPr>
-      </w:pPr>
+          <w:sz w:val="28"/>
+          <w:szCs w:val="28"/>
+        </w:rPr>
+      </w:pPr>
+      <w:r>
+        <w:rPr>
+          <w:rFonts w:ascii="Times New Roman" w:hAnsi="Times New Roman" w:cs="Times New Roman"/>
+          <w:sz w:val="28"/>
+          <w:szCs w:val="28"/>
+        </w:rPr>
+        <w:t xml:space="preserve">Start the system. </w:t>
+      </w:r>
     </w:p>
     <w:p>
       <w:pPr>
         <w:pStyle w:val="ListParagraph"/>
         <w:numPr>
           <w:ilvl w:val="1"/>
-          <w:numId w:val="13"/>
+          <w:numId w:val="15"/>
         </w:numPr>
         <w:jc w:val="both"/>
         <w:rPr>
           <w:rFonts w:ascii="Times New Roman" w:hAnsi="Times New Roman" w:cs="Times New Roman"/>
-          <w:sz w:val="24"/>
-          <w:szCs w:val="24"/>
-        </w:rPr>
-      </w:pPr>
-      <w:r>
-        <w:rPr>
-          <w:rFonts w:ascii="Times New Roman" w:hAnsi="Times New Roman" w:cs="Times New Roman"/>
-          <w:sz w:val="24"/>
-          <w:szCs w:val="24"/>
-        </w:rPr>
-        <w:t xml:space="preserve">CREATE TABLE PROJECT (PROJ_ID INT PRIMARY KEY, PROJ_NAME </w:t>
-      </w:r>
-      <w:proofErr w:type="gramStart"/>
-      <w:r>
-        <w:rPr>
-          <w:rFonts w:ascii="Times New Roman" w:hAnsi="Times New Roman" w:cs="Times New Roman"/>
-          <w:sz w:val="24"/>
-          <w:szCs w:val="24"/>
-        </w:rPr>
-        <w:t>VARCHAR(</w:t>
-      </w:r>
-      <w:proofErr w:type="gramEnd"/>
-      <w:r>
-        <w:rPr>
-          <w:rFonts w:ascii="Times New Roman" w:hAnsi="Times New Roman" w:cs="Times New Roman"/>
-          <w:sz w:val="24"/>
-          <w:szCs w:val="24"/>
-        </w:rPr>
-        <w:t>50) NOT NULL, DEPT_ID INT NOT NULL, FOREIGN KEY (DEPT_ID) REFERENCES DEPARTMENT(DEPT_ID</w:t>
-      </w:r>
-      <w:proofErr w:type="gramStart"/>
-      <w:r>
-        <w:rPr>
-          <w:rFonts w:ascii="Times New Roman" w:hAnsi="Times New Roman" w:cs="Times New Roman"/>
-          <w:sz w:val="24"/>
-          <w:szCs w:val="24"/>
-        </w:rPr>
-        <w:t>) )</w:t>
-      </w:r>
-      <w:proofErr w:type="gramEnd"/>
-      <w:r>
-        <w:rPr>
-          <w:rFonts w:ascii="Times New Roman" w:hAnsi="Times New Roman" w:cs="Times New Roman"/>
-          <w:sz w:val="24"/>
-          <w:szCs w:val="24"/>
-        </w:rPr>
-        <w:t>;</w:t>
-      </w:r>
-    </w:p>
-    <w:p>
-      <w:pPr>
-        <w:pStyle w:val="ListParagraph"/>
-        <w:ind w:left="1440"/>
-        <w:jc w:val="both"/>
-        <w:rPr>
-          <w:rFonts w:ascii="Times New Roman" w:hAnsi="Times New Roman" w:cs="Times New Roman"/>
-          <w:sz w:val="24"/>
-          <w:szCs w:val="24"/>
-        </w:rPr>
-      </w:pPr>
+          <w:sz w:val="28"/>
+          <w:szCs w:val="28"/>
+        </w:rPr>
+      </w:pPr>
+      <w:r>
+        <w:rPr>
+          <w:rFonts w:ascii="Times New Roman" w:hAnsi="Times New Roman" w:cs="Times New Roman"/>
+          <w:sz w:val="28"/>
+          <w:szCs w:val="28"/>
+        </w:rPr>
+        <w:t xml:space="preserve">Open </w:t>
+      </w:r>
+      <w:proofErr w:type="spellStart"/>
+      <w:r>
+        <w:rPr>
+          <w:rFonts w:ascii="Times New Roman" w:hAnsi="Times New Roman" w:cs="Times New Roman"/>
+          <w:sz w:val="28"/>
+          <w:szCs w:val="28"/>
+        </w:rPr>
+        <w:t>pgAdmin</w:t>
+      </w:r>
+      <w:proofErr w:type="spellEnd"/>
+      <w:r>
+        <w:rPr>
+          <w:rFonts w:ascii="Times New Roman" w:hAnsi="Times New Roman" w:cs="Times New Roman"/>
+          <w:sz w:val="28"/>
+          <w:szCs w:val="28"/>
+        </w:rPr>
+        <w:t xml:space="preserve">. </w:t>
+      </w:r>
     </w:p>
     <w:p>
       <w:pPr>
         <w:pStyle w:val="ListParagraph"/>
         <w:numPr>
           <w:ilvl w:val="1"/>
-          <w:numId w:val="13"/>
+          <w:numId w:val="15"/>
         </w:numPr>
         <w:jc w:val="both"/>
         <w:rPr>
           <w:rFonts w:ascii="Times New Roman" w:hAnsi="Times New Roman" w:cs="Times New Roman"/>
-          <w:sz w:val="24"/>
-          <w:szCs w:val="24"/>
-        </w:rPr>
-      </w:pPr>
-      <w:r>
-        <w:rPr>
-          <w:rFonts w:ascii="Times New Roman" w:hAnsi="Times New Roman" w:cs="Times New Roman"/>
-          <w:sz w:val="24"/>
-          <w:szCs w:val="24"/>
-        </w:rPr>
-        <w:t xml:space="preserve">CREATE TABLE EMPLOYEE (EMP_ID </w:t>
-      </w:r>
-      <w:proofErr w:type="gramStart"/>
-      <w:r>
-        <w:rPr>
-          <w:rFonts w:ascii="Times New Roman" w:hAnsi="Times New Roman" w:cs="Times New Roman"/>
-          <w:sz w:val="24"/>
-          <w:szCs w:val="24"/>
-        </w:rPr>
-        <w:t>VARCHAR(</w:t>
-      </w:r>
-      <w:proofErr w:type="gramEnd"/>
-      <w:r>
-        <w:rPr>
-          <w:rFonts w:ascii="Times New Roman" w:hAnsi="Times New Roman" w:cs="Times New Roman"/>
-          <w:sz w:val="24"/>
-          <w:szCs w:val="24"/>
-        </w:rPr>
-        <w:t xml:space="preserve">10) PRIMARY </w:t>
-      </w:r>
-      <w:proofErr w:type="gramStart"/>
-      <w:r>
-        <w:rPr>
-          <w:rFonts w:ascii="Times New Roman" w:hAnsi="Times New Roman" w:cs="Times New Roman"/>
-          <w:sz w:val="24"/>
-          <w:szCs w:val="24"/>
-        </w:rPr>
-        <w:t>KEY,EMP</w:t>
-      </w:r>
-      <w:proofErr w:type="gramEnd"/>
-      <w:r>
-        <w:rPr>
-          <w:rFonts w:ascii="Times New Roman" w:hAnsi="Times New Roman" w:cs="Times New Roman"/>
-          <w:sz w:val="24"/>
-          <w:szCs w:val="24"/>
-        </w:rPr>
-        <w:t xml:space="preserve">_NAME </w:t>
-      </w:r>
-      <w:proofErr w:type="gramStart"/>
-      <w:r>
-        <w:rPr>
-          <w:rFonts w:ascii="Times New Roman" w:hAnsi="Times New Roman" w:cs="Times New Roman"/>
-          <w:sz w:val="24"/>
-          <w:szCs w:val="24"/>
-        </w:rPr>
-        <w:t>VARCHAR(</w:t>
-      </w:r>
-      <w:proofErr w:type="gramEnd"/>
-      <w:r>
-        <w:rPr>
-          <w:rFonts w:ascii="Times New Roman" w:hAnsi="Times New Roman" w:cs="Times New Roman"/>
-          <w:sz w:val="24"/>
-          <w:szCs w:val="24"/>
-        </w:rPr>
-        <w:t xml:space="preserve">30) NOT </w:t>
-      </w:r>
-      <w:proofErr w:type="gramStart"/>
-      <w:r>
-        <w:rPr>
-          <w:rFonts w:ascii="Times New Roman" w:hAnsi="Times New Roman" w:cs="Times New Roman"/>
-          <w:sz w:val="24"/>
-          <w:szCs w:val="24"/>
-        </w:rPr>
-        <w:t>NULL,DEPT</w:t>
-      </w:r>
-      <w:proofErr w:type="gramEnd"/>
-      <w:r>
-        <w:rPr>
-          <w:rFonts w:ascii="Times New Roman" w:hAnsi="Times New Roman" w:cs="Times New Roman"/>
-          <w:sz w:val="24"/>
-          <w:szCs w:val="24"/>
-        </w:rPr>
-        <w:t xml:space="preserve">_ID INT NOT </w:t>
-      </w:r>
-      <w:proofErr w:type="gramStart"/>
-      <w:r>
-        <w:rPr>
-          <w:rFonts w:ascii="Times New Roman" w:hAnsi="Times New Roman" w:cs="Times New Roman"/>
-          <w:sz w:val="24"/>
-          <w:szCs w:val="24"/>
-        </w:rPr>
-        <w:t>NULL,PROJ</w:t>
-      </w:r>
-      <w:proofErr w:type="gramEnd"/>
-      <w:r>
-        <w:rPr>
-          <w:rFonts w:ascii="Times New Roman" w:hAnsi="Times New Roman" w:cs="Times New Roman"/>
-          <w:sz w:val="24"/>
-          <w:szCs w:val="24"/>
-        </w:rPr>
-        <w:t xml:space="preserve">_ID INT NOT </w:t>
-      </w:r>
-      <w:proofErr w:type="gramStart"/>
-      <w:r>
-        <w:rPr>
-          <w:rFonts w:ascii="Times New Roman" w:hAnsi="Times New Roman" w:cs="Times New Roman"/>
-          <w:sz w:val="24"/>
-          <w:szCs w:val="24"/>
-        </w:rPr>
-        <w:t>NULL,FOREIGN</w:t>
-      </w:r>
-      <w:proofErr w:type="gramEnd"/>
-      <w:r>
-        <w:rPr>
-          <w:rFonts w:ascii="Times New Roman" w:hAnsi="Times New Roman" w:cs="Times New Roman"/>
-          <w:sz w:val="24"/>
-          <w:szCs w:val="24"/>
-        </w:rPr>
-        <w:t xml:space="preserve"> KEY (DEPT_ID) REFERENCES DEPARTMENT (DEPT_ID) ON DELETE CASCADE ON UPDATE </w:t>
-      </w:r>
-      <w:proofErr w:type="gramStart"/>
-      <w:r>
-        <w:rPr>
-          <w:rFonts w:ascii="Times New Roman" w:hAnsi="Times New Roman" w:cs="Times New Roman"/>
-          <w:sz w:val="24"/>
-          <w:szCs w:val="24"/>
-        </w:rPr>
-        <w:t>CASCADE,FOREIGN</w:t>
-      </w:r>
-      <w:proofErr w:type="gramEnd"/>
-      <w:r>
-        <w:rPr>
-          <w:rFonts w:ascii="Times New Roman" w:hAnsi="Times New Roman" w:cs="Times New Roman"/>
-          <w:sz w:val="24"/>
-          <w:szCs w:val="24"/>
-        </w:rPr>
-        <w:t xml:space="preserve"> KEY (PROJ_ID) REFERENCES PROJECT (PROJ_ID) ON DELETE CASCADE ON UPDATE </w:t>
-      </w:r>
-      <w:proofErr w:type="gramStart"/>
-      <w:r>
-        <w:rPr>
-          <w:rFonts w:ascii="Times New Roman" w:hAnsi="Times New Roman" w:cs="Times New Roman"/>
-          <w:sz w:val="24"/>
-          <w:szCs w:val="24"/>
-        </w:rPr>
-        <w:t>CASCADE )</w:t>
-      </w:r>
-      <w:proofErr w:type="gramEnd"/>
-      <w:r>
-        <w:rPr>
-          <w:rFonts w:ascii="Times New Roman" w:hAnsi="Times New Roman" w:cs="Times New Roman"/>
-          <w:sz w:val="24"/>
-          <w:szCs w:val="24"/>
-        </w:rPr>
-        <w:t>;</w:t>
-      </w:r>
-    </w:p>
-    <w:p>
-      <w:pPr>
-        <w:pStyle w:val="ListParagraph"/>
-        <w:rPr>
-          <w:rFonts w:ascii="Times New Roman" w:hAnsi="Times New Roman" w:cs="Times New Roman"/>
-          <w:sz w:val="24"/>
-          <w:szCs w:val="24"/>
-        </w:rPr>
-      </w:pPr>
+          <w:sz w:val="28"/>
+          <w:szCs w:val="28"/>
+        </w:rPr>
+      </w:pPr>
+      <w:r>
+        <w:rPr>
+          <w:rFonts w:ascii="Times New Roman" w:hAnsi="Times New Roman" w:cs="Times New Roman"/>
+          <w:sz w:val="28"/>
+          <w:szCs w:val="28"/>
+        </w:rPr>
+        <w:t xml:space="preserve">Create and select the database in which you want to perform the experiment. </w:t>
+      </w:r>
+    </w:p>
+    <w:p>
+      <w:pPr>
+        <w:pStyle w:val="ListParagraph"/>
+        <w:numPr>
+          <w:ilvl w:val="1"/>
+          <w:numId w:val="15"/>
+        </w:numPr>
+        <w:jc w:val="both"/>
+        <w:rPr>
+          <w:rFonts w:ascii="Times New Roman" w:hAnsi="Times New Roman" w:cs="Times New Roman"/>
+          <w:sz w:val="28"/>
+          <w:szCs w:val="28"/>
+        </w:rPr>
+      </w:pPr>
+      <w:r>
+        <w:rPr>
+          <w:rFonts w:ascii="Times New Roman" w:hAnsi="Times New Roman" w:cs="Times New Roman"/>
+          <w:sz w:val="28"/>
+          <w:szCs w:val="28"/>
+        </w:rPr>
+        <w:t xml:space="preserve">Establish connection to the database using </w:t>
+      </w:r>
+      <w:proofErr w:type="spellStart"/>
+      <w:r>
+        <w:rPr>
+          <w:rFonts w:ascii="Times New Roman" w:hAnsi="Times New Roman" w:cs="Times New Roman"/>
+          <w:sz w:val="28"/>
+          <w:szCs w:val="28"/>
+        </w:rPr>
+        <w:t>Alt+Shift+Q</w:t>
+      </w:r>
+      <w:proofErr w:type="spellEnd"/>
+      <w:r>
+        <w:rPr>
+          <w:rFonts w:ascii="Times New Roman" w:hAnsi="Times New Roman" w:cs="Times New Roman"/>
+          <w:sz w:val="28"/>
+          <w:szCs w:val="28"/>
+        </w:rPr>
+        <w:t xml:space="preserve">. </w:t>
+      </w:r>
+    </w:p>
+    <w:p>
+      <w:pPr>
+        <w:pStyle w:val="ListParagraph"/>
+        <w:numPr>
+          <w:ilvl w:val="1"/>
+          <w:numId w:val="15"/>
+        </w:numPr>
+        <w:jc w:val="both"/>
+        <w:rPr>
+          <w:rFonts w:ascii="Times New Roman" w:hAnsi="Times New Roman" w:cs="Times New Roman"/>
+          <w:sz w:val="28"/>
+          <w:szCs w:val="28"/>
+        </w:rPr>
+      </w:pPr>
+      <w:r>
+        <w:rPr>
+          <w:rFonts w:ascii="Times New Roman" w:hAnsi="Times New Roman" w:cs="Times New Roman"/>
+          <w:sz w:val="28"/>
+          <w:szCs w:val="28"/>
+        </w:rPr>
+        <w:t xml:space="preserve">Run the following queries given in Experiment Steps (5). </w:t>
+      </w:r>
+    </w:p>
+    <w:p>
+      <w:pPr>
+        <w:spacing w:after="0" w:line="240" w:lineRule="auto"/>
+        <w:rPr>
+          <w:rFonts w:ascii="Times New Roman" w:hAnsi="Times New Roman" w:cs="Times New Roman"/>
+          <w:sz w:val="28"/>
+          <w:szCs w:val="28"/>
+        </w:rPr>
+      </w:pPr>
+      <w:r>
+        <w:rPr>
+          <w:rFonts w:ascii="Times New Roman" w:hAnsi="Times New Roman" w:cs="Times New Roman"/>
+          <w:sz w:val="28"/>
+          <w:szCs w:val="28"/>
+        </w:rPr>
+        <w:br w:type="page"/>
+      </w:r>
     </w:p>
     <w:p>
       <w:pPr>
@@ -876,36 +788,8 @@
         <w:jc w:val="both"/>
         <w:rPr>
           <w:rFonts w:ascii="Times New Roman" w:hAnsi="Times New Roman" w:cs="Times New Roman"/>
-          <w:sz w:val="24"/>
-          <w:szCs w:val="24"/>
-        </w:rPr>
-      </w:pPr>
-    </w:p>
-    <w:p>
-      <w:pPr>
-        <w:jc w:val="both"/>
-        <w:rPr>
-          <w:rFonts w:ascii="Times New Roman" w:hAnsi="Times New Roman" w:cs="Times New Roman"/>
-          <w:sz w:val="28"/>
-          <w:szCs w:val="28"/>
-        </w:rPr>
-      </w:pPr>
-    </w:p>
-    <w:p>
-      <w:pPr>
-        <w:jc w:val="both"/>
-        <w:rPr>
-          <w:rFonts w:ascii="Times New Roman" w:hAnsi="Times New Roman" w:cs="Times New Roman"/>
-          <w:sz w:val="28"/>
-          <w:szCs w:val="28"/>
-        </w:rPr>
-      </w:pPr>
-    </w:p>
-    <w:p>
-      <w:pPr>
-        <w:jc w:val="both"/>
-        <w:rPr>
-          <w:rFonts w:ascii="Times New Roman" w:hAnsi="Times New Roman" w:cs="Times New Roman"/>
+          <w:b/>
+          <w:bCs/>
           <w:sz w:val="28"/>
           <w:szCs w:val="28"/>
         </w:rPr>
@@ -916,22 +800,36 @@
         <w:pStyle w:val="ListParagraph"/>
         <w:numPr>
           <w:ilvl w:val="0"/>
-          <w:numId w:val="13"/>
+          <w:numId w:val="15"/>
         </w:numPr>
         <w:jc w:val="both"/>
         <w:rPr>
           <w:rFonts w:ascii="Times New Roman" w:hAnsi="Times New Roman" w:cs="Times New Roman"/>
-          <w:sz w:val="28"/>
-          <w:szCs w:val="28"/>
-        </w:rPr>
-      </w:pPr>
-      <w:r>
-        <w:rPr>
-          <w:rFonts w:ascii="Times New Roman" w:hAnsi="Times New Roman" w:cs="Times New Roman"/>
-          <w:sz w:val="28"/>
-          <w:szCs w:val="28"/>
-        </w:rPr>
-        <w:t>Insert queries:</w:t>
+          <w:b/>
+          <w:bCs/>
+          <w:sz w:val="28"/>
+          <w:szCs w:val="28"/>
+        </w:rPr>
+      </w:pPr>
+      <w:r>
+        <w:rPr>
+          <w:rFonts w:ascii="Times New Roman" w:hAnsi="Times New Roman" w:cs="Times New Roman"/>
+          <w:b/>
+          <w:bCs/>
+          <w:sz w:val="28"/>
+          <w:szCs w:val="28"/>
+        </w:rPr>
+        <w:t>Experiment Steps</w:t>
+      </w:r>
+      <w:r>
+        <w:rPr>
+          <w:rFonts w:ascii="Times New Roman" w:hAnsi="Times New Roman" w:cs="Times New Roman"/>
+          <w:b/>
+          <w:bCs/>
+          <w:sz w:val="28"/>
+          <w:szCs w:val="28"/>
+        </w:rPr>
+        <w:t>:</w:t>
       </w:r>
     </w:p>
     <w:p>
@@ -939,22 +837,85 @@
         <w:pStyle w:val="ListParagraph"/>
         <w:numPr>
           <w:ilvl w:val="1"/>
-          <w:numId w:val="13"/>
+          <w:numId w:val="15"/>
         </w:numPr>
         <w:jc w:val="both"/>
         <w:rPr>
           <w:rFonts w:ascii="Times New Roman" w:hAnsi="Times New Roman" w:cs="Times New Roman"/>
-          <w:sz w:val="24"/>
-          <w:szCs w:val="24"/>
-        </w:rPr>
-      </w:pPr>
-      <w:r>
-        <w:rPr>
-          <w:rFonts w:ascii="Times New Roman" w:hAnsi="Times New Roman" w:cs="Times New Roman"/>
-          <w:sz w:val="24"/>
-          <w:szCs w:val="24"/>
-        </w:rPr>
-        <w:t>INSERT INTO DEPARTMENT VALUES (1, 'Sales'), (2, 'Marketing'), (</w:t>
+          <w:b/>
+          <w:bCs/>
+          <w:sz w:val="28"/>
+          <w:szCs w:val="28"/>
+        </w:rPr>
+      </w:pPr>
+      <w:r>
+        <w:rPr>
+          <w:rFonts w:ascii="Times New Roman" w:hAnsi="Times New Roman" w:cs="Times New Roman"/>
+          <w:sz w:val="28"/>
+          <w:szCs w:val="28"/>
+        </w:rPr>
+        <w:t>Create table queries:</w:t>
+      </w:r>
+    </w:p>
+    <w:p>
+      <w:pPr>
+        <w:pStyle w:val="ListParagraph"/>
+        <w:numPr>
+          <w:ilvl w:val="2"/>
+          <w:numId w:val="15"/>
+        </w:numPr>
+        <w:jc w:val="both"/>
+        <w:rPr>
+          <w:rFonts w:ascii="Times New Roman" w:hAnsi="Times New Roman" w:cs="Times New Roman"/>
+          <w:b/>
+          <w:bCs/>
+          <w:sz w:val="28"/>
+          <w:szCs w:val="28"/>
+        </w:rPr>
+      </w:pPr>
+      <w:r>
+        <w:rPr>
+          <w:rFonts w:ascii="Times New Roman" w:hAnsi="Times New Roman" w:cs="Times New Roman"/>
+          <w:sz w:val="24"/>
+          <w:szCs w:val="24"/>
+        </w:rPr>
+        <w:t>Create table department (</w:t>
+      </w:r>
+      <w:proofErr w:type="spellStart"/>
+      <w:r>
+        <w:rPr>
+          <w:rFonts w:ascii="Times New Roman" w:hAnsi="Times New Roman" w:cs="Times New Roman"/>
+          <w:sz w:val="24"/>
+          <w:szCs w:val="24"/>
+        </w:rPr>
+        <w:t>dept_id</w:t>
+      </w:r>
+      <w:proofErr w:type="spellEnd"/>
+      <w:r>
+        <w:rPr>
+          <w:rFonts w:ascii="Times New Roman" w:hAnsi="Times New Roman" w:cs="Times New Roman"/>
+          <w:sz w:val="24"/>
+          <w:szCs w:val="24"/>
+        </w:rPr>
+        <w:t xml:space="preserve"> int primary key, </w:t>
+      </w:r>
+      <w:proofErr w:type="spellStart"/>
+      <w:r>
+        <w:rPr>
+          <w:rFonts w:ascii="Times New Roman" w:hAnsi="Times New Roman" w:cs="Times New Roman"/>
+          <w:sz w:val="24"/>
+          <w:szCs w:val="24"/>
+        </w:rPr>
+        <w:t>dept_name</w:t>
+      </w:r>
+      <w:proofErr w:type="spellEnd"/>
+      <w:r>
+        <w:rPr>
+          <w:rFonts w:ascii="Times New Roman" w:hAnsi="Times New Roman" w:cs="Times New Roman"/>
+          <w:sz w:val="24"/>
+          <w:szCs w:val="24"/>
+        </w:rPr>
+        <w:t xml:space="preserve"> varchar (20) not null unique</w:t>
       </w:r>
       <w:proofErr w:type="gramStart"/>
       <w:r>
@@ -963,16 +924,137 @@
           <w:sz w:val="24"/>
           <w:szCs w:val="24"/>
         </w:rPr>
-        <w:t>3,  Legal</w:t>
+        <w:t>);</w:t>
       </w:r>
       <w:proofErr w:type="gramEnd"/>
-      <w:r>
-        <w:rPr>
-          <w:rFonts w:ascii="Times New Roman" w:hAnsi="Times New Roman" w:cs="Times New Roman"/>
-          <w:sz w:val="24"/>
-          <w:szCs w:val="24"/>
-        </w:rPr>
-        <w:t>'), (4, 'IT'), (5, 'Accounts'), (6, 'HR'</w:t>
+    </w:p>
+    <w:p>
+      <w:pPr>
+        <w:pStyle w:val="ListParagraph"/>
+        <w:ind w:left="2160"/>
+        <w:jc w:val="both"/>
+        <w:rPr>
+          <w:rFonts w:ascii="Times New Roman" w:hAnsi="Times New Roman" w:cs="Times New Roman"/>
+          <w:b/>
+          <w:bCs/>
+          <w:sz w:val="28"/>
+          <w:szCs w:val="28"/>
+        </w:rPr>
+      </w:pPr>
+    </w:p>
+    <w:p>
+      <w:pPr>
+        <w:pStyle w:val="ListParagraph"/>
+        <w:numPr>
+          <w:ilvl w:val="2"/>
+          <w:numId w:val="15"/>
+        </w:numPr>
+        <w:jc w:val="both"/>
+        <w:rPr>
+          <w:rFonts w:ascii="Times New Roman" w:hAnsi="Times New Roman" w:cs="Times New Roman"/>
+          <w:b/>
+          <w:bCs/>
+          <w:sz w:val="28"/>
+          <w:szCs w:val="28"/>
+        </w:rPr>
+      </w:pPr>
+      <w:r>
+        <w:rPr>
+          <w:rFonts w:ascii="Times New Roman" w:hAnsi="Times New Roman" w:cs="Times New Roman"/>
+          <w:sz w:val="24"/>
+          <w:szCs w:val="24"/>
+        </w:rPr>
+        <w:t>Create table project (</w:t>
+      </w:r>
+      <w:proofErr w:type="spellStart"/>
+      <w:r>
+        <w:rPr>
+          <w:rFonts w:ascii="Times New Roman" w:hAnsi="Times New Roman" w:cs="Times New Roman"/>
+          <w:sz w:val="24"/>
+          <w:szCs w:val="24"/>
+        </w:rPr>
+        <w:t>proj_id</w:t>
+      </w:r>
+      <w:proofErr w:type="spellEnd"/>
+      <w:r>
+        <w:rPr>
+          <w:rFonts w:ascii="Times New Roman" w:hAnsi="Times New Roman" w:cs="Times New Roman"/>
+          <w:sz w:val="24"/>
+          <w:szCs w:val="24"/>
+        </w:rPr>
+        <w:t xml:space="preserve"> int primary key, </w:t>
+      </w:r>
+      <w:proofErr w:type="spellStart"/>
+      <w:r>
+        <w:rPr>
+          <w:rFonts w:ascii="Times New Roman" w:hAnsi="Times New Roman" w:cs="Times New Roman"/>
+          <w:sz w:val="24"/>
+          <w:szCs w:val="24"/>
+        </w:rPr>
+        <w:t>proj_name</w:t>
+      </w:r>
+      <w:proofErr w:type="spellEnd"/>
+      <w:r>
+        <w:rPr>
+          <w:rFonts w:ascii="Times New Roman" w:hAnsi="Times New Roman" w:cs="Times New Roman"/>
+          <w:sz w:val="24"/>
+          <w:szCs w:val="24"/>
+        </w:rPr>
+        <w:t xml:space="preserve"> varchar (50) not null, </w:t>
+      </w:r>
+      <w:proofErr w:type="spellStart"/>
+      <w:r>
+        <w:rPr>
+          <w:rFonts w:ascii="Times New Roman" w:hAnsi="Times New Roman" w:cs="Times New Roman"/>
+          <w:sz w:val="24"/>
+          <w:szCs w:val="24"/>
+        </w:rPr>
+        <w:t>dept_id</w:t>
+      </w:r>
+      <w:proofErr w:type="spellEnd"/>
+      <w:r>
+        <w:rPr>
+          <w:rFonts w:ascii="Times New Roman" w:hAnsi="Times New Roman" w:cs="Times New Roman"/>
+          <w:sz w:val="24"/>
+          <w:szCs w:val="24"/>
+        </w:rPr>
+        <w:t xml:space="preserve"> int not null, foreign key (</w:t>
+      </w:r>
+      <w:proofErr w:type="spellStart"/>
+      <w:r>
+        <w:rPr>
+          <w:rFonts w:ascii="Times New Roman" w:hAnsi="Times New Roman" w:cs="Times New Roman"/>
+          <w:sz w:val="24"/>
+          <w:szCs w:val="24"/>
+        </w:rPr>
+        <w:t>dept_id</w:t>
+      </w:r>
+      <w:proofErr w:type="spellEnd"/>
+      <w:r>
+        <w:rPr>
+          <w:rFonts w:ascii="Times New Roman" w:hAnsi="Times New Roman" w:cs="Times New Roman"/>
+          <w:sz w:val="24"/>
+          <w:szCs w:val="24"/>
+        </w:rPr>
+        <w:t>) references department(</w:t>
+      </w:r>
+      <w:proofErr w:type="spellStart"/>
+      <w:r>
+        <w:rPr>
+          <w:rFonts w:ascii="Times New Roman" w:hAnsi="Times New Roman" w:cs="Times New Roman"/>
+          <w:sz w:val="24"/>
+          <w:szCs w:val="24"/>
+        </w:rPr>
+        <w:t>dept_id</w:t>
+      </w:r>
+      <w:proofErr w:type="spellEnd"/>
+      <w:r>
+        <w:rPr>
+          <w:rFonts w:ascii="Times New Roman" w:hAnsi="Times New Roman" w:cs="Times New Roman"/>
+          <w:sz w:val="24"/>
+          <w:szCs w:val="24"/>
+        </w:rPr>
+        <w:t>)</w:t>
       </w:r>
       <w:proofErr w:type="gramStart"/>
       <w:r>
@@ -988,8 +1070,267 @@
     <w:p>
       <w:pPr>
         <w:pStyle w:val="ListParagraph"/>
-        <w:ind w:left="1440"/>
-        <w:jc w:val="both"/>
+        <w:ind w:left="2160"/>
+        <w:jc w:val="both"/>
+        <w:rPr>
+          <w:rFonts w:ascii="Times New Roman" w:hAnsi="Times New Roman" w:cs="Times New Roman"/>
+          <w:b/>
+          <w:bCs/>
+          <w:sz w:val="28"/>
+          <w:szCs w:val="28"/>
+        </w:rPr>
+      </w:pPr>
+    </w:p>
+    <w:p>
+      <w:pPr>
+        <w:pStyle w:val="ListParagraph"/>
+        <w:numPr>
+          <w:ilvl w:val="2"/>
+          <w:numId w:val="15"/>
+        </w:numPr>
+        <w:jc w:val="both"/>
+        <w:rPr>
+          <w:rFonts w:ascii="Times New Roman" w:hAnsi="Times New Roman" w:cs="Times New Roman"/>
+          <w:sz w:val="28"/>
+          <w:szCs w:val="28"/>
+        </w:rPr>
+      </w:pPr>
+      <w:r>
+        <w:rPr>
+          <w:rFonts w:ascii="Times New Roman" w:hAnsi="Times New Roman" w:cs="Times New Roman"/>
+          <w:sz w:val="24"/>
+          <w:szCs w:val="24"/>
+        </w:rPr>
+        <w:t>Create table employee (</w:t>
+      </w:r>
+      <w:proofErr w:type="spellStart"/>
+      <w:r>
+        <w:rPr>
+          <w:rFonts w:ascii="Times New Roman" w:hAnsi="Times New Roman" w:cs="Times New Roman"/>
+          <w:sz w:val="24"/>
+          <w:szCs w:val="24"/>
+        </w:rPr>
+        <w:t>emp_id</w:t>
+      </w:r>
+      <w:proofErr w:type="spellEnd"/>
+      <w:r>
+        <w:rPr>
+          <w:rFonts w:ascii="Times New Roman" w:hAnsi="Times New Roman" w:cs="Times New Roman"/>
+          <w:sz w:val="24"/>
+          <w:szCs w:val="24"/>
+        </w:rPr>
+        <w:t xml:space="preserve"> varchar (10) primary </w:t>
+      </w:r>
+      <w:proofErr w:type="spellStart"/>
+      <w:proofErr w:type="gramStart"/>
+      <w:r>
+        <w:rPr>
+          <w:rFonts w:ascii="Times New Roman" w:hAnsi="Times New Roman" w:cs="Times New Roman"/>
+          <w:sz w:val="24"/>
+          <w:szCs w:val="24"/>
+        </w:rPr>
+        <w:t>key,emp</w:t>
+      </w:r>
+      <w:proofErr w:type="gramEnd"/>
+      <w:r>
+        <w:rPr>
+          <w:rFonts w:ascii="Times New Roman" w:hAnsi="Times New Roman" w:cs="Times New Roman"/>
+          <w:sz w:val="24"/>
+          <w:szCs w:val="24"/>
+        </w:rPr>
+        <w:t>_name</w:t>
+      </w:r>
+      <w:proofErr w:type="spellEnd"/>
+      <w:r>
+        <w:rPr>
+          <w:rFonts w:ascii="Times New Roman" w:hAnsi="Times New Roman" w:cs="Times New Roman"/>
+          <w:sz w:val="24"/>
+          <w:szCs w:val="24"/>
+        </w:rPr>
+        <w:t xml:space="preserve"> varchar (30) not </w:t>
+      </w:r>
+      <w:proofErr w:type="spellStart"/>
+      <w:proofErr w:type="gramStart"/>
+      <w:r>
+        <w:rPr>
+          <w:rFonts w:ascii="Times New Roman" w:hAnsi="Times New Roman" w:cs="Times New Roman"/>
+          <w:sz w:val="24"/>
+          <w:szCs w:val="24"/>
+        </w:rPr>
+        <w:t>null,dept</w:t>
+      </w:r>
+      <w:proofErr w:type="gramEnd"/>
+      <w:r>
+        <w:rPr>
+          <w:rFonts w:ascii="Times New Roman" w:hAnsi="Times New Roman" w:cs="Times New Roman"/>
+          <w:sz w:val="24"/>
+          <w:szCs w:val="24"/>
+        </w:rPr>
+        <w:t>_id</w:t>
+      </w:r>
+      <w:proofErr w:type="spellEnd"/>
+      <w:r>
+        <w:rPr>
+          <w:rFonts w:ascii="Times New Roman" w:hAnsi="Times New Roman" w:cs="Times New Roman"/>
+          <w:sz w:val="24"/>
+          <w:szCs w:val="24"/>
+        </w:rPr>
+        <w:t xml:space="preserve"> int not </w:t>
+      </w:r>
+      <w:proofErr w:type="spellStart"/>
+      <w:proofErr w:type="gramStart"/>
+      <w:r>
+        <w:rPr>
+          <w:rFonts w:ascii="Times New Roman" w:hAnsi="Times New Roman" w:cs="Times New Roman"/>
+          <w:sz w:val="24"/>
+          <w:szCs w:val="24"/>
+        </w:rPr>
+        <w:t>null,proj</w:t>
+      </w:r>
+      <w:proofErr w:type="gramEnd"/>
+      <w:r>
+        <w:rPr>
+          <w:rFonts w:ascii="Times New Roman" w:hAnsi="Times New Roman" w:cs="Times New Roman"/>
+          <w:sz w:val="24"/>
+          <w:szCs w:val="24"/>
+        </w:rPr>
+        <w:t>_id</w:t>
+      </w:r>
+      <w:proofErr w:type="spellEnd"/>
+      <w:r>
+        <w:rPr>
+          <w:rFonts w:ascii="Times New Roman" w:hAnsi="Times New Roman" w:cs="Times New Roman"/>
+          <w:sz w:val="24"/>
+          <w:szCs w:val="24"/>
+        </w:rPr>
+        <w:t xml:space="preserve"> int not </w:t>
+      </w:r>
+      <w:proofErr w:type="spellStart"/>
+      <w:proofErr w:type="gramStart"/>
+      <w:r>
+        <w:rPr>
+          <w:rFonts w:ascii="Times New Roman" w:hAnsi="Times New Roman" w:cs="Times New Roman"/>
+          <w:sz w:val="24"/>
+          <w:szCs w:val="24"/>
+        </w:rPr>
+        <w:t>null,foreign</w:t>
+      </w:r>
+      <w:proofErr w:type="spellEnd"/>
+      <w:proofErr w:type="gramEnd"/>
+      <w:r>
+        <w:rPr>
+          <w:rFonts w:ascii="Times New Roman" w:hAnsi="Times New Roman" w:cs="Times New Roman"/>
+          <w:sz w:val="24"/>
+          <w:szCs w:val="24"/>
+        </w:rPr>
+        <w:t xml:space="preserve"> key (</w:t>
+      </w:r>
+      <w:proofErr w:type="spellStart"/>
+      <w:r>
+        <w:rPr>
+          <w:rFonts w:ascii="Times New Roman" w:hAnsi="Times New Roman" w:cs="Times New Roman"/>
+          <w:sz w:val="24"/>
+          <w:szCs w:val="24"/>
+        </w:rPr>
+        <w:t>dept_id</w:t>
+      </w:r>
+      <w:proofErr w:type="spellEnd"/>
+      <w:r>
+        <w:rPr>
+          <w:rFonts w:ascii="Times New Roman" w:hAnsi="Times New Roman" w:cs="Times New Roman"/>
+          <w:sz w:val="24"/>
+          <w:szCs w:val="24"/>
+        </w:rPr>
+        <w:t>) references department (</w:t>
+      </w:r>
+      <w:proofErr w:type="spellStart"/>
+      <w:r>
+        <w:rPr>
+          <w:rFonts w:ascii="Times New Roman" w:hAnsi="Times New Roman" w:cs="Times New Roman"/>
+          <w:sz w:val="24"/>
+          <w:szCs w:val="24"/>
+        </w:rPr>
+        <w:t>dept_id</w:t>
+      </w:r>
+      <w:proofErr w:type="spellEnd"/>
+      <w:r>
+        <w:rPr>
+          <w:rFonts w:ascii="Times New Roman" w:hAnsi="Times New Roman" w:cs="Times New Roman"/>
+          <w:sz w:val="24"/>
+          <w:szCs w:val="24"/>
+        </w:rPr>
+        <w:t xml:space="preserve">) on delete cascade on update </w:t>
+      </w:r>
+      <w:proofErr w:type="spellStart"/>
+      <w:proofErr w:type="gramStart"/>
+      <w:r>
+        <w:rPr>
+          <w:rFonts w:ascii="Times New Roman" w:hAnsi="Times New Roman" w:cs="Times New Roman"/>
+          <w:sz w:val="24"/>
+          <w:szCs w:val="24"/>
+        </w:rPr>
+        <w:t>cascade,foreign</w:t>
+      </w:r>
+      <w:proofErr w:type="spellEnd"/>
+      <w:proofErr w:type="gramEnd"/>
+      <w:r>
+        <w:rPr>
+          <w:rFonts w:ascii="Times New Roman" w:hAnsi="Times New Roman" w:cs="Times New Roman"/>
+          <w:sz w:val="24"/>
+          <w:szCs w:val="24"/>
+        </w:rPr>
+        <w:t xml:space="preserve"> key (</w:t>
+      </w:r>
+      <w:proofErr w:type="spellStart"/>
+      <w:r>
+        <w:rPr>
+          <w:rFonts w:ascii="Times New Roman" w:hAnsi="Times New Roman" w:cs="Times New Roman"/>
+          <w:sz w:val="24"/>
+          <w:szCs w:val="24"/>
+        </w:rPr>
+        <w:t>proj_id</w:t>
+      </w:r>
+      <w:proofErr w:type="spellEnd"/>
+      <w:r>
+        <w:rPr>
+          <w:rFonts w:ascii="Times New Roman" w:hAnsi="Times New Roman" w:cs="Times New Roman"/>
+          <w:sz w:val="24"/>
+          <w:szCs w:val="24"/>
+        </w:rPr>
+        <w:t>) references project (</w:t>
+      </w:r>
+      <w:proofErr w:type="spellStart"/>
+      <w:r>
+        <w:rPr>
+          <w:rFonts w:ascii="Times New Roman" w:hAnsi="Times New Roman" w:cs="Times New Roman"/>
+          <w:sz w:val="24"/>
+          <w:szCs w:val="24"/>
+        </w:rPr>
+        <w:t>proj_id</w:t>
+      </w:r>
+      <w:proofErr w:type="spellEnd"/>
+      <w:r>
+        <w:rPr>
+          <w:rFonts w:ascii="Times New Roman" w:hAnsi="Times New Roman" w:cs="Times New Roman"/>
+          <w:sz w:val="24"/>
+          <w:szCs w:val="24"/>
+        </w:rPr>
+        <w:t>) on delete cascade on update cascade</w:t>
+      </w:r>
+      <w:proofErr w:type="gramStart"/>
+      <w:r>
+        <w:rPr>
+          <w:rFonts w:ascii="Times New Roman" w:hAnsi="Times New Roman" w:cs="Times New Roman"/>
+          <w:sz w:val="24"/>
+          <w:szCs w:val="24"/>
+        </w:rPr>
+        <w:t>);</w:t>
+      </w:r>
+      <w:proofErr w:type="gramEnd"/>
+    </w:p>
+    <w:p>
+      <w:pPr>
+        <w:pStyle w:val="ListParagraph"/>
         <w:rPr>
           <w:rFonts w:ascii="Times New Roman" w:hAnsi="Times New Roman" w:cs="Times New Roman"/>
           <w:sz w:val="28"/>
@@ -1002,22 +1343,86 @@
         <w:pStyle w:val="ListParagraph"/>
         <w:numPr>
           <w:ilvl w:val="1"/>
-          <w:numId w:val="13"/>
+          <w:numId w:val="15"/>
         </w:numPr>
         <w:jc w:val="both"/>
         <w:rPr>
           <w:rFonts w:ascii="Times New Roman" w:hAnsi="Times New Roman" w:cs="Times New Roman"/>
-          <w:sz w:val="24"/>
-          <w:szCs w:val="24"/>
-        </w:rPr>
-      </w:pPr>
-      <w:r>
-        <w:rPr>
-          <w:rFonts w:ascii="Times New Roman" w:hAnsi="Times New Roman" w:cs="Times New Roman"/>
-          <w:sz w:val="24"/>
-          <w:szCs w:val="24"/>
-        </w:rPr>
-        <w:t>INSERT INTO</w:t>
+          <w:sz w:val="28"/>
+          <w:szCs w:val="28"/>
+        </w:rPr>
+      </w:pPr>
+      <w:r>
+        <w:rPr>
+          <w:rFonts w:ascii="Times New Roman" w:hAnsi="Times New Roman" w:cs="Times New Roman"/>
+          <w:sz w:val="28"/>
+          <w:szCs w:val="28"/>
+        </w:rPr>
+        <w:t>Insert queries:</w:t>
+      </w:r>
+    </w:p>
+    <w:p>
+      <w:pPr>
+        <w:pStyle w:val="ListParagraph"/>
+        <w:numPr>
+          <w:ilvl w:val="2"/>
+          <w:numId w:val="15"/>
+        </w:numPr>
+        <w:jc w:val="both"/>
+        <w:rPr>
+          <w:rFonts w:ascii="Times New Roman" w:hAnsi="Times New Roman" w:cs="Times New Roman"/>
+          <w:sz w:val="28"/>
+          <w:szCs w:val="28"/>
+        </w:rPr>
+      </w:pPr>
+      <w:r>
+        <w:rPr>
+          <w:rFonts w:ascii="Times New Roman" w:hAnsi="Times New Roman" w:cs="Times New Roman"/>
+          <w:sz w:val="24"/>
+          <w:szCs w:val="24"/>
+        </w:rPr>
+        <w:t>Insert into department values (1, '</w:t>
+      </w:r>
+      <w:r>
+        <w:rPr>
+          <w:rFonts w:ascii="Times New Roman" w:hAnsi="Times New Roman" w:cs="Times New Roman"/>
+          <w:sz w:val="24"/>
+          <w:szCs w:val="24"/>
+        </w:rPr>
+        <w:t>S</w:t>
+      </w:r>
+      <w:r>
+        <w:rPr>
+          <w:rFonts w:ascii="Times New Roman" w:hAnsi="Times New Roman" w:cs="Times New Roman"/>
+          <w:sz w:val="24"/>
+          <w:szCs w:val="24"/>
+        </w:rPr>
+        <w:t>ales'), (2, '</w:t>
+      </w:r>
+      <w:r>
+        <w:rPr>
+          <w:rFonts w:ascii="Times New Roman" w:hAnsi="Times New Roman" w:cs="Times New Roman"/>
+          <w:sz w:val="24"/>
+          <w:szCs w:val="24"/>
+        </w:rPr>
+        <w:t>M</w:t>
+      </w:r>
+      <w:r>
+        <w:rPr>
+          <w:rFonts w:ascii="Times New Roman" w:hAnsi="Times New Roman" w:cs="Times New Roman"/>
+          <w:sz w:val="24"/>
+          <w:szCs w:val="24"/>
+        </w:rPr>
+        <w:t>arketing'), (</w:t>
+      </w:r>
+      <w:proofErr w:type="gramStart"/>
+      <w:r>
+        <w:rPr>
+          <w:rFonts w:ascii="Times New Roman" w:hAnsi="Times New Roman" w:cs="Times New Roman"/>
+          <w:sz w:val="24"/>
+          <w:szCs w:val="24"/>
+        </w:rPr>
+        <w:t>3,</w:t>
       </w:r>
       <w:r>
         <w:rPr>
@@ -1033,7 +1438,83 @@
           <w:sz w:val="24"/>
           <w:szCs w:val="24"/>
         </w:rPr>
-        <w:t>PROJECT</w:t>
+        <w:t>‘</w:t>
+      </w:r>
+      <w:proofErr w:type="gramEnd"/>
+      <w:r>
+        <w:rPr>
+          <w:rFonts w:ascii="Times New Roman" w:hAnsi="Times New Roman" w:cs="Times New Roman"/>
+          <w:sz w:val="24"/>
+          <w:szCs w:val="24"/>
+        </w:rPr>
+        <w:t>L</w:t>
+      </w:r>
+      <w:r>
+        <w:rPr>
+          <w:rFonts w:ascii="Times New Roman" w:hAnsi="Times New Roman" w:cs="Times New Roman"/>
+          <w:sz w:val="24"/>
+          <w:szCs w:val="24"/>
+        </w:rPr>
+        <w:t>egal'), (4, '</w:t>
+      </w:r>
+      <w:r>
+        <w:rPr>
+          <w:rFonts w:ascii="Times New Roman" w:hAnsi="Times New Roman" w:cs="Times New Roman"/>
+          <w:sz w:val="24"/>
+          <w:szCs w:val="24"/>
+        </w:rPr>
+        <w:t>IT</w:t>
+      </w:r>
+      <w:r>
+        <w:rPr>
+          <w:rFonts w:ascii="Times New Roman" w:hAnsi="Times New Roman" w:cs="Times New Roman"/>
+          <w:sz w:val="24"/>
+          <w:szCs w:val="24"/>
+        </w:rPr>
+        <w:t>'), (</w:t>
+      </w:r>
+      <w:proofErr w:type="gramStart"/>
+      <w:r>
+        <w:rPr>
+          <w:rFonts w:ascii="Times New Roman" w:hAnsi="Times New Roman" w:cs="Times New Roman"/>
+          <w:sz w:val="24"/>
+          <w:szCs w:val="24"/>
+        </w:rPr>
+        <w:t xml:space="preserve">5, </w:t>
+      </w:r>
+      <w:r>
+        <w:rPr>
+          <w:rFonts w:ascii="Times New Roman" w:hAnsi="Times New Roman" w:cs="Times New Roman"/>
+          <w:sz w:val="24"/>
+          <w:szCs w:val="24"/>
+        </w:rPr>
+        <w:t>‘</w:t>
+      </w:r>
+      <w:proofErr w:type="gramEnd"/>
+      <w:r>
+        <w:rPr>
+          <w:rFonts w:ascii="Times New Roman" w:hAnsi="Times New Roman" w:cs="Times New Roman"/>
+          <w:sz w:val="24"/>
+          <w:szCs w:val="24"/>
+        </w:rPr>
+        <w:t>A</w:t>
+      </w:r>
+      <w:r>
+        <w:rPr>
+          <w:rFonts w:ascii="Times New Roman" w:hAnsi="Times New Roman" w:cs="Times New Roman"/>
+          <w:sz w:val="24"/>
+          <w:szCs w:val="24"/>
+        </w:rPr>
+        <w:t>ccounts'</w:t>
+      </w:r>
+      <w:proofErr w:type="gramStart"/>
+      <w:r>
+        <w:rPr>
+          <w:rFonts w:ascii="Times New Roman" w:hAnsi="Times New Roman" w:cs="Times New Roman"/>
+          <w:sz w:val="24"/>
+          <w:szCs w:val="24"/>
+        </w:rPr>
+        <w:t>),</w:t>
       </w:r>
       <w:r>
         <w:rPr>
@@ -1049,23 +1530,32 @@
           <w:sz w:val="24"/>
           <w:szCs w:val="24"/>
         </w:rPr>
-        <w:t>VALUES</w:t>
-      </w:r>
-      <w:r>
-        <w:rPr>
-          <w:rFonts w:ascii="Times New Roman" w:hAnsi="Times New Roman" w:cs="Times New Roman"/>
-          <w:sz w:val="24"/>
-          <w:szCs w:val="24"/>
-        </w:rPr>
-        <w:t xml:space="preserve"> </w:t>
-      </w:r>
-      <w:r>
-        <w:rPr>
-          <w:rFonts w:ascii="Times New Roman" w:hAnsi="Times New Roman" w:cs="Times New Roman"/>
-          <w:sz w:val="24"/>
-          <w:szCs w:val="24"/>
-        </w:rPr>
-        <w:t>(1000, 'Lead Gen Campaign', 1</w:t>
+        <w:t xml:space="preserve"> (</w:t>
+      </w:r>
+      <w:proofErr w:type="gramEnd"/>
+      <w:r>
+        <w:rPr>
+          <w:rFonts w:ascii="Times New Roman" w:hAnsi="Times New Roman" w:cs="Times New Roman"/>
+          <w:sz w:val="24"/>
+          <w:szCs w:val="24"/>
+        </w:rPr>
+        <w:t>6, '</w:t>
+      </w:r>
+      <w:r>
+        <w:rPr>
+          <w:rFonts w:ascii="Times New Roman" w:hAnsi="Times New Roman" w:cs="Times New Roman"/>
+          <w:sz w:val="24"/>
+          <w:szCs w:val="24"/>
+        </w:rPr>
+        <w:t>HR</w:t>
+      </w:r>
+      <w:r>
+        <w:rPr>
+          <w:rFonts w:ascii="Times New Roman" w:hAnsi="Times New Roman" w:cs="Times New Roman"/>
+          <w:sz w:val="24"/>
+          <w:szCs w:val="24"/>
+        </w:rPr>
+        <w:t>'</w:t>
       </w:r>
       <w:proofErr w:type="gramStart"/>
       <w:r>
@@ -1074,917 +1564,33 @@
           <w:sz w:val="24"/>
           <w:szCs w:val="24"/>
         </w:rPr>
-        <w:t>)</w:t>
-      </w:r>
-      <w:r>
-        <w:rPr>
-          <w:rFonts w:ascii="Times New Roman" w:hAnsi="Times New Roman" w:cs="Times New Roman"/>
-          <w:sz w:val="24"/>
-          <w:szCs w:val="24"/>
-        </w:rPr>
-        <w:t>;</w:t>
+        <w:t>);</w:t>
       </w:r>
       <w:proofErr w:type="gramEnd"/>
     </w:p>
     <w:p>
       <w:pPr>
         <w:pStyle w:val="ListParagraph"/>
-        <w:rPr>
-          <w:rFonts w:ascii="Times New Roman" w:hAnsi="Times New Roman" w:cs="Times New Roman"/>
-          <w:sz w:val="28"/>
-          <w:szCs w:val="28"/>
-        </w:rPr>
-      </w:pPr>
-    </w:p>
-    <w:p>
-      <w:pPr>
-        <w:pStyle w:val="ListParagraph"/>
-        <w:numPr>
-          <w:ilvl w:val="1"/>
-          <w:numId w:val="13"/>
-        </w:numPr>
-        <w:jc w:val="both"/>
-        <w:rPr>
-          <w:rFonts w:ascii="Times New Roman" w:hAnsi="Times New Roman" w:cs="Times New Roman"/>
-          <w:sz w:val="24"/>
-          <w:szCs w:val="24"/>
-        </w:rPr>
-      </w:pPr>
-      <w:r>
-        <w:rPr>
-          <w:rFonts w:ascii="Times New Roman" w:hAnsi="Times New Roman" w:cs="Times New Roman"/>
-          <w:sz w:val="24"/>
-          <w:szCs w:val="24"/>
-        </w:rPr>
-        <w:t>INSERT INTO</w:t>
-      </w:r>
-      <w:r>
-        <w:rPr>
-          <w:rFonts w:ascii="Times New Roman" w:hAnsi="Times New Roman" w:cs="Times New Roman"/>
-          <w:sz w:val="24"/>
-          <w:szCs w:val="24"/>
-        </w:rPr>
-        <w:t xml:space="preserve"> </w:t>
-      </w:r>
-      <w:r>
-        <w:rPr>
-          <w:rFonts w:ascii="Times New Roman" w:hAnsi="Times New Roman" w:cs="Times New Roman"/>
-          <w:sz w:val="24"/>
-          <w:szCs w:val="24"/>
-        </w:rPr>
-        <w:t>EMPLOYEE VALUES</w:t>
-      </w:r>
-      <w:r>
-        <w:rPr>
-          <w:rFonts w:ascii="Times New Roman" w:hAnsi="Times New Roman" w:cs="Times New Roman"/>
-          <w:sz w:val="24"/>
-          <w:szCs w:val="24"/>
-        </w:rPr>
-        <w:t xml:space="preserve"> </w:t>
-      </w:r>
-      <w:r>
-        <w:rPr>
-          <w:rFonts w:ascii="Times New Roman" w:hAnsi="Times New Roman" w:cs="Times New Roman"/>
-          <w:sz w:val="24"/>
-          <w:szCs w:val="24"/>
-        </w:rPr>
-        <w:t>('E100', 'Vikram Singh', 1, 1000</w:t>
-      </w:r>
-      <w:proofErr w:type="gramStart"/>
-      <w:r>
-        <w:rPr>
-          <w:rFonts w:ascii="Times New Roman" w:hAnsi="Times New Roman" w:cs="Times New Roman"/>
-          <w:sz w:val="24"/>
-          <w:szCs w:val="24"/>
-        </w:rPr>
-        <w:t>)</w:t>
-      </w:r>
-      <w:r>
-        <w:rPr>
-          <w:rFonts w:ascii="Times New Roman" w:hAnsi="Times New Roman" w:cs="Times New Roman"/>
-          <w:sz w:val="24"/>
-          <w:szCs w:val="24"/>
-        </w:rPr>
-        <w:t>;</w:t>
-      </w:r>
-      <w:proofErr w:type="gramEnd"/>
-    </w:p>
-    <w:p>
-      <w:pPr>
-        <w:pStyle w:val="ListParagraph"/>
-        <w:ind w:left="1440"/>
-        <w:jc w:val="both"/>
-        <w:rPr>
-          <w:rFonts w:ascii="Times New Roman" w:hAnsi="Times New Roman" w:cs="Times New Roman"/>
-          <w:sz w:val="28"/>
-          <w:szCs w:val="28"/>
-        </w:rPr>
-      </w:pPr>
-    </w:p>
-    <w:p>
-      <w:pPr>
-        <w:pStyle w:val="ListParagraph"/>
-        <w:numPr>
-          <w:ilvl w:val="0"/>
-          <w:numId w:val="13"/>
-        </w:numPr>
-        <w:jc w:val="both"/>
-        <w:rPr>
-          <w:rFonts w:ascii="Times New Roman" w:hAnsi="Times New Roman" w:cs="Times New Roman"/>
-          <w:sz w:val="28"/>
-          <w:szCs w:val="28"/>
-        </w:rPr>
-      </w:pPr>
-      <w:r>
-        <w:rPr>
-          <w:rFonts w:ascii="Times New Roman" w:hAnsi="Times New Roman" w:cs="Times New Roman"/>
-          <w:sz w:val="28"/>
-          <w:szCs w:val="28"/>
-        </w:rPr>
-        <w:t>DML UPDATE and DELETE</w:t>
-      </w:r>
-    </w:p>
-    <w:p>
-      <w:pPr>
-        <w:pStyle w:val="ListParagraph"/>
-        <w:numPr>
-          <w:ilvl w:val="1"/>
-          <w:numId w:val="13"/>
-        </w:numPr>
-        <w:jc w:val="both"/>
-        <w:rPr>
-          <w:rFonts w:ascii="Times New Roman" w:hAnsi="Times New Roman" w:cs="Times New Roman"/>
-          <w:sz w:val="24"/>
-          <w:szCs w:val="24"/>
-        </w:rPr>
-      </w:pPr>
-      <w:r>
-        <w:rPr>
-          <w:rFonts w:ascii="Times New Roman" w:hAnsi="Times New Roman" w:cs="Times New Roman"/>
-          <w:sz w:val="24"/>
-          <w:szCs w:val="24"/>
-        </w:rPr>
-        <w:t>U</w:t>
-      </w:r>
-      <w:r>
-        <w:rPr>
-          <w:rFonts w:ascii="Times New Roman" w:hAnsi="Times New Roman" w:cs="Times New Roman"/>
-          <w:sz w:val="24"/>
-          <w:szCs w:val="24"/>
-        </w:rPr>
-        <w:t>PDATE EMPLOYEE</w:t>
-      </w:r>
-      <w:r>
-        <w:rPr>
-          <w:rFonts w:ascii="Times New Roman" w:hAnsi="Times New Roman" w:cs="Times New Roman"/>
-          <w:sz w:val="24"/>
-          <w:szCs w:val="24"/>
-        </w:rPr>
-        <w:t xml:space="preserve"> </w:t>
-      </w:r>
-      <w:r>
-        <w:rPr>
-          <w:rFonts w:ascii="Times New Roman" w:hAnsi="Times New Roman" w:cs="Times New Roman"/>
-          <w:sz w:val="24"/>
-          <w:szCs w:val="24"/>
-        </w:rPr>
-        <w:t>SET</w:t>
-      </w:r>
-      <w:r>
-        <w:rPr>
-          <w:rFonts w:ascii="Times New Roman" w:hAnsi="Times New Roman" w:cs="Times New Roman"/>
-          <w:sz w:val="24"/>
-          <w:szCs w:val="24"/>
-        </w:rPr>
-        <w:t xml:space="preserve"> </w:t>
-      </w:r>
-      <w:r>
-        <w:rPr>
-          <w:rFonts w:ascii="Times New Roman" w:hAnsi="Times New Roman" w:cs="Times New Roman"/>
-          <w:sz w:val="24"/>
-          <w:szCs w:val="24"/>
-        </w:rPr>
-        <w:t>PROJ_ID = 6000</w:t>
-      </w:r>
-      <w:r>
-        <w:rPr>
-          <w:rFonts w:ascii="Times New Roman" w:hAnsi="Times New Roman" w:cs="Times New Roman"/>
-          <w:sz w:val="24"/>
-          <w:szCs w:val="24"/>
-        </w:rPr>
-        <w:t xml:space="preserve"> </w:t>
-      </w:r>
-      <w:r>
-        <w:rPr>
-          <w:rFonts w:ascii="Times New Roman" w:hAnsi="Times New Roman" w:cs="Times New Roman"/>
-          <w:sz w:val="24"/>
-          <w:szCs w:val="24"/>
-        </w:rPr>
-        <w:t>WHERE</w:t>
-      </w:r>
-      <w:r>
-        <w:rPr>
-          <w:rFonts w:ascii="Times New Roman" w:hAnsi="Times New Roman" w:cs="Times New Roman"/>
-          <w:sz w:val="24"/>
-          <w:szCs w:val="24"/>
-        </w:rPr>
-        <w:t xml:space="preserve"> </w:t>
-      </w:r>
-      <w:r>
-        <w:rPr>
-          <w:rFonts w:ascii="Times New Roman" w:hAnsi="Times New Roman" w:cs="Times New Roman"/>
-          <w:sz w:val="24"/>
-          <w:szCs w:val="24"/>
-        </w:rPr>
-        <w:t xml:space="preserve">PROJ_ID = </w:t>
-      </w:r>
-      <w:proofErr w:type="gramStart"/>
-      <w:r>
-        <w:rPr>
-          <w:rFonts w:ascii="Times New Roman" w:hAnsi="Times New Roman" w:cs="Times New Roman"/>
-          <w:sz w:val="24"/>
-          <w:szCs w:val="24"/>
-        </w:rPr>
-        <w:t>6001;</w:t>
-      </w:r>
-      <w:proofErr w:type="gramEnd"/>
-    </w:p>
-    <w:p>
-      <w:pPr>
-        <w:pStyle w:val="ListParagraph"/>
-        <w:ind w:left="1440"/>
-        <w:jc w:val="both"/>
-        <w:rPr>
-          <w:rFonts w:ascii="Times New Roman" w:hAnsi="Times New Roman" w:cs="Times New Roman"/>
-          <w:sz w:val="28"/>
-          <w:szCs w:val="28"/>
-        </w:rPr>
-      </w:pPr>
-    </w:p>
-    <w:p>
-      <w:pPr>
-        <w:pStyle w:val="ListParagraph"/>
-        <w:numPr>
-          <w:ilvl w:val="1"/>
-          <w:numId w:val="13"/>
-        </w:numPr>
-        <w:jc w:val="both"/>
-        <w:rPr>
-          <w:rFonts w:ascii="Times New Roman" w:hAnsi="Times New Roman" w:cs="Times New Roman"/>
-          <w:sz w:val="24"/>
-          <w:szCs w:val="24"/>
-        </w:rPr>
-      </w:pPr>
-      <w:r>
-        <w:rPr>
-          <w:rFonts w:ascii="Times New Roman" w:hAnsi="Times New Roman" w:cs="Times New Roman"/>
-          <w:sz w:val="24"/>
-          <w:szCs w:val="24"/>
-        </w:rPr>
-        <w:t>DELETE FROM PROJECT</w:t>
-      </w:r>
-      <w:r>
-        <w:rPr>
-          <w:rFonts w:ascii="Times New Roman" w:hAnsi="Times New Roman" w:cs="Times New Roman"/>
-          <w:sz w:val="24"/>
-          <w:szCs w:val="24"/>
-        </w:rPr>
-        <w:t xml:space="preserve"> </w:t>
-      </w:r>
-      <w:r>
-        <w:rPr>
-          <w:rFonts w:ascii="Times New Roman" w:hAnsi="Times New Roman" w:cs="Times New Roman"/>
-          <w:sz w:val="24"/>
-          <w:szCs w:val="24"/>
-        </w:rPr>
-        <w:t>WHERE</w:t>
-      </w:r>
-      <w:r>
-        <w:rPr>
-          <w:rFonts w:ascii="Times New Roman" w:hAnsi="Times New Roman" w:cs="Times New Roman"/>
-          <w:sz w:val="24"/>
-          <w:szCs w:val="24"/>
-        </w:rPr>
-        <w:t xml:space="preserve"> </w:t>
-      </w:r>
-      <w:r>
-        <w:rPr>
-          <w:rFonts w:ascii="Times New Roman" w:hAnsi="Times New Roman" w:cs="Times New Roman"/>
-          <w:sz w:val="24"/>
-          <w:szCs w:val="24"/>
-        </w:rPr>
-        <w:t xml:space="preserve">DEPT_ID = </w:t>
-      </w:r>
-      <w:proofErr w:type="gramStart"/>
-      <w:r>
-        <w:rPr>
-          <w:rFonts w:ascii="Times New Roman" w:hAnsi="Times New Roman" w:cs="Times New Roman"/>
-          <w:sz w:val="24"/>
-          <w:szCs w:val="24"/>
-        </w:rPr>
-        <w:t>3;</w:t>
-      </w:r>
-      <w:proofErr w:type="gramEnd"/>
-    </w:p>
-    <w:p>
-      <w:pPr>
-        <w:pStyle w:val="ListParagraph"/>
-        <w:ind w:left="1440"/>
-        <w:jc w:val="both"/>
-        <w:rPr>
-          <w:rFonts w:ascii="Times New Roman" w:hAnsi="Times New Roman" w:cs="Times New Roman"/>
-          <w:sz w:val="28"/>
-          <w:szCs w:val="28"/>
-        </w:rPr>
-      </w:pPr>
-    </w:p>
-    <w:p>
-      <w:pPr>
-        <w:pStyle w:val="ListParagraph"/>
-        <w:numPr>
-          <w:ilvl w:val="0"/>
-          <w:numId w:val="13"/>
-        </w:numPr>
-        <w:jc w:val="both"/>
-        <w:rPr>
-          <w:rFonts w:ascii="Times New Roman" w:hAnsi="Times New Roman" w:cs="Times New Roman"/>
-          <w:sz w:val="28"/>
-          <w:szCs w:val="28"/>
-        </w:rPr>
-      </w:pPr>
-      <w:r>
-        <w:rPr>
-          <w:rFonts w:ascii="Times New Roman" w:hAnsi="Times New Roman" w:cs="Times New Roman"/>
-          <w:sz w:val="28"/>
-          <w:szCs w:val="28"/>
-        </w:rPr>
-        <w:t>Access Control and Securit</w:t>
-      </w:r>
-      <w:r>
-        <w:rPr>
-          <w:rFonts w:ascii="Times New Roman" w:hAnsi="Times New Roman" w:cs="Times New Roman"/>
-          <w:sz w:val="28"/>
-          <w:szCs w:val="28"/>
-        </w:rPr>
-        <w:t>y</w:t>
-      </w:r>
-    </w:p>
-    <w:p>
-      <w:pPr>
-        <w:pStyle w:val="ListParagraph"/>
-        <w:numPr>
-          <w:ilvl w:val="1"/>
-          <w:numId w:val="13"/>
-        </w:numPr>
-        <w:jc w:val="both"/>
-        <w:rPr>
-          <w:rFonts w:ascii="Times New Roman" w:hAnsi="Times New Roman" w:cs="Times New Roman"/>
-          <w:sz w:val="24"/>
-          <w:szCs w:val="24"/>
-        </w:rPr>
-      </w:pPr>
-      <w:r>
-        <w:rPr>
-          <w:rFonts w:ascii="Times New Roman" w:hAnsi="Times New Roman" w:cs="Times New Roman"/>
-          <w:sz w:val="28"/>
-          <w:szCs w:val="28"/>
-        </w:rPr>
-        <w:t>C</w:t>
-      </w:r>
-      <w:r>
-        <w:rPr>
-          <w:rFonts w:ascii="Times New Roman" w:hAnsi="Times New Roman" w:cs="Times New Roman"/>
-          <w:sz w:val="28"/>
-          <w:szCs w:val="28"/>
-        </w:rPr>
-        <w:t>reating a user</w:t>
-      </w:r>
-      <w:r>
-        <w:rPr>
-          <w:rFonts w:ascii="Times New Roman" w:hAnsi="Times New Roman" w:cs="Times New Roman"/>
-          <w:sz w:val="28"/>
-          <w:szCs w:val="28"/>
-        </w:rPr>
-        <w:t xml:space="preserve">: </w:t>
-      </w:r>
-      <w:r>
-        <w:rPr>
-          <w:rFonts w:ascii="Times New Roman" w:hAnsi="Times New Roman" w:cs="Times New Roman"/>
-          <w:sz w:val="24"/>
-          <w:szCs w:val="24"/>
-        </w:rPr>
-        <w:t>CREATE USER REPORTER WITH PASSWORD 'reporter@123</w:t>
-      </w:r>
-      <w:proofErr w:type="gramStart"/>
-      <w:r>
-        <w:rPr>
-          <w:rFonts w:ascii="Times New Roman" w:hAnsi="Times New Roman" w:cs="Times New Roman"/>
-          <w:sz w:val="24"/>
-          <w:szCs w:val="24"/>
-        </w:rPr>
-        <w:t>';</w:t>
-      </w:r>
-      <w:proofErr w:type="gramEnd"/>
-    </w:p>
-    <w:p>
-      <w:pPr>
-        <w:pStyle w:val="ListParagraph"/>
-        <w:ind w:left="1440"/>
-        <w:jc w:val="both"/>
-        <w:rPr>
-          <w:rFonts w:ascii="Times New Roman" w:hAnsi="Times New Roman" w:cs="Times New Roman"/>
-          <w:sz w:val="28"/>
-          <w:szCs w:val="28"/>
-        </w:rPr>
-      </w:pPr>
-    </w:p>
-    <w:p>
-      <w:pPr>
-        <w:pStyle w:val="ListParagraph"/>
-        <w:numPr>
-          <w:ilvl w:val="1"/>
-          <w:numId w:val="13"/>
-        </w:numPr>
-        <w:jc w:val="both"/>
-        <w:rPr>
-          <w:rFonts w:ascii="Times New Roman" w:hAnsi="Times New Roman" w:cs="Times New Roman"/>
-          <w:sz w:val="24"/>
-          <w:szCs w:val="24"/>
-        </w:rPr>
-      </w:pPr>
-      <w:r>
-        <w:rPr>
-          <w:rFonts w:ascii="Times New Roman" w:hAnsi="Times New Roman" w:cs="Times New Roman"/>
-          <w:sz w:val="28"/>
-          <w:szCs w:val="28"/>
-        </w:rPr>
-        <w:t>G</w:t>
-      </w:r>
-      <w:r>
-        <w:rPr>
-          <w:rFonts w:ascii="Times New Roman" w:hAnsi="Times New Roman" w:cs="Times New Roman"/>
-          <w:sz w:val="28"/>
-          <w:szCs w:val="28"/>
-        </w:rPr>
-        <w:t>ranting select privileges</w:t>
-      </w:r>
-      <w:r>
-        <w:rPr>
-          <w:rFonts w:ascii="Times New Roman" w:hAnsi="Times New Roman" w:cs="Times New Roman"/>
-          <w:sz w:val="28"/>
-          <w:szCs w:val="28"/>
-        </w:rPr>
-        <w:t xml:space="preserve">: </w:t>
-      </w:r>
-      <w:r>
-        <w:rPr>
-          <w:rFonts w:ascii="Times New Roman" w:hAnsi="Times New Roman" w:cs="Times New Roman"/>
-          <w:sz w:val="24"/>
-          <w:szCs w:val="24"/>
-        </w:rPr>
-        <w:t xml:space="preserve">GRANT SELECT ON EMPLOYEE, DEPARTMENT, PROJECT TO </w:t>
-      </w:r>
-      <w:proofErr w:type="gramStart"/>
-      <w:r>
-        <w:rPr>
-          <w:rFonts w:ascii="Times New Roman" w:hAnsi="Times New Roman" w:cs="Times New Roman"/>
-          <w:sz w:val="24"/>
-          <w:szCs w:val="24"/>
-        </w:rPr>
-        <w:t>REPORTER;</w:t>
-      </w:r>
-      <w:proofErr w:type="gramEnd"/>
-    </w:p>
-    <w:p>
-      <w:pPr>
-        <w:pStyle w:val="ListParagraph"/>
-        <w:ind w:left="1440"/>
-        <w:jc w:val="both"/>
-        <w:rPr>
-          <w:rFonts w:ascii="Times New Roman" w:hAnsi="Times New Roman" w:cs="Times New Roman"/>
-          <w:sz w:val="28"/>
-          <w:szCs w:val="28"/>
-        </w:rPr>
-      </w:pPr>
-    </w:p>
-    <w:p>
-      <w:pPr>
-        <w:pStyle w:val="ListParagraph"/>
-        <w:numPr>
-          <w:ilvl w:val="1"/>
-          <w:numId w:val="13"/>
-        </w:numPr>
-        <w:jc w:val="both"/>
-        <w:rPr>
-          <w:rFonts w:ascii="Times New Roman" w:hAnsi="Times New Roman" w:cs="Times New Roman"/>
-          <w:sz w:val="24"/>
-          <w:szCs w:val="24"/>
-        </w:rPr>
-      </w:pPr>
-      <w:r>
-        <w:rPr>
-          <w:rFonts w:ascii="Times New Roman" w:hAnsi="Times New Roman" w:cs="Times New Roman"/>
-          <w:sz w:val="28"/>
-          <w:szCs w:val="28"/>
-        </w:rPr>
-        <w:t>E</w:t>
-      </w:r>
-      <w:r>
-        <w:rPr>
-          <w:rFonts w:ascii="Times New Roman" w:hAnsi="Times New Roman" w:cs="Times New Roman"/>
-          <w:sz w:val="28"/>
-          <w:szCs w:val="28"/>
-        </w:rPr>
-        <w:t xml:space="preserve">xplicitly revoking </w:t>
-      </w:r>
-      <w:proofErr w:type="gramStart"/>
-      <w:r>
-        <w:rPr>
-          <w:rFonts w:ascii="Times New Roman" w:hAnsi="Times New Roman" w:cs="Times New Roman"/>
-          <w:sz w:val="28"/>
-          <w:szCs w:val="28"/>
-        </w:rPr>
-        <w:t>create</w:t>
-      </w:r>
-      <w:proofErr w:type="gramEnd"/>
-      <w:r>
-        <w:rPr>
-          <w:rFonts w:ascii="Times New Roman" w:hAnsi="Times New Roman" w:cs="Times New Roman"/>
-          <w:sz w:val="28"/>
-          <w:szCs w:val="28"/>
-        </w:rPr>
-        <w:t xml:space="preserve"> </w:t>
-      </w:r>
-      <w:r>
-        <w:rPr>
-          <w:rFonts w:ascii="Times New Roman" w:hAnsi="Times New Roman" w:cs="Times New Roman"/>
-          <w:sz w:val="28"/>
-          <w:szCs w:val="28"/>
-        </w:rPr>
-        <w:t>privilege</w:t>
-      </w:r>
-      <w:r>
-        <w:rPr>
-          <w:rFonts w:ascii="Times New Roman" w:hAnsi="Times New Roman" w:cs="Times New Roman"/>
-          <w:sz w:val="28"/>
-          <w:szCs w:val="28"/>
-        </w:rPr>
-        <w:t xml:space="preserve"> on the DB</w:t>
-      </w:r>
-      <w:r>
-        <w:rPr>
-          <w:rFonts w:ascii="Times New Roman" w:hAnsi="Times New Roman" w:cs="Times New Roman"/>
-          <w:sz w:val="28"/>
-          <w:szCs w:val="28"/>
-        </w:rPr>
-        <w:t xml:space="preserve">: </w:t>
-      </w:r>
-      <w:r>
-        <w:rPr>
-          <w:rFonts w:ascii="Times New Roman" w:hAnsi="Times New Roman" w:cs="Times New Roman"/>
-          <w:sz w:val="24"/>
-          <w:szCs w:val="24"/>
-        </w:rPr>
-        <w:t xml:space="preserve">REVOKE CREATE ON SCHEMA PUBLIC FROM </w:t>
-      </w:r>
-      <w:proofErr w:type="gramStart"/>
-      <w:r>
-        <w:rPr>
-          <w:rFonts w:ascii="Times New Roman" w:hAnsi="Times New Roman" w:cs="Times New Roman"/>
-          <w:sz w:val="24"/>
-          <w:szCs w:val="24"/>
-        </w:rPr>
-        <w:t>REPORTER;</w:t>
-      </w:r>
-      <w:proofErr w:type="gramEnd"/>
-    </w:p>
-    <w:p>
-      <w:pPr>
-        <w:pStyle w:val="ListParagraph"/>
-        <w:ind w:left="1440"/>
-        <w:jc w:val="both"/>
-        <w:rPr>
-          <w:rFonts w:ascii="Times New Roman" w:hAnsi="Times New Roman" w:cs="Times New Roman"/>
-          <w:sz w:val="28"/>
-          <w:szCs w:val="28"/>
-        </w:rPr>
-      </w:pPr>
-    </w:p>
-    <w:p>
-      <w:pPr>
-        <w:pStyle w:val="ListParagraph"/>
-        <w:numPr>
-          <w:ilvl w:val="0"/>
-          <w:numId w:val="13"/>
-        </w:numPr>
-        <w:jc w:val="both"/>
-        <w:rPr>
-          <w:rFonts w:ascii="Times New Roman" w:hAnsi="Times New Roman" w:cs="Times New Roman"/>
-          <w:sz w:val="28"/>
-          <w:szCs w:val="28"/>
-        </w:rPr>
-      </w:pPr>
-      <w:r>
-        <w:rPr>
-          <w:rFonts w:ascii="Times New Roman" w:hAnsi="Times New Roman" w:cs="Times New Roman"/>
-          <w:sz w:val="28"/>
-          <w:szCs w:val="28"/>
-        </w:rPr>
-        <w:t>S</w:t>
-      </w:r>
-      <w:r>
-        <w:rPr>
-          <w:rFonts w:ascii="Times New Roman" w:hAnsi="Times New Roman" w:cs="Times New Roman"/>
-          <w:sz w:val="28"/>
-          <w:szCs w:val="28"/>
-        </w:rPr>
-        <w:t>chema modification</w:t>
-      </w:r>
-    </w:p>
-    <w:p>
-      <w:pPr>
-        <w:pStyle w:val="ListParagraph"/>
-        <w:numPr>
-          <w:ilvl w:val="1"/>
-          <w:numId w:val="13"/>
-        </w:numPr>
-        <w:jc w:val="both"/>
-        <w:rPr>
-          <w:rFonts w:ascii="Times New Roman" w:hAnsi="Times New Roman" w:cs="Times New Roman"/>
-          <w:sz w:val="28"/>
-          <w:szCs w:val="28"/>
-        </w:rPr>
-      </w:pPr>
-      <w:r>
-        <w:rPr>
-          <w:rFonts w:ascii="Times New Roman" w:hAnsi="Times New Roman" w:cs="Times New Roman"/>
-          <w:sz w:val="28"/>
-          <w:szCs w:val="28"/>
-        </w:rPr>
-        <w:t>A</w:t>
-      </w:r>
-      <w:r>
-        <w:rPr>
-          <w:rFonts w:ascii="Times New Roman" w:hAnsi="Times New Roman" w:cs="Times New Roman"/>
-          <w:sz w:val="28"/>
-          <w:szCs w:val="28"/>
-        </w:rPr>
-        <w:t>lter table</w:t>
-      </w:r>
-      <w:r>
-        <w:rPr>
-          <w:rFonts w:ascii="Times New Roman" w:hAnsi="Times New Roman" w:cs="Times New Roman"/>
-          <w:sz w:val="28"/>
-          <w:szCs w:val="28"/>
-        </w:rPr>
-        <w:t xml:space="preserve">: </w:t>
-      </w:r>
-      <w:r>
-        <w:rPr>
-          <w:rFonts w:ascii="Times New Roman" w:hAnsi="Times New Roman" w:cs="Times New Roman"/>
-          <w:sz w:val="24"/>
-          <w:szCs w:val="24"/>
-        </w:rPr>
-        <w:t xml:space="preserve">ALTER TABLE EMPLOYEE ADD COLUMN BASE_SAL </w:t>
-      </w:r>
-      <w:proofErr w:type="gramStart"/>
-      <w:r>
-        <w:rPr>
-          <w:rFonts w:ascii="Times New Roman" w:hAnsi="Times New Roman" w:cs="Times New Roman"/>
-          <w:sz w:val="24"/>
-          <w:szCs w:val="24"/>
-        </w:rPr>
-        <w:t>INT;</w:t>
-      </w:r>
-      <w:proofErr w:type="gramEnd"/>
-    </w:p>
-    <w:p>
-      <w:pPr>
-        <w:pStyle w:val="ListParagraph"/>
-        <w:ind w:left="1440"/>
-        <w:jc w:val="both"/>
-        <w:rPr>
-          <w:rFonts w:ascii="Times New Roman" w:hAnsi="Times New Roman" w:cs="Times New Roman"/>
-          <w:sz w:val="28"/>
-          <w:szCs w:val="28"/>
-        </w:rPr>
-      </w:pPr>
-    </w:p>
-    <w:p>
-      <w:pPr>
-        <w:pStyle w:val="ListParagraph"/>
-        <w:numPr>
-          <w:ilvl w:val="1"/>
-          <w:numId w:val="13"/>
-        </w:numPr>
-        <w:jc w:val="both"/>
-        <w:rPr>
-          <w:rFonts w:ascii="Times New Roman" w:hAnsi="Times New Roman" w:cs="Times New Roman"/>
-          <w:sz w:val="28"/>
-          <w:szCs w:val="28"/>
-        </w:rPr>
-      </w:pPr>
-      <w:r>
-        <w:rPr>
-          <w:rFonts w:ascii="Times New Roman" w:hAnsi="Times New Roman" w:cs="Times New Roman"/>
-          <w:sz w:val="28"/>
-          <w:szCs w:val="28"/>
-        </w:rPr>
-        <w:t>A</w:t>
-      </w:r>
-      <w:r>
-        <w:rPr>
-          <w:rFonts w:ascii="Times New Roman" w:hAnsi="Times New Roman" w:cs="Times New Roman"/>
-          <w:sz w:val="28"/>
-          <w:szCs w:val="28"/>
-        </w:rPr>
-        <w:t>lter table to remove foreign key constraint further to drop project table</w:t>
-      </w:r>
-      <w:r>
-        <w:rPr>
-          <w:rFonts w:ascii="Times New Roman" w:hAnsi="Times New Roman" w:cs="Times New Roman"/>
-          <w:sz w:val="28"/>
-          <w:szCs w:val="28"/>
-        </w:rPr>
-        <w:t xml:space="preserve">: </w:t>
-      </w:r>
-      <w:r>
-        <w:rPr>
-          <w:rFonts w:ascii="Times New Roman" w:hAnsi="Times New Roman" w:cs="Times New Roman"/>
-          <w:sz w:val="24"/>
-          <w:szCs w:val="24"/>
-        </w:rPr>
-        <w:t>ALTER TABLE EMPLOYEE DROP CONSTRAINT EMPLOYEE_PROJ_ID_</w:t>
-      </w:r>
-      <w:proofErr w:type="gramStart"/>
-      <w:r>
-        <w:rPr>
-          <w:rFonts w:ascii="Times New Roman" w:hAnsi="Times New Roman" w:cs="Times New Roman"/>
-          <w:sz w:val="24"/>
-          <w:szCs w:val="24"/>
-        </w:rPr>
-        <w:t>FKEY;</w:t>
-      </w:r>
-      <w:proofErr w:type="gramEnd"/>
-    </w:p>
-    <w:p>
-      <w:pPr>
-        <w:pStyle w:val="ListParagraph"/>
-        <w:rPr>
-          <w:rFonts w:ascii="Times New Roman" w:hAnsi="Times New Roman" w:cs="Times New Roman"/>
-          <w:sz w:val="28"/>
-          <w:szCs w:val="28"/>
-        </w:rPr>
-      </w:pPr>
-    </w:p>
-    <w:p>
-      <w:pPr>
-        <w:pStyle w:val="ListParagraph"/>
-        <w:numPr>
-          <w:ilvl w:val="1"/>
-          <w:numId w:val="13"/>
-        </w:numPr>
-        <w:jc w:val="both"/>
-        <w:rPr>
-          <w:rFonts w:ascii="Times New Roman" w:hAnsi="Times New Roman" w:cs="Times New Roman"/>
-          <w:sz w:val="28"/>
-          <w:szCs w:val="28"/>
-        </w:rPr>
-      </w:pPr>
-      <w:r>
-        <w:rPr>
-          <w:rFonts w:ascii="Times New Roman" w:hAnsi="Times New Roman" w:cs="Times New Roman"/>
-          <w:sz w:val="28"/>
-          <w:szCs w:val="28"/>
-        </w:rPr>
-        <w:t>D</w:t>
-      </w:r>
-      <w:r>
-        <w:rPr>
-          <w:rFonts w:ascii="Times New Roman" w:hAnsi="Times New Roman" w:cs="Times New Roman"/>
-          <w:sz w:val="28"/>
-          <w:szCs w:val="28"/>
-        </w:rPr>
-        <w:t>rop table</w:t>
-      </w:r>
-      <w:r>
-        <w:rPr>
-          <w:rFonts w:ascii="Times New Roman" w:hAnsi="Times New Roman" w:cs="Times New Roman"/>
-          <w:sz w:val="28"/>
-          <w:szCs w:val="28"/>
-        </w:rPr>
-        <w:t xml:space="preserve">: </w:t>
-      </w:r>
-      <w:r>
-        <w:rPr>
-          <w:rFonts w:ascii="Times New Roman" w:hAnsi="Times New Roman" w:cs="Times New Roman"/>
-          <w:sz w:val="24"/>
-          <w:szCs w:val="24"/>
-        </w:rPr>
-        <w:t xml:space="preserve">DROP TABLE </w:t>
-      </w:r>
-      <w:proofErr w:type="gramStart"/>
-      <w:r>
-        <w:rPr>
-          <w:rFonts w:ascii="Times New Roman" w:hAnsi="Times New Roman" w:cs="Times New Roman"/>
-          <w:sz w:val="24"/>
-          <w:szCs w:val="24"/>
-        </w:rPr>
-        <w:t>PROJECT;</w:t>
-      </w:r>
-      <w:proofErr w:type="gramEnd"/>
-    </w:p>
-    <w:p>
-      <w:pPr>
-        <w:pStyle w:val="ListParagraph"/>
-        <w:rPr>
-          <w:rFonts w:ascii="Times New Roman" w:hAnsi="Times New Roman" w:cs="Times New Roman"/>
-          <w:sz w:val="28"/>
-          <w:szCs w:val="28"/>
-        </w:rPr>
-      </w:pPr>
-    </w:p>
-    <w:p>
-      <w:pPr>
-        <w:spacing w:after="0" w:line="240" w:lineRule="auto"/>
-        <w:rPr>
-          <w:rFonts w:ascii="Times New Roman" w:hAnsi="Times New Roman" w:cs="Times New Roman"/>
-          <w:b/>
-          <w:bCs/>
-          <w:sz w:val="28"/>
-          <w:szCs w:val="28"/>
-        </w:rPr>
-      </w:pPr>
-      <w:r>
-        <w:rPr>
-          <w:rFonts w:ascii="Times New Roman" w:hAnsi="Times New Roman" w:cs="Times New Roman"/>
-          <w:b/>
-          <w:bCs/>
-          <w:sz w:val="28"/>
-          <w:szCs w:val="28"/>
-        </w:rPr>
-        <w:br w:type="page"/>
-      </w:r>
-    </w:p>
-    <w:p>
-      <w:pPr>
-        <w:jc w:val="both"/>
-        <w:rPr>
-          <w:rFonts w:ascii="Times New Roman" w:hAnsi="Times New Roman" w:cs="Times New Roman"/>
-          <w:b/>
-          <w:bCs/>
-          <w:sz w:val="28"/>
-          <w:szCs w:val="28"/>
-        </w:rPr>
-      </w:pPr>
-    </w:p>
-    <w:p>
-      <w:pPr>
-        <w:jc w:val="both"/>
-        <w:rPr>
-          <w:rFonts w:ascii="Times New Roman" w:hAnsi="Times New Roman" w:cs="Times New Roman"/>
-          <w:b/>
-          <w:bCs/>
-          <w:sz w:val="28"/>
-          <w:szCs w:val="28"/>
-        </w:rPr>
-      </w:pPr>
-      <w:r>
-        <w:rPr>
-          <w:rFonts w:ascii="Times New Roman" w:hAnsi="Times New Roman" w:cs="Times New Roman"/>
-          <w:b/>
-          <w:bCs/>
-          <w:sz w:val="28"/>
-          <w:szCs w:val="28"/>
-        </w:rPr>
-        <w:t>4. Output</w:t>
-      </w:r>
-    </w:p>
-    <w:p>
-      <w:pPr>
-        <w:jc w:val="center"/>
-        <w:rPr>
-          <w:rFonts w:ascii="Times New Roman" w:hAnsi="Times New Roman" w:cs="Times New Roman"/>
-          <w:b/>
-          <w:bCs/>
-          <w:sz w:val="28"/>
-          <w:szCs w:val="28"/>
-        </w:rPr>
-      </w:pPr>
-      <w:r>
-        <w:rPr>
-          <w:rFonts w:ascii="Times New Roman" w:hAnsi="Times New Roman" w:cs="Times New Roman"/>
-          <w:b/>
-          <w:bCs/>
+        <w:ind w:left="2160"/>
+        <w:jc w:val="both"/>
+        <w:rPr>
+          <w:rFonts w:ascii="Times New Roman" w:hAnsi="Times New Roman" w:cs="Times New Roman"/>
+          <w:sz w:val="28"/>
+          <w:szCs w:val="28"/>
+        </w:rPr>
+      </w:pPr>
+      <w:r>
+        <w:rPr>
+          <w:rFonts w:ascii="Times New Roman" w:hAnsi="Times New Roman" w:cs="Times New Roman"/>
           <w:noProof/>
           <w:sz w:val="28"/>
           <w:szCs w:val="28"/>
         </w:rPr>
         <w:drawing>
-          <wp:inline distT="0" distB="0" distL="0" distR="0" wp14:anchorId="7DF61F28" wp14:editId="5C65687A">
-            <wp:extent cx="5397075" cy="4332718"/>
-            <wp:effectExtent l="0" t="0" r="0" b="0"/>
-            <wp:docPr id="663989887" name="Picture 1"/>
+          <wp:inline distT="0" distB="0" distL="0" distR="0" wp14:anchorId="01F056F2" wp14:editId="00F2868F">
+            <wp:extent cx="2849880" cy="1959781"/>
+            <wp:effectExtent l="0" t="0" r="7620" b="2540"/>
+            <wp:docPr id="316381814" name="Picture 1"/>
             <wp:cNvGraphicFramePr>
               <a:graphicFrameLocks xmlns:a="http://schemas.openxmlformats.org/drawingml/2006/main" noChangeAspect="1"/>
             </wp:cNvGraphicFramePr>
@@ -1992,11 +1598,17 @@
               <a:graphicData uri="http://schemas.openxmlformats.org/drawingml/2006/picture">
                 <pic:pic xmlns:pic="http://schemas.openxmlformats.org/drawingml/2006/picture">
                   <pic:nvPicPr>
-                    <pic:cNvPr id="663989887" name=""/>
+                    <pic:cNvPr id="316381814" name="Picture 316381814"/>
                     <pic:cNvPicPr/>
                   </pic:nvPicPr>
                   <pic:blipFill>
-                    <a:blip r:embed="rId8"/>
+                    <a:blip r:embed="rId8">
+                      <a:extLst>
+                        <a:ext uri="{28A0092B-C50C-407E-A947-70E740481C1C}">
+                          <a14:useLocalDpi xmlns:a14="http://schemas.microsoft.com/office/drawing/2010/main" val="0"/>
+                        </a:ext>
+                      </a:extLst>
+                    </a:blip>
                     <a:stretch>
                       <a:fillRect/>
                     </a:stretch>
@@ -2004,7 +1616,7 @@
                   <pic:spPr>
                     <a:xfrm>
                       <a:off x="0" y="0"/>
-                      <a:ext cx="5399240" cy="4334456"/>
+                      <a:ext cx="2854208" cy="1962757"/>
                     </a:xfrm>
                     <a:prstGeom prst="rect">
                       <a:avLst/>
@@ -2019,6 +1631,1953 @@
     </w:p>
     <w:p>
       <w:pPr>
+        <w:pStyle w:val="ListParagraph"/>
+        <w:ind w:left="2160"/>
+        <w:jc w:val="both"/>
+        <w:rPr>
+          <w:rFonts w:ascii="Times New Roman" w:hAnsi="Times New Roman" w:cs="Times New Roman"/>
+          <w:sz w:val="28"/>
+          <w:szCs w:val="28"/>
+        </w:rPr>
+      </w:pPr>
+    </w:p>
+    <w:p>
+      <w:pPr>
+        <w:pStyle w:val="ListParagraph"/>
+        <w:numPr>
+          <w:ilvl w:val="2"/>
+          <w:numId w:val="15"/>
+        </w:numPr>
+        <w:jc w:val="both"/>
+        <w:rPr>
+          <w:rFonts w:ascii="Times New Roman" w:hAnsi="Times New Roman" w:cs="Times New Roman"/>
+          <w:sz w:val="28"/>
+          <w:szCs w:val="28"/>
+        </w:rPr>
+      </w:pPr>
+      <w:r>
+        <w:rPr>
+          <w:rFonts w:ascii="Times New Roman" w:hAnsi="Times New Roman" w:cs="Times New Roman"/>
+          <w:sz w:val="24"/>
+          <w:szCs w:val="24"/>
+        </w:rPr>
+        <w:t>Insert into project values (1000, 'lead gen campaign', 1</w:t>
+      </w:r>
+      <w:proofErr w:type="gramStart"/>
+      <w:r>
+        <w:rPr>
+          <w:rFonts w:ascii="Times New Roman" w:hAnsi="Times New Roman" w:cs="Times New Roman"/>
+          <w:sz w:val="24"/>
+          <w:szCs w:val="24"/>
+        </w:rPr>
+        <w:t>);</w:t>
+      </w:r>
+      <w:proofErr w:type="gramEnd"/>
+    </w:p>
+    <w:p>
+      <w:pPr>
+        <w:pStyle w:val="ListParagraph"/>
+        <w:ind w:left="2160"/>
+        <w:jc w:val="both"/>
+        <w:rPr>
+          <w:rFonts w:ascii="Times New Roman" w:hAnsi="Times New Roman" w:cs="Times New Roman"/>
+          <w:sz w:val="28"/>
+          <w:szCs w:val="28"/>
+        </w:rPr>
+      </w:pPr>
+      <w:r>
+        <w:rPr>
+          <w:rFonts w:ascii="Times New Roman" w:hAnsi="Times New Roman" w:cs="Times New Roman"/>
+          <w:noProof/>
+          <w:sz w:val="28"/>
+          <w:szCs w:val="28"/>
+        </w:rPr>
+        <w:drawing>
+          <wp:inline distT="0" distB="0" distL="0" distR="0" wp14:anchorId="5FF86536" wp14:editId="5F599AC4">
+            <wp:extent cx="2849880" cy="2724334"/>
+            <wp:effectExtent l="0" t="0" r="7620" b="0"/>
+            <wp:docPr id="425489620" name="Picture 2"/>
+            <wp:cNvGraphicFramePr>
+              <a:graphicFrameLocks xmlns:a="http://schemas.openxmlformats.org/drawingml/2006/main" noChangeAspect="1"/>
+            </wp:cNvGraphicFramePr>
+            <a:graphic xmlns:a="http://schemas.openxmlformats.org/drawingml/2006/main">
+              <a:graphicData uri="http://schemas.openxmlformats.org/drawingml/2006/picture">
+                <pic:pic xmlns:pic="http://schemas.openxmlformats.org/drawingml/2006/picture">
+                  <pic:nvPicPr>
+                    <pic:cNvPr id="425489620" name="Picture 425489620"/>
+                    <pic:cNvPicPr/>
+                  </pic:nvPicPr>
+                  <pic:blipFill>
+                    <a:blip r:embed="rId9">
+                      <a:extLst>
+                        <a:ext uri="{28A0092B-C50C-407E-A947-70E740481C1C}">
+                          <a14:useLocalDpi xmlns:a14="http://schemas.microsoft.com/office/drawing/2010/main" val="0"/>
+                        </a:ext>
+                      </a:extLst>
+                    </a:blip>
+                    <a:stretch>
+                      <a:fillRect/>
+                    </a:stretch>
+                  </pic:blipFill>
+                  <pic:spPr>
+                    <a:xfrm>
+                      <a:off x="0" y="0"/>
+                      <a:ext cx="2862810" cy="2736695"/>
+                    </a:xfrm>
+                    <a:prstGeom prst="rect">
+                      <a:avLst/>
+                    </a:prstGeom>
+                  </pic:spPr>
+                </pic:pic>
+              </a:graphicData>
+            </a:graphic>
+          </wp:inline>
+        </w:drawing>
+      </w:r>
+    </w:p>
+    <w:p>
+      <w:pPr>
+        <w:pStyle w:val="ListParagraph"/>
+        <w:ind w:left="2160"/>
+        <w:jc w:val="both"/>
+        <w:rPr>
+          <w:rFonts w:ascii="Times New Roman" w:hAnsi="Times New Roman" w:cs="Times New Roman"/>
+          <w:sz w:val="28"/>
+          <w:szCs w:val="28"/>
+        </w:rPr>
+      </w:pPr>
+    </w:p>
+    <w:p>
+      <w:pPr>
+        <w:pStyle w:val="ListParagraph"/>
+        <w:ind w:left="2160"/>
+        <w:jc w:val="both"/>
+        <w:rPr>
+          <w:rFonts w:ascii="Times New Roman" w:hAnsi="Times New Roman" w:cs="Times New Roman"/>
+          <w:sz w:val="28"/>
+          <w:szCs w:val="28"/>
+        </w:rPr>
+      </w:pPr>
+    </w:p>
+    <w:p>
+      <w:pPr>
+        <w:pStyle w:val="ListParagraph"/>
+        <w:numPr>
+          <w:ilvl w:val="2"/>
+          <w:numId w:val="15"/>
+        </w:numPr>
+        <w:jc w:val="both"/>
+        <w:rPr>
+          <w:rFonts w:ascii="Times New Roman" w:hAnsi="Times New Roman" w:cs="Times New Roman"/>
+          <w:sz w:val="28"/>
+          <w:szCs w:val="28"/>
+        </w:rPr>
+      </w:pPr>
+      <w:r>
+        <w:rPr>
+          <w:rFonts w:ascii="Times New Roman" w:hAnsi="Times New Roman" w:cs="Times New Roman"/>
+          <w:sz w:val="24"/>
+          <w:szCs w:val="24"/>
+        </w:rPr>
+        <w:lastRenderedPageBreak/>
+        <w:t>Insert into employee values ('</w:t>
+      </w:r>
+      <w:r>
+        <w:rPr>
+          <w:rFonts w:ascii="Times New Roman" w:hAnsi="Times New Roman" w:cs="Times New Roman"/>
+          <w:sz w:val="24"/>
+          <w:szCs w:val="24"/>
+        </w:rPr>
+        <w:t>E</w:t>
+      </w:r>
+      <w:r>
+        <w:rPr>
+          <w:rFonts w:ascii="Times New Roman" w:hAnsi="Times New Roman" w:cs="Times New Roman"/>
+          <w:sz w:val="24"/>
+          <w:szCs w:val="24"/>
+        </w:rPr>
+        <w:t>100', '</w:t>
+      </w:r>
+      <w:r>
+        <w:rPr>
+          <w:rFonts w:ascii="Times New Roman" w:hAnsi="Times New Roman" w:cs="Times New Roman"/>
+          <w:sz w:val="24"/>
+          <w:szCs w:val="24"/>
+        </w:rPr>
+        <w:t>Vikram</w:t>
+      </w:r>
+      <w:r>
+        <w:rPr>
+          <w:rFonts w:ascii="Times New Roman" w:hAnsi="Times New Roman" w:cs="Times New Roman"/>
+          <w:sz w:val="24"/>
+          <w:szCs w:val="24"/>
+        </w:rPr>
+        <w:t xml:space="preserve"> </w:t>
+      </w:r>
+      <w:r>
+        <w:rPr>
+          <w:rFonts w:ascii="Times New Roman" w:hAnsi="Times New Roman" w:cs="Times New Roman"/>
+          <w:sz w:val="24"/>
+          <w:szCs w:val="24"/>
+        </w:rPr>
+        <w:t>Singh</w:t>
+      </w:r>
+      <w:r>
+        <w:rPr>
+          <w:rFonts w:ascii="Times New Roman" w:hAnsi="Times New Roman" w:cs="Times New Roman"/>
+          <w:sz w:val="24"/>
+          <w:szCs w:val="24"/>
+        </w:rPr>
+        <w:t>', 1, 1000</w:t>
+      </w:r>
+      <w:proofErr w:type="gramStart"/>
+      <w:r>
+        <w:rPr>
+          <w:rFonts w:ascii="Times New Roman" w:hAnsi="Times New Roman" w:cs="Times New Roman"/>
+          <w:sz w:val="24"/>
+          <w:szCs w:val="24"/>
+        </w:rPr>
+        <w:t>);</w:t>
+      </w:r>
+      <w:proofErr w:type="gramEnd"/>
+    </w:p>
+    <w:p>
+      <w:pPr>
+        <w:pStyle w:val="ListParagraph"/>
+        <w:ind w:left="2160"/>
+        <w:jc w:val="both"/>
+        <w:rPr>
+          <w:rFonts w:ascii="Times New Roman" w:hAnsi="Times New Roman" w:cs="Times New Roman"/>
+          <w:sz w:val="28"/>
+          <w:szCs w:val="28"/>
+        </w:rPr>
+      </w:pPr>
+      <w:r>
+        <w:rPr>
+          <w:rFonts w:ascii="Times New Roman" w:hAnsi="Times New Roman" w:cs="Times New Roman"/>
+          <w:noProof/>
+          <w:sz w:val="28"/>
+          <w:szCs w:val="28"/>
+        </w:rPr>
+        <w:drawing>
+          <wp:inline distT="0" distB="0" distL="0" distR="0" wp14:anchorId="19A4AA6D" wp14:editId="1CB19C01">
+            <wp:extent cx="4290237" cy="1432560"/>
+            <wp:effectExtent l="0" t="0" r="0" b="0"/>
+            <wp:docPr id="1810366156" name="Picture 3"/>
+            <wp:cNvGraphicFramePr>
+              <a:graphicFrameLocks xmlns:a="http://schemas.openxmlformats.org/drawingml/2006/main" noChangeAspect="1"/>
+            </wp:cNvGraphicFramePr>
+            <a:graphic xmlns:a="http://schemas.openxmlformats.org/drawingml/2006/main">
+              <a:graphicData uri="http://schemas.openxmlformats.org/drawingml/2006/picture">
+                <pic:pic xmlns:pic="http://schemas.openxmlformats.org/drawingml/2006/picture">
+                  <pic:nvPicPr>
+                    <pic:cNvPr id="1810366156" name="Picture 1810366156"/>
+                    <pic:cNvPicPr/>
+                  </pic:nvPicPr>
+                  <pic:blipFill rotWithShape="1">
+                    <a:blip r:embed="rId10">
+                      <a:extLst>
+                        <a:ext uri="{28A0092B-C50C-407E-A947-70E740481C1C}">
+                          <a14:useLocalDpi xmlns:a14="http://schemas.microsoft.com/office/drawing/2010/main" val="0"/>
+                        </a:ext>
+                      </a:extLst>
+                    </a:blip>
+                    <a:srcRect b="68900"/>
+                    <a:stretch>
+                      <a:fillRect/>
+                    </a:stretch>
+                  </pic:blipFill>
+                  <pic:spPr bwMode="auto">
+                    <a:xfrm>
+                      <a:off x="0" y="0"/>
+                      <a:ext cx="4299699" cy="1435719"/>
+                    </a:xfrm>
+                    <a:prstGeom prst="rect">
+                      <a:avLst/>
+                    </a:prstGeom>
+                    <a:ln>
+                      <a:noFill/>
+                    </a:ln>
+                    <a:extLst>
+                      <a:ext uri="{53640926-AAD7-44D8-BBD7-CCE9431645EC}">
+                        <a14:shadowObscured xmlns:a14="http://schemas.microsoft.com/office/drawing/2010/main"/>
+                      </a:ext>
+                    </a:extLst>
+                  </pic:spPr>
+                </pic:pic>
+              </a:graphicData>
+            </a:graphic>
+          </wp:inline>
+        </w:drawing>
+      </w:r>
+    </w:p>
+    <w:p>
+      <w:pPr>
+        <w:pStyle w:val="ListParagraph"/>
+        <w:ind w:left="1440"/>
+        <w:jc w:val="both"/>
+        <w:rPr>
+          <w:rFonts w:ascii="Times New Roman" w:hAnsi="Times New Roman" w:cs="Times New Roman"/>
+          <w:sz w:val="28"/>
+          <w:szCs w:val="28"/>
+        </w:rPr>
+      </w:pPr>
+    </w:p>
+    <w:p>
+      <w:pPr>
+        <w:pStyle w:val="ListParagraph"/>
+        <w:numPr>
+          <w:ilvl w:val="1"/>
+          <w:numId w:val="15"/>
+        </w:numPr>
+        <w:jc w:val="both"/>
+        <w:rPr>
+          <w:rFonts w:ascii="Times New Roman" w:hAnsi="Times New Roman" w:cs="Times New Roman"/>
+          <w:sz w:val="28"/>
+          <w:szCs w:val="28"/>
+        </w:rPr>
+      </w:pPr>
+      <w:r>
+        <w:rPr>
+          <w:rFonts w:ascii="Times New Roman" w:hAnsi="Times New Roman" w:cs="Times New Roman"/>
+          <w:sz w:val="28"/>
+          <w:szCs w:val="28"/>
+        </w:rPr>
+        <w:t>DML UPDATE and DELETE</w:t>
+      </w:r>
+    </w:p>
+    <w:p>
+      <w:pPr>
+        <w:pStyle w:val="ListParagraph"/>
+        <w:numPr>
+          <w:ilvl w:val="2"/>
+          <w:numId w:val="15"/>
+        </w:numPr>
+        <w:jc w:val="both"/>
+        <w:rPr>
+          <w:rFonts w:ascii="Times New Roman" w:hAnsi="Times New Roman" w:cs="Times New Roman"/>
+          <w:sz w:val="28"/>
+          <w:szCs w:val="28"/>
+        </w:rPr>
+      </w:pPr>
+      <w:r>
+        <w:rPr>
+          <w:rFonts w:ascii="Times New Roman" w:hAnsi="Times New Roman" w:cs="Times New Roman"/>
+          <w:sz w:val="24"/>
+          <w:szCs w:val="24"/>
+        </w:rPr>
+        <w:t xml:space="preserve">Update employee set </w:t>
+      </w:r>
+      <w:proofErr w:type="spellStart"/>
+      <w:r>
+        <w:rPr>
+          <w:rFonts w:ascii="Times New Roman" w:hAnsi="Times New Roman" w:cs="Times New Roman"/>
+          <w:sz w:val="24"/>
+          <w:szCs w:val="24"/>
+        </w:rPr>
+        <w:t>proj_id</w:t>
+      </w:r>
+      <w:proofErr w:type="spellEnd"/>
+      <w:r>
+        <w:rPr>
+          <w:rFonts w:ascii="Times New Roman" w:hAnsi="Times New Roman" w:cs="Times New Roman"/>
+          <w:sz w:val="24"/>
+          <w:szCs w:val="24"/>
+        </w:rPr>
+        <w:t xml:space="preserve"> = 6000 where </w:t>
+      </w:r>
+      <w:proofErr w:type="spellStart"/>
+      <w:r>
+        <w:rPr>
+          <w:rFonts w:ascii="Times New Roman" w:hAnsi="Times New Roman" w:cs="Times New Roman"/>
+          <w:sz w:val="24"/>
+          <w:szCs w:val="24"/>
+        </w:rPr>
+        <w:t>proj_id</w:t>
+      </w:r>
+      <w:proofErr w:type="spellEnd"/>
+      <w:r>
+        <w:rPr>
+          <w:rFonts w:ascii="Times New Roman" w:hAnsi="Times New Roman" w:cs="Times New Roman"/>
+          <w:sz w:val="24"/>
+          <w:szCs w:val="24"/>
+        </w:rPr>
+        <w:t xml:space="preserve"> = </w:t>
+      </w:r>
+      <w:proofErr w:type="gramStart"/>
+      <w:r>
+        <w:rPr>
+          <w:rFonts w:ascii="Times New Roman" w:hAnsi="Times New Roman" w:cs="Times New Roman"/>
+          <w:sz w:val="24"/>
+          <w:szCs w:val="24"/>
+        </w:rPr>
+        <w:t>6001;</w:t>
+      </w:r>
+      <w:proofErr w:type="gramEnd"/>
+    </w:p>
+    <w:p>
+      <w:pPr>
+        <w:pStyle w:val="ListParagraph"/>
+        <w:ind w:left="2160"/>
+        <w:jc w:val="both"/>
+        <w:rPr>
+          <w:rFonts w:ascii="Times New Roman" w:hAnsi="Times New Roman" w:cs="Times New Roman"/>
+          <w:sz w:val="28"/>
+          <w:szCs w:val="28"/>
+        </w:rPr>
+      </w:pPr>
+      <w:r>
+        <w:rPr>
+          <w:rFonts w:ascii="Times New Roman" w:hAnsi="Times New Roman" w:cs="Times New Roman"/>
+          <w:noProof/>
+          <w:sz w:val="28"/>
+          <w:szCs w:val="28"/>
+        </w:rPr>
+        <w:drawing>
+          <wp:inline distT="0" distB="0" distL="0" distR="0" wp14:anchorId="2B7398BA" wp14:editId="6F34BB01">
+            <wp:extent cx="4305300" cy="699159"/>
+            <wp:effectExtent l="0" t="0" r="0" b="5715"/>
+            <wp:docPr id="53570030" name="Picture 4"/>
+            <wp:cNvGraphicFramePr>
+              <a:graphicFrameLocks xmlns:a="http://schemas.openxmlformats.org/drawingml/2006/main" noChangeAspect="1"/>
+            </wp:cNvGraphicFramePr>
+            <a:graphic xmlns:a="http://schemas.openxmlformats.org/drawingml/2006/main">
+              <a:graphicData uri="http://schemas.openxmlformats.org/drawingml/2006/picture">
+                <pic:pic xmlns:pic="http://schemas.openxmlformats.org/drawingml/2006/picture">
+                  <pic:nvPicPr>
+                    <pic:cNvPr id="53570030" name="Picture 53570030"/>
+                    <pic:cNvPicPr/>
+                  </pic:nvPicPr>
+                  <pic:blipFill rotWithShape="1">
+                    <a:blip r:embed="rId11">
+                      <a:extLst>
+                        <a:ext uri="{28A0092B-C50C-407E-A947-70E740481C1C}">
+                          <a14:useLocalDpi xmlns:a14="http://schemas.microsoft.com/office/drawing/2010/main" val="0"/>
+                        </a:ext>
+                      </a:extLst>
+                    </a:blip>
+                    <a:srcRect t="84878"/>
+                    <a:stretch>
+                      <a:fillRect/>
+                    </a:stretch>
+                  </pic:blipFill>
+                  <pic:spPr bwMode="auto">
+                    <a:xfrm>
+                      <a:off x="0" y="0"/>
+                      <a:ext cx="4328461" cy="702920"/>
+                    </a:xfrm>
+                    <a:prstGeom prst="rect">
+                      <a:avLst/>
+                    </a:prstGeom>
+                    <a:ln>
+                      <a:noFill/>
+                    </a:ln>
+                    <a:extLst>
+                      <a:ext uri="{53640926-AAD7-44D8-BBD7-CCE9431645EC}">
+                        <a14:shadowObscured xmlns:a14="http://schemas.microsoft.com/office/drawing/2010/main"/>
+                      </a:ext>
+                    </a:extLst>
+                  </pic:spPr>
+                </pic:pic>
+              </a:graphicData>
+            </a:graphic>
+          </wp:inline>
+        </w:drawing>
+      </w:r>
+    </w:p>
+    <w:p>
+      <w:pPr>
+        <w:pStyle w:val="ListParagraph"/>
+        <w:ind w:left="2160"/>
+        <w:jc w:val="both"/>
+        <w:rPr>
+          <w:rFonts w:ascii="Times New Roman" w:hAnsi="Times New Roman" w:cs="Times New Roman"/>
+          <w:sz w:val="28"/>
+          <w:szCs w:val="28"/>
+        </w:rPr>
+      </w:pPr>
+    </w:p>
+    <w:p>
+      <w:pPr>
+        <w:pStyle w:val="ListParagraph"/>
+        <w:numPr>
+          <w:ilvl w:val="2"/>
+          <w:numId w:val="15"/>
+        </w:numPr>
+        <w:jc w:val="both"/>
+        <w:rPr>
+          <w:rFonts w:ascii="Times New Roman" w:hAnsi="Times New Roman" w:cs="Times New Roman"/>
+          <w:sz w:val="28"/>
+          <w:szCs w:val="28"/>
+        </w:rPr>
+      </w:pPr>
+      <w:r>
+        <w:rPr>
+          <w:rFonts w:ascii="Times New Roman" w:hAnsi="Times New Roman" w:cs="Times New Roman"/>
+          <w:sz w:val="24"/>
+          <w:szCs w:val="24"/>
+        </w:rPr>
+        <w:t xml:space="preserve">Delete from project where </w:t>
+      </w:r>
+      <w:proofErr w:type="spellStart"/>
+      <w:r>
+        <w:rPr>
+          <w:rFonts w:ascii="Times New Roman" w:hAnsi="Times New Roman" w:cs="Times New Roman"/>
+          <w:sz w:val="24"/>
+          <w:szCs w:val="24"/>
+        </w:rPr>
+        <w:t>dept_id</w:t>
+      </w:r>
+      <w:proofErr w:type="spellEnd"/>
+      <w:r>
+        <w:rPr>
+          <w:rFonts w:ascii="Times New Roman" w:hAnsi="Times New Roman" w:cs="Times New Roman"/>
+          <w:sz w:val="24"/>
+          <w:szCs w:val="24"/>
+        </w:rPr>
+        <w:t xml:space="preserve"> = </w:t>
+      </w:r>
+      <w:proofErr w:type="gramStart"/>
+      <w:r>
+        <w:rPr>
+          <w:rFonts w:ascii="Times New Roman" w:hAnsi="Times New Roman" w:cs="Times New Roman"/>
+          <w:sz w:val="24"/>
+          <w:szCs w:val="24"/>
+        </w:rPr>
+        <w:t>3;</w:t>
+      </w:r>
+      <w:proofErr w:type="gramEnd"/>
+    </w:p>
+    <w:p>
+      <w:pPr>
+        <w:pStyle w:val="ListParagraph"/>
+        <w:ind w:left="2160"/>
+        <w:jc w:val="both"/>
+        <w:rPr>
+          <w:rFonts w:ascii="Times New Roman" w:hAnsi="Times New Roman" w:cs="Times New Roman"/>
+          <w:sz w:val="28"/>
+          <w:szCs w:val="28"/>
+        </w:rPr>
+      </w:pPr>
+      <w:r>
+        <w:rPr>
+          <w:rFonts w:ascii="Times New Roman" w:hAnsi="Times New Roman" w:cs="Times New Roman"/>
+          <w:noProof/>
+          <w:sz w:val="28"/>
+          <w:szCs w:val="28"/>
+        </w:rPr>
+        <w:drawing>
+          <wp:inline distT="0" distB="0" distL="0" distR="0" wp14:anchorId="7A3941E1" wp14:editId="43D3923F">
+            <wp:extent cx="2871079" cy="2362200"/>
+            <wp:effectExtent l="0" t="0" r="5715" b="0"/>
+            <wp:docPr id="975777362" name="Picture 5"/>
+            <wp:cNvGraphicFramePr>
+              <a:graphicFrameLocks xmlns:a="http://schemas.openxmlformats.org/drawingml/2006/main" noChangeAspect="1"/>
+            </wp:cNvGraphicFramePr>
+            <a:graphic xmlns:a="http://schemas.openxmlformats.org/drawingml/2006/main">
+              <a:graphicData uri="http://schemas.openxmlformats.org/drawingml/2006/picture">
+                <pic:pic xmlns:pic="http://schemas.openxmlformats.org/drawingml/2006/picture">
+                  <pic:nvPicPr>
+                    <pic:cNvPr id="975777362" name="Picture 975777362"/>
+                    <pic:cNvPicPr/>
+                  </pic:nvPicPr>
+                  <pic:blipFill>
+                    <a:blip r:embed="rId12">
+                      <a:extLst>
+                        <a:ext uri="{28A0092B-C50C-407E-A947-70E740481C1C}">
+                          <a14:useLocalDpi xmlns:a14="http://schemas.microsoft.com/office/drawing/2010/main" val="0"/>
+                        </a:ext>
+                      </a:extLst>
+                    </a:blip>
+                    <a:stretch>
+                      <a:fillRect/>
+                    </a:stretch>
+                  </pic:blipFill>
+                  <pic:spPr>
+                    <a:xfrm>
+                      <a:off x="0" y="0"/>
+                      <a:ext cx="2891619" cy="2379099"/>
+                    </a:xfrm>
+                    <a:prstGeom prst="rect">
+                      <a:avLst/>
+                    </a:prstGeom>
+                  </pic:spPr>
+                </pic:pic>
+              </a:graphicData>
+            </a:graphic>
+          </wp:inline>
+        </w:drawing>
+      </w:r>
+    </w:p>
+    <w:p>
+      <w:pPr>
+        <w:pStyle w:val="ListParagraph"/>
+        <w:ind w:left="1440"/>
+        <w:jc w:val="both"/>
+        <w:rPr>
+          <w:rFonts w:ascii="Times New Roman" w:hAnsi="Times New Roman" w:cs="Times New Roman"/>
+          <w:sz w:val="28"/>
+          <w:szCs w:val="28"/>
+        </w:rPr>
+      </w:pPr>
+    </w:p>
+    <w:p>
+      <w:pPr>
+        <w:pStyle w:val="ListParagraph"/>
+        <w:numPr>
+          <w:ilvl w:val="1"/>
+          <w:numId w:val="15"/>
+        </w:numPr>
+        <w:jc w:val="both"/>
+        <w:rPr>
+          <w:rFonts w:ascii="Times New Roman" w:hAnsi="Times New Roman" w:cs="Times New Roman"/>
+          <w:sz w:val="28"/>
+          <w:szCs w:val="28"/>
+        </w:rPr>
+      </w:pPr>
+      <w:r>
+        <w:rPr>
+          <w:rFonts w:ascii="Times New Roman" w:hAnsi="Times New Roman" w:cs="Times New Roman"/>
+          <w:sz w:val="28"/>
+          <w:szCs w:val="28"/>
+        </w:rPr>
+        <w:t>Access Control and Securit</w:t>
+      </w:r>
+      <w:r>
+        <w:rPr>
+          <w:rFonts w:ascii="Times New Roman" w:hAnsi="Times New Roman" w:cs="Times New Roman"/>
+          <w:sz w:val="28"/>
+          <w:szCs w:val="28"/>
+        </w:rPr>
+        <w:t>y</w:t>
+      </w:r>
+    </w:p>
+    <w:p>
+      <w:pPr>
+        <w:pStyle w:val="ListParagraph"/>
+        <w:numPr>
+          <w:ilvl w:val="2"/>
+          <w:numId w:val="15"/>
+        </w:numPr>
+        <w:jc w:val="both"/>
+        <w:rPr>
+          <w:rFonts w:ascii="Times New Roman" w:hAnsi="Times New Roman" w:cs="Times New Roman"/>
+          <w:sz w:val="28"/>
+          <w:szCs w:val="28"/>
+        </w:rPr>
+      </w:pPr>
+      <w:r>
+        <w:rPr>
+          <w:rFonts w:ascii="Times New Roman" w:hAnsi="Times New Roman" w:cs="Times New Roman"/>
+          <w:sz w:val="28"/>
+          <w:szCs w:val="28"/>
+        </w:rPr>
+        <w:t>C</w:t>
+      </w:r>
+      <w:r>
+        <w:rPr>
+          <w:rFonts w:ascii="Times New Roman" w:hAnsi="Times New Roman" w:cs="Times New Roman"/>
+          <w:sz w:val="28"/>
+          <w:szCs w:val="28"/>
+        </w:rPr>
+        <w:t>reating a user</w:t>
+      </w:r>
+      <w:r>
+        <w:rPr>
+          <w:rFonts w:ascii="Times New Roman" w:hAnsi="Times New Roman" w:cs="Times New Roman"/>
+          <w:sz w:val="28"/>
+          <w:szCs w:val="28"/>
+        </w:rPr>
+        <w:t xml:space="preserve">: </w:t>
+      </w:r>
+      <w:r>
+        <w:rPr>
+          <w:rFonts w:ascii="Times New Roman" w:hAnsi="Times New Roman" w:cs="Times New Roman"/>
+          <w:sz w:val="24"/>
+          <w:szCs w:val="24"/>
+        </w:rPr>
+        <w:t>C</w:t>
+      </w:r>
+      <w:r>
+        <w:rPr>
+          <w:rFonts w:ascii="Times New Roman" w:hAnsi="Times New Roman" w:cs="Times New Roman"/>
+          <w:sz w:val="24"/>
+          <w:szCs w:val="24"/>
+        </w:rPr>
+        <w:t>reate user reporter with password 'reporter@123</w:t>
+      </w:r>
+      <w:proofErr w:type="gramStart"/>
+      <w:r>
+        <w:rPr>
+          <w:rFonts w:ascii="Times New Roman" w:hAnsi="Times New Roman" w:cs="Times New Roman"/>
+          <w:sz w:val="24"/>
+          <w:szCs w:val="24"/>
+        </w:rPr>
+        <w:t>';</w:t>
+      </w:r>
+      <w:proofErr w:type="gramEnd"/>
+    </w:p>
+    <w:p>
+      <w:pPr>
+        <w:pStyle w:val="ListParagraph"/>
+        <w:ind w:left="2160"/>
+        <w:jc w:val="both"/>
+        <w:rPr>
+          <w:rFonts w:ascii="Times New Roman" w:hAnsi="Times New Roman" w:cs="Times New Roman"/>
+          <w:sz w:val="28"/>
+          <w:szCs w:val="28"/>
+        </w:rPr>
+      </w:pPr>
+      <w:r>
+        <w:rPr>
+          <w:rFonts w:ascii="Times New Roman" w:hAnsi="Times New Roman" w:cs="Times New Roman"/>
+          <w:noProof/>
+          <w:sz w:val="28"/>
+          <w:szCs w:val="28"/>
+        </w:rPr>
+        <w:drawing>
+          <wp:inline distT="0" distB="0" distL="0" distR="0" wp14:anchorId="7CB59E7D" wp14:editId="071AC266">
+            <wp:extent cx="2811780" cy="695985"/>
+            <wp:effectExtent l="19050" t="19050" r="26670" b="27940"/>
+            <wp:docPr id="991152679" name="Picture 6"/>
+            <wp:cNvGraphicFramePr>
+              <a:graphicFrameLocks xmlns:a="http://schemas.openxmlformats.org/drawingml/2006/main" noChangeAspect="1"/>
+            </wp:cNvGraphicFramePr>
+            <a:graphic xmlns:a="http://schemas.openxmlformats.org/drawingml/2006/main">
+              <a:graphicData uri="http://schemas.openxmlformats.org/drawingml/2006/picture">
+                <pic:pic xmlns:pic="http://schemas.openxmlformats.org/drawingml/2006/picture">
+                  <pic:nvPicPr>
+                    <pic:cNvPr id="991152679" name="Picture 991152679"/>
+                    <pic:cNvPicPr/>
+                  </pic:nvPicPr>
+                  <pic:blipFill>
+                    <a:blip r:embed="rId13">
+                      <a:extLst>
+                        <a:ext uri="{28A0092B-C50C-407E-A947-70E740481C1C}">
+                          <a14:useLocalDpi xmlns:a14="http://schemas.microsoft.com/office/drawing/2010/main" val="0"/>
+                        </a:ext>
+                      </a:extLst>
+                    </a:blip>
+                    <a:stretch>
+                      <a:fillRect/>
+                    </a:stretch>
+                  </pic:blipFill>
+                  <pic:spPr>
+                    <a:xfrm>
+                      <a:off x="0" y="0"/>
+                      <a:ext cx="2859030" cy="707680"/>
+                    </a:xfrm>
+                    <a:prstGeom prst="rect">
+                      <a:avLst/>
+                    </a:prstGeom>
+                    <a:ln>
+                      <a:solidFill>
+                        <a:schemeClr val="tx1"/>
+                      </a:solidFill>
+                    </a:ln>
+                  </pic:spPr>
+                </pic:pic>
+              </a:graphicData>
+            </a:graphic>
+          </wp:inline>
+        </w:drawing>
+      </w:r>
+    </w:p>
+    <w:p>
+      <w:pPr>
+        <w:pStyle w:val="ListParagraph"/>
+        <w:ind w:left="2160"/>
+        <w:jc w:val="both"/>
+        <w:rPr>
+          <w:rFonts w:ascii="Times New Roman" w:hAnsi="Times New Roman" w:cs="Times New Roman"/>
+          <w:sz w:val="28"/>
+          <w:szCs w:val="28"/>
+        </w:rPr>
+      </w:pPr>
+    </w:p>
+    <w:p>
+      <w:pPr>
+        <w:pStyle w:val="ListParagraph"/>
+        <w:numPr>
+          <w:ilvl w:val="2"/>
+          <w:numId w:val="15"/>
+        </w:numPr>
+        <w:jc w:val="both"/>
+        <w:rPr>
+          <w:rFonts w:ascii="Times New Roman" w:hAnsi="Times New Roman" w:cs="Times New Roman"/>
+          <w:sz w:val="28"/>
+          <w:szCs w:val="28"/>
+        </w:rPr>
+      </w:pPr>
+      <w:r>
+        <w:rPr>
+          <w:rFonts w:ascii="Times New Roman" w:hAnsi="Times New Roman" w:cs="Times New Roman"/>
+          <w:sz w:val="28"/>
+          <w:szCs w:val="28"/>
+        </w:rPr>
+        <w:t>G</w:t>
+      </w:r>
+      <w:r>
+        <w:rPr>
+          <w:rFonts w:ascii="Times New Roman" w:hAnsi="Times New Roman" w:cs="Times New Roman"/>
+          <w:sz w:val="28"/>
+          <w:szCs w:val="28"/>
+        </w:rPr>
+        <w:t>ranting select privileges</w:t>
+      </w:r>
+      <w:r>
+        <w:rPr>
+          <w:rFonts w:ascii="Times New Roman" w:hAnsi="Times New Roman" w:cs="Times New Roman"/>
+          <w:sz w:val="28"/>
+          <w:szCs w:val="28"/>
+        </w:rPr>
+        <w:t xml:space="preserve">: </w:t>
+      </w:r>
+      <w:r>
+        <w:rPr>
+          <w:rFonts w:ascii="Times New Roman" w:hAnsi="Times New Roman" w:cs="Times New Roman"/>
+          <w:sz w:val="24"/>
+          <w:szCs w:val="24"/>
+        </w:rPr>
+        <w:t xml:space="preserve">Grant select on employee, department, project to </w:t>
+      </w:r>
+      <w:proofErr w:type="gramStart"/>
+      <w:r>
+        <w:rPr>
+          <w:rFonts w:ascii="Times New Roman" w:hAnsi="Times New Roman" w:cs="Times New Roman"/>
+          <w:sz w:val="24"/>
+          <w:szCs w:val="24"/>
+        </w:rPr>
+        <w:t>reporter;</w:t>
+      </w:r>
+      <w:proofErr w:type="gramEnd"/>
+    </w:p>
+    <w:p>
+      <w:pPr>
+        <w:pStyle w:val="ListParagraph"/>
+        <w:ind w:left="2160"/>
+        <w:jc w:val="both"/>
+        <w:rPr>
+          <w:rFonts w:ascii="Times New Roman" w:hAnsi="Times New Roman" w:cs="Times New Roman"/>
+          <w:sz w:val="28"/>
+          <w:szCs w:val="28"/>
+        </w:rPr>
+      </w:pPr>
+      <w:r>
+        <w:rPr>
+          <w:rFonts w:ascii="Times New Roman" w:hAnsi="Times New Roman" w:cs="Times New Roman"/>
+          <w:noProof/>
+          <w:sz w:val="28"/>
+          <w:szCs w:val="28"/>
+        </w:rPr>
+        <w:drawing>
+          <wp:inline distT="0" distB="0" distL="0" distR="0" wp14:anchorId="4DEB8784" wp14:editId="2FBF07C5">
+            <wp:extent cx="2727960" cy="670487"/>
+            <wp:effectExtent l="19050" t="19050" r="15240" b="15875"/>
+            <wp:docPr id="675535632" name="Picture 7"/>
+            <wp:cNvGraphicFramePr>
+              <a:graphicFrameLocks xmlns:a="http://schemas.openxmlformats.org/drawingml/2006/main" noChangeAspect="1"/>
+            </wp:cNvGraphicFramePr>
+            <a:graphic xmlns:a="http://schemas.openxmlformats.org/drawingml/2006/main">
+              <a:graphicData uri="http://schemas.openxmlformats.org/drawingml/2006/picture">
+                <pic:pic xmlns:pic="http://schemas.openxmlformats.org/drawingml/2006/picture">
+                  <pic:nvPicPr>
+                    <pic:cNvPr id="675535632" name="Picture 675535632"/>
+                    <pic:cNvPicPr/>
+                  </pic:nvPicPr>
+                  <pic:blipFill>
+                    <a:blip r:embed="rId14">
+                      <a:extLst>
+                        <a:ext uri="{28A0092B-C50C-407E-A947-70E740481C1C}">
+                          <a14:useLocalDpi xmlns:a14="http://schemas.microsoft.com/office/drawing/2010/main" val="0"/>
+                        </a:ext>
+                      </a:extLst>
+                    </a:blip>
+                    <a:stretch>
+                      <a:fillRect/>
+                    </a:stretch>
+                  </pic:blipFill>
+                  <pic:spPr>
+                    <a:xfrm>
+                      <a:off x="0" y="0"/>
+                      <a:ext cx="2748450" cy="675523"/>
+                    </a:xfrm>
+                    <a:prstGeom prst="rect">
+                      <a:avLst/>
+                    </a:prstGeom>
+                    <a:ln>
+                      <a:solidFill>
+                        <a:schemeClr val="tx1"/>
+                      </a:solidFill>
+                    </a:ln>
+                  </pic:spPr>
+                </pic:pic>
+              </a:graphicData>
+            </a:graphic>
+          </wp:inline>
+        </w:drawing>
+      </w:r>
+    </w:p>
+    <w:p>
+      <w:pPr>
+        <w:pStyle w:val="ListParagraph"/>
+        <w:ind w:left="2160"/>
+        <w:jc w:val="both"/>
+        <w:rPr>
+          <w:rFonts w:ascii="Times New Roman" w:hAnsi="Times New Roman" w:cs="Times New Roman"/>
+          <w:sz w:val="28"/>
+          <w:szCs w:val="28"/>
+        </w:rPr>
+      </w:pPr>
+    </w:p>
+    <w:p>
+      <w:pPr>
+        <w:pStyle w:val="ListParagraph"/>
+        <w:ind w:left="2160"/>
+        <w:jc w:val="both"/>
+        <w:rPr>
+          <w:rFonts w:ascii="Times New Roman" w:hAnsi="Times New Roman" w:cs="Times New Roman"/>
+          <w:sz w:val="28"/>
+          <w:szCs w:val="28"/>
+        </w:rPr>
+      </w:pPr>
+    </w:p>
+    <w:p>
+      <w:pPr>
+        <w:pStyle w:val="ListParagraph"/>
+        <w:ind w:left="2160"/>
+        <w:jc w:val="both"/>
+        <w:rPr>
+          <w:rFonts w:ascii="Times New Roman" w:hAnsi="Times New Roman" w:cs="Times New Roman"/>
+          <w:sz w:val="28"/>
+          <w:szCs w:val="28"/>
+        </w:rPr>
+      </w:pPr>
+    </w:p>
+    <w:p>
+      <w:pPr>
+        <w:pStyle w:val="ListParagraph"/>
+        <w:ind w:left="2160"/>
+        <w:jc w:val="both"/>
+        <w:rPr>
+          <w:rFonts w:ascii="Times New Roman" w:hAnsi="Times New Roman" w:cs="Times New Roman"/>
+          <w:sz w:val="28"/>
+          <w:szCs w:val="28"/>
+        </w:rPr>
+      </w:pPr>
+    </w:p>
+    <w:p>
+      <w:pPr>
+        <w:pStyle w:val="ListParagraph"/>
+        <w:numPr>
+          <w:ilvl w:val="2"/>
+          <w:numId w:val="15"/>
+        </w:numPr>
+        <w:jc w:val="both"/>
+        <w:rPr>
+          <w:rFonts w:ascii="Times New Roman" w:hAnsi="Times New Roman" w:cs="Times New Roman"/>
+          <w:sz w:val="28"/>
+          <w:szCs w:val="28"/>
+        </w:rPr>
+      </w:pPr>
+      <w:r>
+        <w:rPr>
+          <w:rFonts w:ascii="Times New Roman" w:hAnsi="Times New Roman" w:cs="Times New Roman"/>
+          <w:sz w:val="28"/>
+          <w:szCs w:val="28"/>
+        </w:rPr>
+        <w:t>E</w:t>
+      </w:r>
+      <w:r>
+        <w:rPr>
+          <w:rFonts w:ascii="Times New Roman" w:hAnsi="Times New Roman" w:cs="Times New Roman"/>
+          <w:sz w:val="28"/>
+          <w:szCs w:val="28"/>
+        </w:rPr>
+        <w:t xml:space="preserve">xplicitly revoking </w:t>
+      </w:r>
+      <w:proofErr w:type="gramStart"/>
+      <w:r>
+        <w:rPr>
+          <w:rFonts w:ascii="Times New Roman" w:hAnsi="Times New Roman" w:cs="Times New Roman"/>
+          <w:sz w:val="28"/>
+          <w:szCs w:val="28"/>
+        </w:rPr>
+        <w:t>create</w:t>
+      </w:r>
+      <w:proofErr w:type="gramEnd"/>
+      <w:r>
+        <w:rPr>
+          <w:rFonts w:ascii="Times New Roman" w:hAnsi="Times New Roman" w:cs="Times New Roman"/>
+          <w:sz w:val="28"/>
+          <w:szCs w:val="28"/>
+        </w:rPr>
+        <w:t xml:space="preserve"> </w:t>
+      </w:r>
+      <w:r>
+        <w:rPr>
+          <w:rFonts w:ascii="Times New Roman" w:hAnsi="Times New Roman" w:cs="Times New Roman"/>
+          <w:sz w:val="28"/>
+          <w:szCs w:val="28"/>
+        </w:rPr>
+        <w:t>privilege</w:t>
+      </w:r>
+      <w:r>
+        <w:rPr>
+          <w:rFonts w:ascii="Times New Roman" w:hAnsi="Times New Roman" w:cs="Times New Roman"/>
+          <w:sz w:val="28"/>
+          <w:szCs w:val="28"/>
+        </w:rPr>
+        <w:t xml:space="preserve"> on the DB</w:t>
+      </w:r>
+      <w:r>
+        <w:rPr>
+          <w:rFonts w:ascii="Times New Roman" w:hAnsi="Times New Roman" w:cs="Times New Roman"/>
+          <w:sz w:val="28"/>
+          <w:szCs w:val="28"/>
+        </w:rPr>
+        <w:t xml:space="preserve">: </w:t>
+      </w:r>
+      <w:r>
+        <w:rPr>
+          <w:rFonts w:ascii="Times New Roman" w:hAnsi="Times New Roman" w:cs="Times New Roman"/>
+          <w:sz w:val="24"/>
+          <w:szCs w:val="24"/>
+        </w:rPr>
+        <w:t xml:space="preserve">Revoke create on schema public from </w:t>
+      </w:r>
+      <w:proofErr w:type="gramStart"/>
+      <w:r>
+        <w:rPr>
+          <w:rFonts w:ascii="Times New Roman" w:hAnsi="Times New Roman" w:cs="Times New Roman"/>
+          <w:sz w:val="24"/>
+          <w:szCs w:val="24"/>
+        </w:rPr>
+        <w:t>reporter;</w:t>
+      </w:r>
+      <w:proofErr w:type="gramEnd"/>
+    </w:p>
+    <w:p>
+      <w:pPr>
+        <w:pStyle w:val="ListParagraph"/>
+        <w:ind w:left="2160"/>
+        <w:jc w:val="both"/>
+        <w:rPr>
+          <w:rFonts w:ascii="Times New Roman" w:hAnsi="Times New Roman" w:cs="Times New Roman"/>
+          <w:sz w:val="28"/>
+          <w:szCs w:val="28"/>
+        </w:rPr>
+      </w:pPr>
+      <w:r>
+        <w:rPr>
+          <w:rFonts w:ascii="Times New Roman" w:hAnsi="Times New Roman" w:cs="Times New Roman"/>
+          <w:noProof/>
+          <w:sz w:val="28"/>
+          <w:szCs w:val="28"/>
+        </w:rPr>
+        <w:drawing>
+          <wp:inline distT="0" distB="0" distL="0" distR="0" wp14:anchorId="7426AF62" wp14:editId="7D785ADA">
+            <wp:extent cx="2842260" cy="680442"/>
+            <wp:effectExtent l="19050" t="19050" r="15240" b="24765"/>
+            <wp:docPr id="1577696508" name="Picture 8"/>
+            <wp:cNvGraphicFramePr>
+              <a:graphicFrameLocks xmlns:a="http://schemas.openxmlformats.org/drawingml/2006/main" noChangeAspect="1"/>
+            </wp:cNvGraphicFramePr>
+            <a:graphic xmlns:a="http://schemas.openxmlformats.org/drawingml/2006/main">
+              <a:graphicData uri="http://schemas.openxmlformats.org/drawingml/2006/picture">
+                <pic:pic xmlns:pic="http://schemas.openxmlformats.org/drawingml/2006/picture">
+                  <pic:nvPicPr>
+                    <pic:cNvPr id="1577696508" name="Picture 1577696508"/>
+                    <pic:cNvPicPr/>
+                  </pic:nvPicPr>
+                  <pic:blipFill>
+                    <a:blip r:embed="rId15">
+                      <a:extLst>
+                        <a:ext uri="{28A0092B-C50C-407E-A947-70E740481C1C}">
+                          <a14:useLocalDpi xmlns:a14="http://schemas.microsoft.com/office/drawing/2010/main" val="0"/>
+                        </a:ext>
+                      </a:extLst>
+                    </a:blip>
+                    <a:stretch>
+                      <a:fillRect/>
+                    </a:stretch>
+                  </pic:blipFill>
+                  <pic:spPr>
+                    <a:xfrm>
+                      <a:off x="0" y="0"/>
+                      <a:ext cx="2860319" cy="684765"/>
+                    </a:xfrm>
+                    <a:prstGeom prst="rect">
+                      <a:avLst/>
+                    </a:prstGeom>
+                    <a:ln>
+                      <a:solidFill>
+                        <a:schemeClr val="tx1"/>
+                      </a:solidFill>
+                    </a:ln>
+                  </pic:spPr>
+                </pic:pic>
+              </a:graphicData>
+            </a:graphic>
+          </wp:inline>
+        </w:drawing>
+      </w:r>
+    </w:p>
+    <w:p>
+      <w:pPr>
+        <w:pStyle w:val="ListParagraph"/>
+        <w:ind w:left="1440"/>
+        <w:jc w:val="both"/>
+        <w:rPr>
+          <w:rFonts w:ascii="Times New Roman" w:hAnsi="Times New Roman" w:cs="Times New Roman"/>
+          <w:sz w:val="28"/>
+          <w:szCs w:val="28"/>
+        </w:rPr>
+      </w:pPr>
+    </w:p>
+    <w:p>
+      <w:pPr>
+        <w:pStyle w:val="ListParagraph"/>
+        <w:numPr>
+          <w:ilvl w:val="1"/>
+          <w:numId w:val="15"/>
+        </w:numPr>
+        <w:jc w:val="both"/>
+        <w:rPr>
+          <w:rFonts w:ascii="Times New Roman" w:hAnsi="Times New Roman" w:cs="Times New Roman"/>
+          <w:sz w:val="28"/>
+          <w:szCs w:val="28"/>
+        </w:rPr>
+      </w:pPr>
+      <w:r>
+        <w:rPr>
+          <w:rFonts w:ascii="Times New Roman" w:hAnsi="Times New Roman" w:cs="Times New Roman"/>
+          <w:sz w:val="28"/>
+          <w:szCs w:val="28"/>
+        </w:rPr>
+        <w:t>S</w:t>
+      </w:r>
+      <w:r>
+        <w:rPr>
+          <w:rFonts w:ascii="Times New Roman" w:hAnsi="Times New Roman" w:cs="Times New Roman"/>
+          <w:sz w:val="28"/>
+          <w:szCs w:val="28"/>
+        </w:rPr>
+        <w:t>chema modification</w:t>
+      </w:r>
+    </w:p>
+    <w:p>
+      <w:pPr>
+        <w:pStyle w:val="ListParagraph"/>
+        <w:numPr>
+          <w:ilvl w:val="2"/>
+          <w:numId w:val="15"/>
+        </w:numPr>
+        <w:jc w:val="both"/>
+        <w:rPr>
+          <w:rFonts w:ascii="Times New Roman" w:hAnsi="Times New Roman" w:cs="Times New Roman"/>
+          <w:sz w:val="28"/>
+          <w:szCs w:val="28"/>
+        </w:rPr>
+      </w:pPr>
+      <w:r>
+        <w:rPr>
+          <w:rFonts w:ascii="Times New Roman" w:hAnsi="Times New Roman" w:cs="Times New Roman"/>
+          <w:sz w:val="28"/>
+          <w:szCs w:val="28"/>
+        </w:rPr>
+        <w:t>A</w:t>
+      </w:r>
+      <w:r>
+        <w:rPr>
+          <w:rFonts w:ascii="Times New Roman" w:hAnsi="Times New Roman" w:cs="Times New Roman"/>
+          <w:sz w:val="28"/>
+          <w:szCs w:val="28"/>
+        </w:rPr>
+        <w:t>lter table</w:t>
+      </w:r>
+      <w:r>
+        <w:rPr>
+          <w:rFonts w:ascii="Times New Roman" w:hAnsi="Times New Roman" w:cs="Times New Roman"/>
+          <w:sz w:val="28"/>
+          <w:szCs w:val="28"/>
+        </w:rPr>
+        <w:t xml:space="preserve">: </w:t>
+      </w:r>
+      <w:r>
+        <w:rPr>
+          <w:rFonts w:ascii="Times New Roman" w:hAnsi="Times New Roman" w:cs="Times New Roman"/>
+          <w:sz w:val="24"/>
+          <w:szCs w:val="24"/>
+        </w:rPr>
+        <w:t>A</w:t>
+      </w:r>
+      <w:r>
+        <w:rPr>
+          <w:rFonts w:ascii="Times New Roman" w:hAnsi="Times New Roman" w:cs="Times New Roman"/>
+          <w:sz w:val="24"/>
+          <w:szCs w:val="24"/>
+        </w:rPr>
+        <w:t xml:space="preserve">lter table employee add column </w:t>
+      </w:r>
+      <w:proofErr w:type="spellStart"/>
+      <w:r>
+        <w:rPr>
+          <w:rFonts w:ascii="Times New Roman" w:hAnsi="Times New Roman" w:cs="Times New Roman"/>
+          <w:sz w:val="24"/>
+          <w:szCs w:val="24"/>
+        </w:rPr>
+        <w:t>base_sal</w:t>
+      </w:r>
+      <w:proofErr w:type="spellEnd"/>
+      <w:r>
+        <w:rPr>
+          <w:rFonts w:ascii="Times New Roman" w:hAnsi="Times New Roman" w:cs="Times New Roman"/>
+          <w:sz w:val="24"/>
+          <w:szCs w:val="24"/>
+        </w:rPr>
+        <w:t xml:space="preserve"> </w:t>
+      </w:r>
+      <w:proofErr w:type="gramStart"/>
+      <w:r>
+        <w:rPr>
+          <w:rFonts w:ascii="Times New Roman" w:hAnsi="Times New Roman" w:cs="Times New Roman"/>
+          <w:sz w:val="24"/>
+          <w:szCs w:val="24"/>
+        </w:rPr>
+        <w:t>int;</w:t>
+      </w:r>
+      <w:proofErr w:type="gramEnd"/>
+    </w:p>
+    <w:p>
+      <w:pPr>
+        <w:pStyle w:val="ListParagraph"/>
+        <w:ind w:left="2160"/>
+        <w:jc w:val="both"/>
+        <w:rPr>
+          <w:rFonts w:ascii="Times New Roman" w:hAnsi="Times New Roman" w:cs="Times New Roman"/>
+          <w:sz w:val="28"/>
+          <w:szCs w:val="28"/>
+        </w:rPr>
+      </w:pPr>
+      <w:r>
+        <w:rPr>
+          <w:rFonts w:ascii="Times New Roman" w:hAnsi="Times New Roman" w:cs="Times New Roman"/>
+          <w:noProof/>
+          <w:sz w:val="28"/>
+          <w:szCs w:val="28"/>
+        </w:rPr>
+        <w:drawing>
+          <wp:inline distT="0" distB="0" distL="0" distR="0" wp14:anchorId="65A9A701" wp14:editId="4D3FA81B">
+            <wp:extent cx="3713480" cy="1059180"/>
+            <wp:effectExtent l="0" t="0" r="1270" b="7620"/>
+            <wp:docPr id="1269527515" name="Picture 9"/>
+            <wp:cNvGraphicFramePr>
+              <a:graphicFrameLocks xmlns:a="http://schemas.openxmlformats.org/drawingml/2006/main" noChangeAspect="1"/>
+            </wp:cNvGraphicFramePr>
+            <a:graphic xmlns:a="http://schemas.openxmlformats.org/drawingml/2006/main">
+              <a:graphicData uri="http://schemas.openxmlformats.org/drawingml/2006/picture">
+                <pic:pic xmlns:pic="http://schemas.openxmlformats.org/drawingml/2006/picture">
+                  <pic:nvPicPr>
+                    <pic:cNvPr id="1269527515" name="Picture 1269527515"/>
+                    <pic:cNvPicPr/>
+                  </pic:nvPicPr>
+                  <pic:blipFill rotWithShape="1">
+                    <a:blip r:embed="rId16">
+                      <a:extLst>
+                        <a:ext uri="{28A0092B-C50C-407E-A947-70E740481C1C}">
+                          <a14:useLocalDpi xmlns:a14="http://schemas.microsoft.com/office/drawing/2010/main" val="0"/>
+                        </a:ext>
+                      </a:extLst>
+                    </a:blip>
+                    <a:srcRect b="65045"/>
+                    <a:stretch>
+                      <a:fillRect/>
+                    </a:stretch>
+                  </pic:blipFill>
+                  <pic:spPr bwMode="auto">
+                    <a:xfrm>
+                      <a:off x="0" y="0"/>
+                      <a:ext cx="3733901" cy="1065005"/>
+                    </a:xfrm>
+                    <a:prstGeom prst="rect">
+                      <a:avLst/>
+                    </a:prstGeom>
+                    <a:ln>
+                      <a:noFill/>
+                    </a:ln>
+                    <a:extLst>
+                      <a:ext uri="{53640926-AAD7-44D8-BBD7-CCE9431645EC}">
+                        <a14:shadowObscured xmlns:a14="http://schemas.microsoft.com/office/drawing/2010/main"/>
+                      </a:ext>
+                    </a:extLst>
+                  </pic:spPr>
+                </pic:pic>
+              </a:graphicData>
+            </a:graphic>
+          </wp:inline>
+        </w:drawing>
+      </w:r>
+    </w:p>
+    <w:p>
+      <w:pPr>
+        <w:pStyle w:val="ListParagraph"/>
+        <w:ind w:left="2160"/>
+        <w:jc w:val="both"/>
+        <w:rPr>
+          <w:rFonts w:ascii="Times New Roman" w:hAnsi="Times New Roman" w:cs="Times New Roman"/>
+          <w:sz w:val="28"/>
+          <w:szCs w:val="28"/>
+        </w:rPr>
+      </w:pPr>
+    </w:p>
+    <w:p>
+      <w:pPr>
+        <w:pStyle w:val="ListParagraph"/>
+        <w:numPr>
+          <w:ilvl w:val="2"/>
+          <w:numId w:val="15"/>
+        </w:numPr>
+        <w:jc w:val="both"/>
+        <w:rPr>
+          <w:rFonts w:ascii="Times New Roman" w:hAnsi="Times New Roman" w:cs="Times New Roman"/>
+          <w:sz w:val="28"/>
+          <w:szCs w:val="28"/>
+        </w:rPr>
+      </w:pPr>
+      <w:r>
+        <w:rPr>
+          <w:rFonts w:ascii="Times New Roman" w:hAnsi="Times New Roman" w:cs="Times New Roman"/>
+          <w:sz w:val="28"/>
+          <w:szCs w:val="28"/>
+        </w:rPr>
+        <w:t>A</w:t>
+      </w:r>
+      <w:r>
+        <w:rPr>
+          <w:rFonts w:ascii="Times New Roman" w:hAnsi="Times New Roman" w:cs="Times New Roman"/>
+          <w:sz w:val="28"/>
+          <w:szCs w:val="28"/>
+        </w:rPr>
+        <w:t>lter table to remove foreign key constraint further to drop project table</w:t>
+      </w:r>
+      <w:r>
+        <w:rPr>
+          <w:rFonts w:ascii="Times New Roman" w:hAnsi="Times New Roman" w:cs="Times New Roman"/>
+          <w:sz w:val="28"/>
+          <w:szCs w:val="28"/>
+        </w:rPr>
+        <w:t xml:space="preserve">: </w:t>
+      </w:r>
+      <w:r>
+        <w:rPr>
+          <w:rFonts w:ascii="Times New Roman" w:hAnsi="Times New Roman" w:cs="Times New Roman"/>
+          <w:sz w:val="24"/>
+          <w:szCs w:val="24"/>
+        </w:rPr>
+        <w:t>A</w:t>
+      </w:r>
+      <w:r>
+        <w:rPr>
+          <w:rFonts w:ascii="Times New Roman" w:hAnsi="Times New Roman" w:cs="Times New Roman"/>
+          <w:sz w:val="24"/>
+          <w:szCs w:val="24"/>
+        </w:rPr>
+        <w:t xml:space="preserve">lter table employee drop constraint </w:t>
+      </w:r>
+      <w:proofErr w:type="spellStart"/>
+      <w:r>
+        <w:rPr>
+          <w:rFonts w:ascii="Times New Roman" w:hAnsi="Times New Roman" w:cs="Times New Roman"/>
+          <w:sz w:val="24"/>
+          <w:szCs w:val="24"/>
+        </w:rPr>
+        <w:t>employee_proj_id_</w:t>
+      </w:r>
+      <w:proofErr w:type="gramStart"/>
+      <w:r>
+        <w:rPr>
+          <w:rFonts w:ascii="Times New Roman" w:hAnsi="Times New Roman" w:cs="Times New Roman"/>
+          <w:sz w:val="24"/>
+          <w:szCs w:val="24"/>
+        </w:rPr>
+        <w:t>fkey</w:t>
+      </w:r>
+      <w:proofErr w:type="spellEnd"/>
+      <w:r>
+        <w:rPr>
+          <w:rFonts w:ascii="Times New Roman" w:hAnsi="Times New Roman" w:cs="Times New Roman"/>
+          <w:sz w:val="24"/>
+          <w:szCs w:val="24"/>
+        </w:rPr>
+        <w:t>;</w:t>
+      </w:r>
+      <w:proofErr w:type="gramEnd"/>
+    </w:p>
+    <w:p>
+      <w:pPr>
+        <w:pStyle w:val="ListParagraph"/>
+        <w:ind w:left="2160"/>
+        <w:jc w:val="both"/>
+        <w:rPr>
+          <w:rFonts w:ascii="Times New Roman" w:hAnsi="Times New Roman" w:cs="Times New Roman"/>
+          <w:sz w:val="28"/>
+          <w:szCs w:val="28"/>
+        </w:rPr>
+      </w:pPr>
+      <w:r>
+        <w:rPr>
+          <w:rFonts w:ascii="Times New Roman" w:hAnsi="Times New Roman" w:cs="Times New Roman"/>
+          <w:noProof/>
+          <w:sz w:val="28"/>
+          <w:szCs w:val="28"/>
+        </w:rPr>
+        <w:drawing>
+          <wp:inline distT="0" distB="0" distL="0" distR="0" wp14:anchorId="164E0685" wp14:editId="61E5747C">
+            <wp:extent cx="3672840" cy="1733029"/>
+            <wp:effectExtent l="0" t="0" r="3810" b="635"/>
+            <wp:docPr id="1344043225" name="Picture 11"/>
+            <wp:cNvGraphicFramePr>
+              <a:graphicFrameLocks xmlns:a="http://schemas.openxmlformats.org/drawingml/2006/main" noChangeAspect="1"/>
+            </wp:cNvGraphicFramePr>
+            <a:graphic xmlns:a="http://schemas.openxmlformats.org/drawingml/2006/main">
+              <a:graphicData uri="http://schemas.openxmlformats.org/drawingml/2006/picture">
+                <pic:pic xmlns:pic="http://schemas.openxmlformats.org/drawingml/2006/picture">
+                  <pic:nvPicPr>
+                    <pic:cNvPr id="1344043225" name="Picture 1344043225"/>
+                    <pic:cNvPicPr/>
+                  </pic:nvPicPr>
+                  <pic:blipFill>
+                    <a:blip r:embed="rId17">
+                      <a:extLst>
+                        <a:ext uri="{28A0092B-C50C-407E-A947-70E740481C1C}">
+                          <a14:useLocalDpi xmlns:a14="http://schemas.microsoft.com/office/drawing/2010/main" val="0"/>
+                        </a:ext>
+                      </a:extLst>
+                    </a:blip>
+                    <a:stretch>
+                      <a:fillRect/>
+                    </a:stretch>
+                  </pic:blipFill>
+                  <pic:spPr>
+                    <a:xfrm>
+                      <a:off x="0" y="0"/>
+                      <a:ext cx="3680786" cy="1736778"/>
+                    </a:xfrm>
+                    <a:prstGeom prst="rect">
+                      <a:avLst/>
+                    </a:prstGeom>
+                  </pic:spPr>
+                </pic:pic>
+              </a:graphicData>
+            </a:graphic>
+          </wp:inline>
+        </w:drawing>
+      </w:r>
+    </w:p>
+    <w:p>
+      <w:pPr>
+        <w:pStyle w:val="ListParagraph"/>
+        <w:ind w:left="2160"/>
+        <w:jc w:val="both"/>
+        <w:rPr>
+          <w:rFonts w:ascii="Times New Roman" w:hAnsi="Times New Roman" w:cs="Times New Roman"/>
+          <w:sz w:val="28"/>
+          <w:szCs w:val="28"/>
+        </w:rPr>
+      </w:pPr>
+    </w:p>
+    <w:p>
+      <w:pPr>
+        <w:pStyle w:val="ListParagraph"/>
+        <w:numPr>
+          <w:ilvl w:val="2"/>
+          <w:numId w:val="15"/>
+        </w:numPr>
+        <w:jc w:val="both"/>
+        <w:rPr>
+          <w:rFonts w:ascii="Times New Roman" w:hAnsi="Times New Roman" w:cs="Times New Roman"/>
+          <w:sz w:val="28"/>
+          <w:szCs w:val="28"/>
+        </w:rPr>
+      </w:pPr>
+      <w:r>
+        <w:rPr>
+          <w:rFonts w:ascii="Times New Roman" w:hAnsi="Times New Roman" w:cs="Times New Roman"/>
+          <w:sz w:val="28"/>
+          <w:szCs w:val="28"/>
+        </w:rPr>
+        <w:t>D</w:t>
+      </w:r>
+      <w:r>
+        <w:rPr>
+          <w:rFonts w:ascii="Times New Roman" w:hAnsi="Times New Roman" w:cs="Times New Roman"/>
+          <w:sz w:val="28"/>
+          <w:szCs w:val="28"/>
+        </w:rPr>
+        <w:t>rop table</w:t>
+      </w:r>
+      <w:r>
+        <w:rPr>
+          <w:rFonts w:ascii="Times New Roman" w:hAnsi="Times New Roman" w:cs="Times New Roman"/>
+          <w:sz w:val="28"/>
+          <w:szCs w:val="28"/>
+        </w:rPr>
+        <w:t xml:space="preserve">: </w:t>
+      </w:r>
+      <w:r>
+        <w:rPr>
+          <w:rFonts w:ascii="Times New Roman" w:hAnsi="Times New Roman" w:cs="Times New Roman"/>
+          <w:sz w:val="24"/>
+          <w:szCs w:val="24"/>
+        </w:rPr>
+        <w:t xml:space="preserve">Drop table </w:t>
+      </w:r>
+      <w:proofErr w:type="gramStart"/>
+      <w:r>
+        <w:rPr>
+          <w:rFonts w:ascii="Times New Roman" w:hAnsi="Times New Roman" w:cs="Times New Roman"/>
+          <w:sz w:val="24"/>
+          <w:szCs w:val="24"/>
+        </w:rPr>
+        <w:t>project;</w:t>
+      </w:r>
+      <w:proofErr w:type="gramEnd"/>
+    </w:p>
+    <w:p>
+      <w:pPr>
+        <w:pStyle w:val="ListParagraph"/>
+        <w:ind w:left="2160"/>
+        <w:jc w:val="both"/>
+        <w:rPr>
+          <w:rFonts w:ascii="Times New Roman" w:hAnsi="Times New Roman" w:cs="Times New Roman"/>
+          <w:sz w:val="28"/>
+          <w:szCs w:val="28"/>
+        </w:rPr>
+      </w:pPr>
+      <w:r>
+        <w:rPr>
+          <w:rFonts w:ascii="Times New Roman" w:hAnsi="Times New Roman" w:cs="Times New Roman"/>
+          <w:noProof/>
+          <w:sz w:val="28"/>
+          <w:szCs w:val="28"/>
+        </w:rPr>
+        <w:drawing>
+          <wp:inline distT="0" distB="0" distL="0" distR="0" wp14:anchorId="128F6912" wp14:editId="457A20BB">
+            <wp:extent cx="3712679" cy="1394460"/>
+            <wp:effectExtent l="0" t="0" r="2540" b="0"/>
+            <wp:docPr id="329423246" name="Picture 10"/>
+            <wp:cNvGraphicFramePr>
+              <a:graphicFrameLocks xmlns:a="http://schemas.openxmlformats.org/drawingml/2006/main" noChangeAspect="1"/>
+            </wp:cNvGraphicFramePr>
+            <a:graphic xmlns:a="http://schemas.openxmlformats.org/drawingml/2006/main">
+              <a:graphicData uri="http://schemas.openxmlformats.org/drawingml/2006/picture">
+                <pic:pic xmlns:pic="http://schemas.openxmlformats.org/drawingml/2006/picture">
+                  <pic:nvPicPr>
+                    <pic:cNvPr id="329423246" name="Picture 329423246"/>
+                    <pic:cNvPicPr/>
+                  </pic:nvPicPr>
+                  <pic:blipFill rotWithShape="1">
+                    <a:blip r:embed="rId18">
+                      <a:extLst>
+                        <a:ext uri="{28A0092B-C50C-407E-A947-70E740481C1C}">
+                          <a14:useLocalDpi xmlns:a14="http://schemas.microsoft.com/office/drawing/2010/main" val="0"/>
+                        </a:ext>
+                      </a:extLst>
+                    </a:blip>
+                    <a:srcRect b="43314"/>
+                    <a:stretch>
+                      <a:fillRect/>
+                    </a:stretch>
+                  </pic:blipFill>
+                  <pic:spPr bwMode="auto">
+                    <a:xfrm>
+                      <a:off x="0" y="0"/>
+                      <a:ext cx="3728165" cy="1400277"/>
+                    </a:xfrm>
+                    <a:prstGeom prst="rect">
+                      <a:avLst/>
+                    </a:prstGeom>
+                    <a:ln>
+                      <a:noFill/>
+                    </a:ln>
+                    <a:extLst>
+                      <a:ext uri="{53640926-AAD7-44D8-BBD7-CCE9431645EC}">
+                        <a14:shadowObscured xmlns:a14="http://schemas.microsoft.com/office/drawing/2010/main"/>
+                      </a:ext>
+                    </a:extLst>
+                  </pic:spPr>
+                </pic:pic>
+              </a:graphicData>
+            </a:graphic>
+          </wp:inline>
+        </w:drawing>
+      </w:r>
+    </w:p>
+    <w:p>
+      <w:pPr>
+        <w:spacing w:after="0" w:line="240" w:lineRule="auto"/>
+        <w:rPr>
+          <w:rFonts w:ascii="Times New Roman" w:hAnsi="Times New Roman" w:cs="Times New Roman"/>
+          <w:sz w:val="28"/>
+          <w:szCs w:val="28"/>
+        </w:rPr>
+      </w:pPr>
+      <w:r>
+        <w:rPr>
+          <w:rFonts w:ascii="Times New Roman" w:hAnsi="Times New Roman" w:cs="Times New Roman"/>
+          <w:sz w:val="28"/>
+          <w:szCs w:val="28"/>
+        </w:rPr>
+        <w:br w:type="page"/>
+      </w:r>
+    </w:p>
+    <w:p>
+      <w:pPr>
+        <w:pStyle w:val="ListParagraph"/>
+        <w:ind w:left="2160"/>
+        <w:jc w:val="both"/>
+        <w:rPr>
+          <w:rFonts w:ascii="Times New Roman" w:hAnsi="Times New Roman" w:cs="Times New Roman"/>
+          <w:sz w:val="28"/>
+          <w:szCs w:val="28"/>
+        </w:rPr>
+      </w:pPr>
+    </w:p>
+    <w:p>
+      <w:pPr>
+        <w:pStyle w:val="ListParagraph"/>
+        <w:numPr>
+          <w:ilvl w:val="1"/>
+          <w:numId w:val="15"/>
+        </w:numPr>
+        <w:jc w:val="both"/>
+        <w:rPr>
+          <w:rFonts w:ascii="Times New Roman" w:hAnsi="Times New Roman" w:cs="Times New Roman"/>
+          <w:sz w:val="28"/>
+          <w:szCs w:val="28"/>
+        </w:rPr>
+      </w:pPr>
+      <w:r>
+        <w:rPr>
+          <w:rFonts w:ascii="Times New Roman" w:hAnsi="Times New Roman" w:cs="Times New Roman"/>
+          <w:sz w:val="28"/>
+          <w:szCs w:val="28"/>
+        </w:rPr>
+        <w:t>Creating new connection to test created role:</w:t>
+      </w:r>
+    </w:p>
+    <w:p>
+      <w:pPr>
+        <w:pStyle w:val="ListParagraph"/>
+        <w:ind w:left="1440"/>
+        <w:jc w:val="both"/>
+        <w:rPr>
+          <w:rFonts w:ascii="Times New Roman" w:hAnsi="Times New Roman" w:cs="Times New Roman"/>
+          <w:sz w:val="28"/>
+          <w:szCs w:val="28"/>
+        </w:rPr>
+      </w:pPr>
+      <w:r>
+        <w:rPr>
+          <w:rFonts w:ascii="Times New Roman" w:hAnsi="Times New Roman" w:cs="Times New Roman"/>
+          <w:noProof/>
+          <w:sz w:val="28"/>
+          <w:szCs w:val="28"/>
+        </w:rPr>
+        <w:drawing>
+          <wp:inline distT="0" distB="0" distL="0" distR="0" wp14:anchorId="05CD62CD" wp14:editId="55C78729">
+            <wp:extent cx="3587115" cy="2116798"/>
+            <wp:effectExtent l="0" t="0" r="0" b="0"/>
+            <wp:docPr id="1803718255" name="Picture 12"/>
+            <wp:cNvGraphicFramePr>
+              <a:graphicFrameLocks xmlns:a="http://schemas.openxmlformats.org/drawingml/2006/main" noChangeAspect="1"/>
+            </wp:cNvGraphicFramePr>
+            <a:graphic xmlns:a="http://schemas.openxmlformats.org/drawingml/2006/main">
+              <a:graphicData uri="http://schemas.openxmlformats.org/drawingml/2006/picture">
+                <pic:pic xmlns:pic="http://schemas.openxmlformats.org/drawingml/2006/picture">
+                  <pic:nvPicPr>
+                    <pic:cNvPr id="1803718255" name="Picture 1803718255"/>
+                    <pic:cNvPicPr/>
+                  </pic:nvPicPr>
+                  <pic:blipFill>
+                    <a:blip r:embed="rId19">
+                      <a:extLst>
+                        <a:ext uri="{28A0092B-C50C-407E-A947-70E740481C1C}">
+                          <a14:useLocalDpi xmlns:a14="http://schemas.microsoft.com/office/drawing/2010/main" val="0"/>
+                        </a:ext>
+                      </a:extLst>
+                    </a:blip>
+                    <a:stretch>
+                      <a:fillRect/>
+                    </a:stretch>
+                  </pic:blipFill>
+                  <pic:spPr>
+                    <a:xfrm>
+                      <a:off x="0" y="0"/>
+                      <a:ext cx="3598762" cy="2123671"/>
+                    </a:xfrm>
+                    <a:prstGeom prst="rect">
+                      <a:avLst/>
+                    </a:prstGeom>
+                  </pic:spPr>
+                </pic:pic>
+              </a:graphicData>
+            </a:graphic>
+          </wp:inline>
+        </w:drawing>
+      </w:r>
+    </w:p>
+    <w:p>
+      <w:pPr>
+        <w:pStyle w:val="ListParagraph"/>
+        <w:ind w:left="1440"/>
+        <w:jc w:val="both"/>
+        <w:rPr>
+          <w:rFonts w:ascii="Times New Roman" w:hAnsi="Times New Roman" w:cs="Times New Roman"/>
+          <w:sz w:val="28"/>
+          <w:szCs w:val="28"/>
+        </w:rPr>
+      </w:pPr>
+    </w:p>
+    <w:p>
+      <w:pPr>
+        <w:pStyle w:val="ListParagraph"/>
+        <w:numPr>
+          <w:ilvl w:val="1"/>
+          <w:numId w:val="15"/>
+        </w:numPr>
+        <w:jc w:val="both"/>
+        <w:rPr>
+          <w:rFonts w:ascii="Times New Roman" w:hAnsi="Times New Roman" w:cs="Times New Roman"/>
+          <w:sz w:val="28"/>
+          <w:szCs w:val="28"/>
+        </w:rPr>
+      </w:pPr>
+      <w:r>
+        <w:rPr>
+          <w:rFonts w:ascii="Times New Roman" w:hAnsi="Times New Roman" w:cs="Times New Roman"/>
+          <w:sz w:val="28"/>
+          <w:szCs w:val="28"/>
+        </w:rPr>
+        <w:t xml:space="preserve">Checking if role “reporter” has </w:t>
+      </w:r>
+      <w:proofErr w:type="gramStart"/>
+      <w:r>
+        <w:rPr>
+          <w:rFonts w:ascii="Times New Roman" w:hAnsi="Times New Roman" w:cs="Times New Roman"/>
+          <w:sz w:val="28"/>
+          <w:szCs w:val="28"/>
+        </w:rPr>
+        <w:t>select</w:t>
+      </w:r>
+      <w:proofErr w:type="gramEnd"/>
+      <w:r>
+        <w:rPr>
+          <w:rFonts w:ascii="Times New Roman" w:hAnsi="Times New Roman" w:cs="Times New Roman"/>
+          <w:sz w:val="28"/>
+          <w:szCs w:val="28"/>
+        </w:rPr>
+        <w:t xml:space="preserve"> privilege on employee relation:</w:t>
+      </w:r>
+    </w:p>
+    <w:p>
+      <w:pPr>
+        <w:pStyle w:val="ListParagraph"/>
+        <w:ind w:left="1440"/>
+        <w:jc w:val="both"/>
+        <w:rPr>
+          <w:rFonts w:ascii="Times New Roman" w:hAnsi="Times New Roman" w:cs="Times New Roman"/>
+          <w:sz w:val="28"/>
+          <w:szCs w:val="28"/>
+        </w:rPr>
+      </w:pPr>
+      <w:r>
+        <w:rPr>
+          <w:rFonts w:ascii="Times New Roman" w:hAnsi="Times New Roman" w:cs="Times New Roman"/>
+          <w:noProof/>
+          <w:sz w:val="28"/>
+          <w:szCs w:val="28"/>
+        </w:rPr>
+        <w:drawing>
+          <wp:inline distT="0" distB="0" distL="0" distR="0" wp14:anchorId="22E7AF84" wp14:editId="0F48954F">
+            <wp:extent cx="3826510" cy="2266438"/>
+            <wp:effectExtent l="0" t="0" r="2540" b="635"/>
+            <wp:docPr id="116945413" name="Picture 13"/>
+            <wp:cNvGraphicFramePr>
+              <a:graphicFrameLocks xmlns:a="http://schemas.openxmlformats.org/drawingml/2006/main" noChangeAspect="1"/>
+            </wp:cNvGraphicFramePr>
+            <a:graphic xmlns:a="http://schemas.openxmlformats.org/drawingml/2006/main">
+              <a:graphicData uri="http://schemas.openxmlformats.org/drawingml/2006/picture">
+                <pic:pic xmlns:pic="http://schemas.openxmlformats.org/drawingml/2006/picture">
+                  <pic:nvPicPr>
+                    <pic:cNvPr id="116945413" name="Picture 116945413"/>
+                    <pic:cNvPicPr/>
+                  </pic:nvPicPr>
+                  <pic:blipFill>
+                    <a:blip r:embed="rId20">
+                      <a:extLst>
+                        <a:ext uri="{28A0092B-C50C-407E-A947-70E740481C1C}">
+                          <a14:useLocalDpi xmlns:a14="http://schemas.microsoft.com/office/drawing/2010/main" val="0"/>
+                        </a:ext>
+                      </a:extLst>
+                    </a:blip>
+                    <a:stretch>
+                      <a:fillRect/>
+                    </a:stretch>
+                  </pic:blipFill>
+                  <pic:spPr>
+                    <a:xfrm>
+                      <a:off x="0" y="0"/>
+                      <a:ext cx="3850926" cy="2280900"/>
+                    </a:xfrm>
+                    <a:prstGeom prst="rect">
+                      <a:avLst/>
+                    </a:prstGeom>
+                  </pic:spPr>
+                </pic:pic>
+              </a:graphicData>
+            </a:graphic>
+          </wp:inline>
+        </w:drawing>
+      </w:r>
+    </w:p>
+    <w:p>
+      <w:pPr>
+        <w:pStyle w:val="ListParagraph"/>
+        <w:ind w:left="1440"/>
+        <w:jc w:val="both"/>
+        <w:rPr>
+          <w:rFonts w:ascii="Times New Roman" w:hAnsi="Times New Roman" w:cs="Times New Roman"/>
+          <w:sz w:val="28"/>
+          <w:szCs w:val="28"/>
+        </w:rPr>
+      </w:pPr>
+    </w:p>
+    <w:p>
+      <w:pPr>
+        <w:pStyle w:val="ListParagraph"/>
+        <w:numPr>
+          <w:ilvl w:val="1"/>
+          <w:numId w:val="15"/>
+        </w:numPr>
+        <w:jc w:val="both"/>
+        <w:rPr>
+          <w:rFonts w:ascii="Times New Roman" w:hAnsi="Times New Roman" w:cs="Times New Roman"/>
+          <w:sz w:val="28"/>
+          <w:szCs w:val="28"/>
+        </w:rPr>
+      </w:pPr>
+      <w:r>
+        <w:rPr>
+          <w:rFonts w:ascii="Times New Roman" w:hAnsi="Times New Roman" w:cs="Times New Roman"/>
+          <w:sz w:val="28"/>
+          <w:szCs w:val="28"/>
+        </w:rPr>
+        <w:t xml:space="preserve">Check if role “reporter” has </w:t>
+      </w:r>
+      <w:proofErr w:type="gramStart"/>
+      <w:r>
+        <w:rPr>
+          <w:rFonts w:ascii="Times New Roman" w:hAnsi="Times New Roman" w:cs="Times New Roman"/>
+          <w:sz w:val="28"/>
+          <w:szCs w:val="28"/>
+        </w:rPr>
+        <w:t>create</w:t>
+      </w:r>
+      <w:proofErr w:type="gramEnd"/>
+      <w:r>
+        <w:rPr>
+          <w:rFonts w:ascii="Times New Roman" w:hAnsi="Times New Roman" w:cs="Times New Roman"/>
+          <w:sz w:val="28"/>
+          <w:szCs w:val="28"/>
+        </w:rPr>
+        <w:t xml:space="preserve"> privileges on ‘Experiment_1’ schema:</w:t>
+      </w:r>
+    </w:p>
+    <w:p>
+      <w:pPr>
+        <w:pStyle w:val="ListParagraph"/>
+        <w:ind w:left="1440"/>
+        <w:jc w:val="both"/>
+        <w:rPr>
+          <w:rFonts w:ascii="Times New Roman" w:hAnsi="Times New Roman" w:cs="Times New Roman"/>
+          <w:sz w:val="28"/>
+          <w:szCs w:val="28"/>
+        </w:rPr>
+      </w:pPr>
+      <w:r>
+        <w:rPr>
+          <w:rFonts w:ascii="Times New Roman" w:hAnsi="Times New Roman" w:cs="Times New Roman"/>
+          <w:noProof/>
+          <w:sz w:val="28"/>
+          <w:szCs w:val="28"/>
+        </w:rPr>
+        <w:drawing>
+          <wp:inline distT="0" distB="0" distL="0" distR="0" wp14:anchorId="29C16F68" wp14:editId="6DE0FC9C">
+            <wp:extent cx="3825875" cy="1775460"/>
+            <wp:effectExtent l="0" t="0" r="3175" b="0"/>
+            <wp:docPr id="1968452569" name="Picture 14"/>
+            <wp:cNvGraphicFramePr>
+              <a:graphicFrameLocks xmlns:a="http://schemas.openxmlformats.org/drawingml/2006/main" noChangeAspect="1"/>
+            </wp:cNvGraphicFramePr>
+            <a:graphic xmlns:a="http://schemas.openxmlformats.org/drawingml/2006/main">
+              <a:graphicData uri="http://schemas.openxmlformats.org/drawingml/2006/picture">
+                <pic:pic xmlns:pic="http://schemas.openxmlformats.org/drawingml/2006/picture">
+                  <pic:nvPicPr>
+                    <pic:cNvPr id="1968452569" name="Picture 1968452569"/>
+                    <pic:cNvPicPr/>
+                  </pic:nvPicPr>
+                  <pic:blipFill rotWithShape="1">
+                    <a:blip r:embed="rId21">
+                      <a:extLst>
+                        <a:ext uri="{28A0092B-C50C-407E-A947-70E740481C1C}">
+                          <a14:useLocalDpi xmlns:a14="http://schemas.microsoft.com/office/drawing/2010/main" val="0"/>
+                        </a:ext>
+                      </a:extLst>
+                    </a:blip>
+                    <a:srcRect t="9226" b="21425"/>
+                    <a:stretch>
+                      <a:fillRect/>
+                    </a:stretch>
+                  </pic:blipFill>
+                  <pic:spPr bwMode="auto">
+                    <a:xfrm>
+                      <a:off x="0" y="0"/>
+                      <a:ext cx="3833113" cy="1778819"/>
+                    </a:xfrm>
+                    <a:prstGeom prst="rect">
+                      <a:avLst/>
+                    </a:prstGeom>
+                    <a:ln>
+                      <a:noFill/>
+                    </a:ln>
+                    <a:extLst>
+                      <a:ext uri="{53640926-AAD7-44D8-BBD7-CCE9431645EC}">
+                        <a14:shadowObscured xmlns:a14="http://schemas.microsoft.com/office/drawing/2010/main"/>
+                      </a:ext>
+                    </a:extLst>
+                  </pic:spPr>
+                </pic:pic>
+              </a:graphicData>
+            </a:graphic>
+          </wp:inline>
+        </w:drawing>
+      </w:r>
+    </w:p>
+    <w:p>
+      <w:pPr>
+        <w:pStyle w:val="ListParagraph"/>
+        <w:rPr>
+          <w:rFonts w:ascii="Times New Roman" w:hAnsi="Times New Roman" w:cs="Times New Roman"/>
+          <w:sz w:val="28"/>
+          <w:szCs w:val="28"/>
+        </w:rPr>
+      </w:pPr>
+    </w:p>
+    <w:p>
+      <w:pPr>
+        <w:spacing w:after="0" w:line="240" w:lineRule="auto"/>
         <w:rPr>
           <w:rFonts w:ascii="Times New Roman" w:hAnsi="Times New Roman" w:cs="Times New Roman"/>
           <w:b/>
@@ -2027,10 +3586,7 @@
           <w:szCs w:val="28"/>
         </w:rPr>
       </w:pPr>
-    </w:p>
-    <w:p>
-      <w:pPr>
-        <w:jc w:val="both"/>
+      <w:r>
         <w:rPr>
           <w:rFonts w:ascii="Times New Roman" w:hAnsi="Times New Roman" w:cs="Times New Roman"/>
           <w:b/>
@@ -2038,8 +3594,12 @@
           <w:sz w:val="28"/>
           <w:szCs w:val="28"/>
         </w:rPr>
-      </w:pPr>
-      <w:r>
+        <w:br w:type="page"/>
+      </w:r>
+    </w:p>
+    <w:p>
+      <w:pPr>
+        <w:jc w:val="both"/>
         <w:rPr>
           <w:rFonts w:ascii="Times New Roman" w:hAnsi="Times New Roman" w:cs="Times New Roman"/>
           <w:b/>
@@ -2047,9 +3607,16 @@
           <w:sz w:val="28"/>
           <w:szCs w:val="28"/>
         </w:rPr>
-        <w:t>5. Learning Outcom</w:t>
-      </w:r>
-      <w:r>
+      </w:pPr>
+    </w:p>
+    <w:p>
+      <w:pPr>
+        <w:pStyle w:val="ListParagraph"/>
+        <w:numPr>
+          <w:ilvl w:val="0"/>
+          <w:numId w:val="15"/>
+        </w:numPr>
+        <w:jc w:val="both"/>
         <w:rPr>
           <w:rFonts w:ascii="Times New Roman" w:hAnsi="Times New Roman" w:cs="Times New Roman"/>
           <w:b/>
@@ -2057,15 +3624,88 @@
           <w:sz w:val="28"/>
           <w:szCs w:val="28"/>
         </w:rPr>
-        <w:t>e</w:t>
-      </w:r>
+      </w:pPr>
+      <w:r>
+        <w:rPr>
+          <w:rFonts w:ascii="Times New Roman" w:hAnsi="Times New Roman" w:cs="Times New Roman"/>
+          <w:b/>
+          <w:bCs/>
+          <w:sz w:val="28"/>
+          <w:szCs w:val="28"/>
+        </w:rPr>
+        <w:t>Input/Output Details:</w:t>
+      </w:r>
+    </w:p>
+    <w:p>
+      <w:pPr>
+        <w:pStyle w:val="ListParagraph"/>
+        <w:numPr>
+          <w:ilvl w:val="1"/>
+          <w:numId w:val="15"/>
+        </w:numPr>
+        <w:jc w:val="both"/>
+        <w:rPr>
+          <w:rFonts w:ascii="Times New Roman" w:hAnsi="Times New Roman" w:cs="Times New Roman"/>
+          <w:b/>
+          <w:bCs/>
+          <w:sz w:val="28"/>
+          <w:szCs w:val="28"/>
+        </w:rPr>
+      </w:pPr>
+      <w:r>
+        <w:rPr>
+          <w:rFonts w:ascii="Times New Roman" w:hAnsi="Times New Roman" w:cs="Times New Roman"/>
+          <w:sz w:val="28"/>
+          <w:szCs w:val="28"/>
+        </w:rPr>
+        <w:t xml:space="preserve">The input for the experiment is the SQL queries mentioned in Experiment Steps (5). </w:t>
+      </w:r>
+    </w:p>
+    <w:p>
+      <w:pPr>
+        <w:pStyle w:val="ListParagraph"/>
+        <w:numPr>
+          <w:ilvl w:val="1"/>
+          <w:numId w:val="15"/>
+        </w:numPr>
+        <w:jc w:val="both"/>
+        <w:rPr>
+          <w:rFonts w:ascii="Times New Roman" w:hAnsi="Times New Roman" w:cs="Times New Roman"/>
+          <w:b/>
+          <w:bCs/>
+          <w:sz w:val="28"/>
+          <w:szCs w:val="28"/>
+        </w:rPr>
+      </w:pPr>
+      <w:r>
+        <w:rPr>
+          <w:rFonts w:ascii="Times New Roman" w:hAnsi="Times New Roman" w:cs="Times New Roman"/>
+          <w:sz w:val="28"/>
+          <w:szCs w:val="28"/>
+        </w:rPr>
+        <w:t xml:space="preserve">The output for each query is attached after the query itself. </w:t>
+      </w:r>
+    </w:p>
+    <w:p>
+      <w:pPr>
+        <w:pStyle w:val="ListParagraph"/>
+        <w:ind w:left="1440"/>
+        <w:jc w:val="both"/>
+        <w:rPr>
+          <w:rFonts w:ascii="Times New Roman" w:hAnsi="Times New Roman" w:cs="Times New Roman"/>
+          <w:b/>
+          <w:bCs/>
+          <w:sz w:val="28"/>
+          <w:szCs w:val="28"/>
+        </w:rPr>
+      </w:pPr>
     </w:p>
     <w:p>
       <w:pPr>
         <w:pStyle w:val="ListParagraph"/>
         <w:numPr>
           <w:ilvl w:val="0"/>
-          <w:numId w:val="14"/>
+          <w:numId w:val="15"/>
         </w:numPr>
         <w:jc w:val="both"/>
         <w:rPr>
@@ -2079,45 +3719,14 @@
       <w:r>
         <w:rPr>
           <w:rFonts w:ascii="Times New Roman" w:hAnsi="Times New Roman" w:cs="Times New Roman"/>
-          <w:sz w:val="28"/>
-          <w:szCs w:val="28"/>
-        </w:rPr>
-        <w:t>Learning DDL, DML, and DCL commands in SQL.</w:t>
-      </w:r>
-    </w:p>
-    <w:p>
-      <w:pPr>
-        <w:pStyle w:val="ListParagraph"/>
-        <w:numPr>
-          <w:ilvl w:val="0"/>
-          <w:numId w:val="14"/>
-        </w:numPr>
-        <w:jc w:val="both"/>
-        <w:rPr>
-          <w:rFonts w:ascii="Times New Roman" w:hAnsi="Times New Roman" w:cs="Times New Roman"/>
           <w:b/>
           <w:bCs/>
           <w:sz w:val="28"/>
           <w:szCs w:val="28"/>
         </w:rPr>
-      </w:pPr>
-      <w:r>
-        <w:rPr>
-          <w:rFonts w:ascii="Times New Roman" w:hAnsi="Times New Roman" w:cs="Times New Roman"/>
-          <w:sz w:val="28"/>
-          <w:szCs w:val="28"/>
-        </w:rPr>
-        <w:t>How to implement integrity and domain constraints in SQL.</w:t>
-      </w:r>
-    </w:p>
-    <w:p>
-      <w:pPr>
-        <w:pStyle w:val="ListParagraph"/>
-        <w:numPr>
-          <w:ilvl w:val="0"/>
-          <w:numId w:val="14"/>
-        </w:numPr>
-        <w:jc w:val="both"/>
+        <w:t>Learning Outcom</w:t>
+      </w:r>
+      <w:r>
         <w:rPr>
           <w:rFonts w:ascii="Times New Roman" w:hAnsi="Times New Roman" w:cs="Times New Roman"/>
           <w:b/>
@@ -2125,18 +3734,16 @@
           <w:sz w:val="28"/>
           <w:szCs w:val="28"/>
         </w:rPr>
-      </w:pPr>
-      <w:r>
-        <w:rPr>
-          <w:rFonts w:ascii="Times New Roman" w:hAnsi="Times New Roman" w:cs="Times New Roman"/>
-          <w:sz w:val="28"/>
-          <w:szCs w:val="28"/>
-        </w:rPr>
-        <w:t>DBMS privilege management.</w:t>
-      </w:r>
-    </w:p>
-    <w:p>
-      <w:pPr>
+        <w:t>e</w:t>
+      </w:r>
+    </w:p>
+    <w:p>
+      <w:pPr>
+        <w:pStyle w:val="ListParagraph"/>
+        <w:numPr>
+          <w:ilvl w:val="1"/>
+          <w:numId w:val="15"/>
+        </w:numPr>
         <w:jc w:val="both"/>
         <w:rPr>
           <w:rFonts w:ascii="Times New Roman" w:hAnsi="Times New Roman" w:cs="Times New Roman"/>
@@ -2146,9 +3753,22 @@
           <w:szCs w:val="28"/>
         </w:rPr>
       </w:pPr>
-    </w:p>
-    <w:p>
-      <w:pPr>
+      <w:r>
+        <w:rPr>
+          <w:rFonts w:ascii="Times New Roman" w:hAnsi="Times New Roman" w:cs="Times New Roman"/>
+          <w:sz w:val="28"/>
+          <w:szCs w:val="28"/>
+        </w:rPr>
+        <w:t>Learning DDL, DML, and DCL commands in SQL.</w:t>
+      </w:r>
+    </w:p>
+    <w:p>
+      <w:pPr>
+        <w:pStyle w:val="ListParagraph"/>
+        <w:numPr>
+          <w:ilvl w:val="1"/>
+          <w:numId w:val="15"/>
+        </w:numPr>
         <w:jc w:val="both"/>
         <w:rPr>
           <w:rFonts w:ascii="Times New Roman" w:hAnsi="Times New Roman" w:cs="Times New Roman"/>
@@ -2158,12 +3778,69 @@
           <w:szCs w:val="28"/>
         </w:rPr>
       </w:pPr>
+      <w:r>
+        <w:rPr>
+          <w:rFonts w:ascii="Times New Roman" w:hAnsi="Times New Roman" w:cs="Times New Roman"/>
+          <w:sz w:val="28"/>
+          <w:szCs w:val="28"/>
+        </w:rPr>
+        <w:t>How to implement integrity and domain constraints in SQL.</w:t>
+      </w:r>
+    </w:p>
+    <w:p>
+      <w:pPr>
+        <w:pStyle w:val="ListParagraph"/>
+        <w:numPr>
+          <w:ilvl w:val="1"/>
+          <w:numId w:val="15"/>
+        </w:numPr>
+        <w:jc w:val="both"/>
+        <w:rPr>
+          <w:rFonts w:ascii="Times New Roman" w:hAnsi="Times New Roman" w:cs="Times New Roman"/>
+          <w:b/>
+          <w:bCs/>
+          <w:sz w:val="28"/>
+          <w:szCs w:val="28"/>
+        </w:rPr>
+      </w:pPr>
+      <w:r>
+        <w:rPr>
+          <w:rFonts w:ascii="Times New Roman" w:hAnsi="Times New Roman" w:cs="Times New Roman"/>
+          <w:sz w:val="28"/>
+          <w:szCs w:val="28"/>
+        </w:rPr>
+        <w:t>DBMS privilege management.</w:t>
+      </w:r>
+    </w:p>
+    <w:p>
+      <w:pPr>
+        <w:jc w:val="both"/>
+        <w:rPr>
+          <w:rFonts w:ascii="Times New Roman" w:hAnsi="Times New Roman" w:cs="Times New Roman"/>
+          <w:b/>
+          <w:bCs/>
+          <w:sz w:val="28"/>
+          <w:szCs w:val="28"/>
+        </w:rPr>
+      </w:pPr>
+    </w:p>
+    <w:p>
+      <w:pPr>
+        <w:jc w:val="both"/>
+        <w:rPr>
+          <w:rFonts w:ascii="Times New Roman" w:hAnsi="Times New Roman" w:cs="Times New Roman"/>
+          <w:b/>
+          <w:bCs/>
+          <w:sz w:val="28"/>
+          <w:szCs w:val="28"/>
+        </w:rPr>
+      </w:pPr>
     </w:p>
     <w:sectPr>
-      <w:headerReference w:type="even" r:id="rId9"/>
-      <w:headerReference w:type="default" r:id="rId10"/>
-      <w:footerReference w:type="even" r:id="rId11"/>
-      <w:footerReference w:type="default" r:id="rId12"/>
+      <w:headerReference w:type="even" r:id="rId22"/>
+      <w:headerReference w:type="default" r:id="rId23"/>
+      <w:footerReference w:type="even" r:id="rId24"/>
+      <w:footerReference w:type="default" r:id="rId25"/>
       <w:pgSz w:w="11906" w:h="16838" w:code="9"/>
       <w:pgMar w:top="720" w:right="720" w:bottom="0" w:left="720" w:header="0" w:footer="0" w:gutter="0"/>
       <w:cols w:space="720"/>
@@ -2479,6 +4156,57 @@
 <file path=word/numbering.xml><?xml version="1.0" encoding="utf-8"?>
 <w:numbering xmlns:wpc="http://schemas.microsoft.com/office/word/2010/wordprocessingCanvas" xmlns:cx="http://schemas.microsoft.com/office/drawing/2014/chartex" xmlns:cx1="http://schemas.microsoft.com/office/drawing/2015/9/8/chartex" xmlns:cx2="http://schemas.microsoft.com/office/drawing/2015/10/21/chartex" xmlns:cx3="http://schemas.microsoft.com/office/drawing/2016/5/9/chartex" xmlns:cx4="http://schemas.microsoft.com/office/drawing/2016/5/10/chartex" xmlns:cx5="http://schemas.microsoft.com/office/drawing/2016/5/11/chartex" xmlns:cx6="http://schemas.microsoft.com/office/drawing/2016/5/12/chartex" xmlns:cx7="http://schemas.microsoft.com/office/drawing/2016/5/13/chartex" xmlns:cx8="http://schemas.microsoft.com/office/drawing/2016/5/14/chartex" xmlns:mc="http://schemas.openxmlformats.org/markup-compatibility/2006" xmlns:aink="http://schemas.microsoft.com/office/drawing/2016/ink" xmlns:am3d="http://schemas.microsoft.com/office/drawing/2017/model3d" xmlns:o="urn:schemas-microsoft-com:office:office" xmlns:oel="http://schemas.microsoft.com/office/2019/extlst" xmlns:r="http://schemas.openxmlformats.org/officeDocument/2006/relationships" xmlns:m="http://schemas.openxmlformats.org/officeDocument/2006/math" xmlns:v="urn:schemas-microsoft-com:vml" xmlns:wp14="http://schemas.microsoft.com/office/word/2010/wordprocessingDrawing" xmlns:wp="http://schemas.openxmlformats.org/drawingml/2006/wordprocessingDrawing" xmlns:w10="urn:schemas-microsoft-com:office:word" xmlns:w="http://schemas.openxmlformats.org/wordprocessingml/2006/main" xmlns:w14="http://schemas.microsoft.com/office/word/2010/wordml" xmlns:w15="http://schemas.microsoft.com/office/word/2012/wordml" xmlns:w16cex="http://schemas.microsoft.com/office/word/2018/wordml/cex" xmlns:w16cid="http://schemas.microsoft.com/office/word/2016/wordml/cid" xmlns:w16="http://schemas.microsoft.com/office/word/2018/wordml" xmlns:w16du="http://schemas.microsoft.com/office/word/2023/wordml/word16du" xmlns:w16sdtdh="http://schemas.microsoft.com/office/word/2020/wordml/sdtdatahash" xmlns:w16sdtfl="http://schemas.microsoft.com/office/word/2024/wordml/sdtformatlock" xmlns:w16se="http://schemas.microsoft.com/office/word/2015/wordml/symex" xmlns:wpg="http://schemas.microsoft.com/office/word/2010/wordprocessingGroup" xmlns:wpi="http://schemas.microsoft.com/office/word/2010/wordprocessingInk" xmlns:wne="http://schemas.microsoft.com/office/word/2006/wordml" xmlns:wps="http://schemas.microsoft.com/office/word/2010/wordprocessingShape" mc:Ignorable="w14 w15 w16se w16cid w16 w16cex w16sdtdh w16sdtfl w16du wp14">
   <w:abstractNum w:abstractNumId="0" w15:restartNumberingAfterBreak="0">
+    <w:nsid w:val="CF3F6180"/>
+    <w:multiLevelType w:val="hybridMultilevel"/>
+    <w:tmpl w:val="FFFFFFFF"/>
+    <w:lvl w:ilvl="0" w:tplc="FFFFFFFF">
+      <w:start w:val="1"/>
+      <w:numFmt w:val="ideographDigital"/>
+      <w:lvlText w:val=""/>
+      <w:lvlJc w:val="left"/>
+    </w:lvl>
+    <w:lvl w:ilvl="1" w:tplc="FFFFFFFF">
+      <w:numFmt w:val="decimal"/>
+      <w:lvlText w:val=""/>
+      <w:lvlJc w:val="left"/>
+    </w:lvl>
+    <w:lvl w:ilvl="2" w:tplc="FFFFFFFF">
+      <w:numFmt w:val="decimal"/>
+      <w:lvlText w:val=""/>
+      <w:lvlJc w:val="left"/>
+    </w:lvl>
+    <w:lvl w:ilvl="3" w:tplc="FFFFFFFF">
+      <w:numFmt w:val="decimal"/>
+      <w:lvlText w:val=""/>
+      <w:lvlJc w:val="left"/>
+    </w:lvl>
+    <w:lvl w:ilvl="4" w:tplc="FFFFFFFF">
+      <w:numFmt w:val="decimal"/>
+      <w:lvlText w:val=""/>
+      <w:lvlJc w:val="left"/>
+    </w:lvl>
+    <w:lvl w:ilvl="5" w:tplc="FFFFFFFF">
+      <w:numFmt w:val="decimal"/>
+      <w:lvlText w:val=""/>
+      <w:lvlJc w:val="left"/>
+    </w:lvl>
+    <w:lvl w:ilvl="6" w:tplc="FFFFFFFF">
+      <w:numFmt w:val="decimal"/>
+      <w:lvlText w:val=""/>
+      <w:lvlJc w:val="left"/>
+    </w:lvl>
+    <w:lvl w:ilvl="7" w:tplc="FFFFFFFF">
+      <w:numFmt w:val="decimal"/>
+      <w:lvlText w:val=""/>
+      <w:lvlJc w:val="left"/>
+    </w:lvl>
+    <w:lvl w:ilvl="8" w:tplc="FFFFFFFF">
+      <w:numFmt w:val="decimal"/>
+      <w:lvlText w:val=""/>
+      <w:lvlJc w:val="left"/>
+    </w:lvl>
+  </w:abstractNum>
+  <w:abstractNum w:abstractNumId="1" w15:restartNumberingAfterBreak="0">
     <w:nsid w:val="04FB2F1C"/>
     <w:multiLevelType w:val="hybridMultilevel"/>
     <w:tmpl w:val="D9BCBE38"/>
@@ -2569,7 +4297,7 @@
       </w:pPr>
     </w:lvl>
   </w:abstractNum>
-  <w:abstractNum w:abstractNumId="1" w15:restartNumberingAfterBreak="0">
+  <w:abstractNum w:abstractNumId="2" w15:restartNumberingAfterBreak="0">
     <w:nsid w:val="083B6DA9"/>
     <w:multiLevelType w:val="hybridMultilevel"/>
     <w:tmpl w:val="56046214"/>
@@ -2682,7 +4410,106 @@
       </w:rPr>
     </w:lvl>
   </w:abstractNum>
-  <w:abstractNum w:abstractNumId="2" w15:restartNumberingAfterBreak="0">
+  <w:abstractNum w:abstractNumId="3" w15:restartNumberingAfterBreak="0">
+    <w:nsid w:val="08BE0B19"/>
+    <w:multiLevelType w:val="hybridMultilevel"/>
+    <w:tmpl w:val="5DD42792"/>
+    <w:lvl w:ilvl="0" w:tplc="F13E6F04">
+      <w:start w:val="1"/>
+      <w:numFmt w:val="decimal"/>
+      <w:lvlText w:val="%1."/>
+      <w:lvlJc w:val="left"/>
+      <w:pPr>
+        <w:ind w:left="720" w:hanging="360"/>
+      </w:pPr>
+      <w:rPr>
+        <w:rFonts w:hint="default"/>
+        <w:b/>
+        <w:bCs/>
+      </w:rPr>
+    </w:lvl>
+    <w:lvl w:ilvl="1" w:tplc="4A18E848">
+      <w:start w:val="1"/>
+      <w:numFmt w:val="lowerLetter"/>
+      <w:lvlText w:val="%2."/>
+      <w:lvlJc w:val="left"/>
+      <w:pPr>
+        <w:ind w:left="1440" w:hanging="360"/>
+      </w:pPr>
+      <w:rPr>
+        <w:b w:val="0"/>
+        <w:bCs w:val="0"/>
+      </w:rPr>
+    </w:lvl>
+    <w:lvl w:ilvl="2" w:tplc="83E45502">
+      <w:start w:val="1"/>
+      <w:numFmt w:val="lowerRoman"/>
+      <w:lvlText w:val="%3."/>
+      <w:lvlJc w:val="right"/>
+      <w:pPr>
+        <w:ind w:left="2160" w:hanging="180"/>
+      </w:pPr>
+      <w:rPr>
+        <w:b w:val="0"/>
+        <w:bCs w:val="0"/>
+      </w:rPr>
+    </w:lvl>
+    <w:lvl w:ilvl="3" w:tplc="4009000F">
+      <w:start w:val="1"/>
+      <w:numFmt w:val="decimal"/>
+      <w:lvlText w:val="%4."/>
+      <w:lvlJc w:val="left"/>
+      <w:pPr>
+        <w:ind w:left="2880" w:hanging="360"/>
+      </w:pPr>
+    </w:lvl>
+    <w:lvl w:ilvl="4" w:tplc="40090019" w:tentative="1">
+      <w:start w:val="1"/>
+      <w:numFmt w:val="lowerLetter"/>
+      <w:lvlText w:val="%5."/>
+      <w:lvlJc w:val="left"/>
+      <w:pPr>
+        <w:ind w:left="3600" w:hanging="360"/>
+      </w:pPr>
+    </w:lvl>
+    <w:lvl w:ilvl="5" w:tplc="4009001B" w:tentative="1">
+      <w:start w:val="1"/>
+      <w:numFmt w:val="lowerRoman"/>
+      <w:lvlText w:val="%6."/>
+      <w:lvlJc w:val="right"/>
+      <w:pPr>
+        <w:ind w:left="4320" w:hanging="180"/>
+      </w:pPr>
+    </w:lvl>
+    <w:lvl w:ilvl="6" w:tplc="4009000F" w:tentative="1">
+      <w:start w:val="1"/>
+      <w:numFmt w:val="decimal"/>
+      <w:lvlText w:val="%7."/>
+      <w:lvlJc w:val="left"/>
+      <w:pPr>
+        <w:ind w:left="5040" w:hanging="360"/>
+      </w:pPr>
+    </w:lvl>
+    <w:lvl w:ilvl="7" w:tplc="40090019" w:tentative="1">
+      <w:start w:val="1"/>
+      <w:numFmt w:val="lowerLetter"/>
+      <w:lvlText w:val="%8."/>
+      <w:lvlJc w:val="left"/>
+      <w:pPr>
+        <w:ind w:left="5760" w:hanging="360"/>
+      </w:pPr>
+    </w:lvl>
+    <w:lvl w:ilvl="8" w:tplc="4009001B" w:tentative="1">
+      <w:start w:val="1"/>
+      <w:numFmt w:val="lowerRoman"/>
+      <w:lvlText w:val="%9."/>
+      <w:lvlJc w:val="right"/>
+      <w:pPr>
+        <w:ind w:left="6480" w:hanging="180"/>
+      </w:pPr>
+    </w:lvl>
+  </w:abstractNum>
+  <w:abstractNum w:abstractNumId="4" w15:restartNumberingAfterBreak="0">
     <w:nsid w:val="10C74713"/>
     <w:multiLevelType w:val="hybridMultilevel"/>
     <w:tmpl w:val="8710D708"/>
@@ -2771,7 +4598,7 @@
       </w:pPr>
     </w:lvl>
   </w:abstractNum>
-  <w:abstractNum w:abstractNumId="3" w15:restartNumberingAfterBreak="0">
+  <w:abstractNum w:abstractNumId="5" w15:restartNumberingAfterBreak="0">
     <w:nsid w:val="17AB1DB8"/>
     <w:multiLevelType w:val="hybridMultilevel"/>
     <w:tmpl w:val="BCD6D8F6"/>
@@ -2884,7 +4711,7 @@
       </w:rPr>
     </w:lvl>
   </w:abstractNum>
-  <w:abstractNum w:abstractNumId="4" w15:restartNumberingAfterBreak="0">
+  <w:abstractNum w:abstractNumId="6" w15:restartNumberingAfterBreak="0">
     <w:nsid w:val="1F2F1379"/>
     <w:multiLevelType w:val="hybridMultilevel"/>
     <w:tmpl w:val="C3F87C56"/>
@@ -2998,7 +4825,7 @@
       </w:rPr>
     </w:lvl>
   </w:abstractNum>
-  <w:abstractNum w:abstractNumId="5" w15:restartNumberingAfterBreak="0">
+  <w:abstractNum w:abstractNumId="7" w15:restartNumberingAfterBreak="0">
     <w:nsid w:val="248E1BFB"/>
     <w:multiLevelType w:val="hybridMultilevel"/>
     <w:tmpl w:val="48126154"/>
@@ -3084,7 +4911,7 @@
       </w:pPr>
     </w:lvl>
   </w:abstractNum>
-  <w:abstractNum w:abstractNumId="6" w15:restartNumberingAfterBreak="0">
+  <w:abstractNum w:abstractNumId="8" w15:restartNumberingAfterBreak="0">
     <w:nsid w:val="3F096C6C"/>
     <w:multiLevelType w:val="hybridMultilevel"/>
     <w:tmpl w:val="3FA89FE6"/>
@@ -3173,7 +5000,7 @@
       </w:pPr>
     </w:lvl>
   </w:abstractNum>
-  <w:abstractNum w:abstractNumId="7" w15:restartNumberingAfterBreak="0">
+  <w:abstractNum w:abstractNumId="9" w15:restartNumberingAfterBreak="0">
     <w:nsid w:val="43EE3D16"/>
     <w:multiLevelType w:val="hybridMultilevel"/>
     <w:tmpl w:val="1BEC7038"/>
@@ -3267,7 +5094,7 @@
       </w:pPr>
     </w:lvl>
   </w:abstractNum>
-  <w:abstractNum w:abstractNumId="8" w15:restartNumberingAfterBreak="0">
+  <w:abstractNum w:abstractNumId="10" w15:restartNumberingAfterBreak="0">
     <w:nsid w:val="5497705F"/>
     <w:multiLevelType w:val="multilevel"/>
     <w:tmpl w:val="5497705F"/>
@@ -3358,7 +5185,7 @@
       </w:pPr>
     </w:lvl>
   </w:abstractNum>
-  <w:abstractNum w:abstractNumId="9" w15:restartNumberingAfterBreak="0">
+  <w:abstractNum w:abstractNumId="11" w15:restartNumberingAfterBreak="0">
     <w:nsid w:val="59B411FD"/>
     <w:multiLevelType w:val="hybridMultilevel"/>
     <w:tmpl w:val="338E3AF2"/>
@@ -3453,7 +5280,7 @@
       </w:pPr>
     </w:lvl>
   </w:abstractNum>
-  <w:abstractNum w:abstractNumId="10" w15:restartNumberingAfterBreak="0">
+  <w:abstractNum w:abstractNumId="12" w15:restartNumberingAfterBreak="0">
     <w:nsid w:val="5BFC1823"/>
     <w:multiLevelType w:val="hybridMultilevel"/>
     <w:tmpl w:val="12661A9A"/>
@@ -3463,7 +5290,7 @@
       <w:lvlText w:val="%1)"/>
       <w:lvlJc w:val="left"/>
       <w:pPr>
-        <w:ind w:left="720" w:hanging="360"/>
+        <w:ind w:left="360" w:hanging="360"/>
       </w:pPr>
     </w:lvl>
     <w:lvl w:ilvl="1" w:tplc="4009001B">
@@ -3472,7 +5299,7 @@
       <w:lvlText w:val="%2."/>
       <w:lvlJc w:val="right"/>
       <w:pPr>
-        <w:ind w:left="1440" w:hanging="360"/>
+        <w:ind w:left="1080" w:hanging="360"/>
       </w:pPr>
     </w:lvl>
     <w:lvl w:ilvl="2" w:tplc="77F4592C">
@@ -3480,7 +5307,7 @@
       <w:lvlText w:val=""/>
       <w:lvlJc w:val="left"/>
       <w:pPr>
-        <w:ind w:left="2340" w:hanging="360"/>
+        <w:ind w:left="1980" w:hanging="360"/>
       </w:pPr>
       <w:rPr>
         <w:rFonts w:ascii="Wingdings" w:eastAsiaTheme="minorEastAsia" w:hAnsi="Wingdings" w:cs="Times New Roman" w:hint="default"/>
@@ -3492,7 +5319,7 @@
       <w:lvlText w:val="%4."/>
       <w:lvlJc w:val="left"/>
       <w:pPr>
-        <w:ind w:left="2880" w:hanging="360"/>
+        <w:ind w:left="2520" w:hanging="360"/>
       </w:pPr>
     </w:lvl>
     <w:lvl w:ilvl="4" w:tplc="40090019" w:tentative="1">
@@ -3501,7 +5328,7 @@
       <w:lvlText w:val="%5."/>
       <w:lvlJc w:val="left"/>
       <w:pPr>
-        <w:ind w:left="3600" w:hanging="360"/>
+        <w:ind w:left="3240" w:hanging="360"/>
       </w:pPr>
     </w:lvl>
     <w:lvl w:ilvl="5" w:tplc="4009001B" w:tentative="1">
@@ -3510,7 +5337,7 @@
       <w:lvlText w:val="%6."/>
       <w:lvlJc w:val="right"/>
       <w:pPr>
-        <w:ind w:left="4320" w:hanging="180"/>
+        <w:ind w:left="3960" w:hanging="180"/>
       </w:pPr>
     </w:lvl>
     <w:lvl w:ilvl="6" w:tplc="4009000F" w:tentative="1">
@@ -3519,7 +5346,7 @@
       <w:lvlText w:val="%7."/>
       <w:lvlJc w:val="left"/>
       <w:pPr>
-        <w:ind w:left="5040" w:hanging="360"/>
+        <w:ind w:left="4680" w:hanging="360"/>
       </w:pPr>
     </w:lvl>
     <w:lvl w:ilvl="7" w:tplc="40090019" w:tentative="1">
@@ -3528,7 +5355,7 @@
       <w:lvlText w:val="%8."/>
       <w:lvlJc w:val="left"/>
       <w:pPr>
-        <w:ind w:left="5760" w:hanging="360"/>
+        <w:ind w:left="5400" w:hanging="360"/>
       </w:pPr>
     </w:lvl>
     <w:lvl w:ilvl="8" w:tplc="4009001B" w:tentative="1">
@@ -3537,11 +5364,11 @@
       <w:lvlText w:val="%9."/>
       <w:lvlJc w:val="right"/>
       <w:pPr>
-        <w:ind w:left="6480" w:hanging="180"/>
+        <w:ind w:left="6120" w:hanging="180"/>
       </w:pPr>
     </w:lvl>
   </w:abstractNum>
-  <w:abstractNum w:abstractNumId="11" w15:restartNumberingAfterBreak="0">
+  <w:abstractNum w:abstractNumId="13" w15:restartNumberingAfterBreak="0">
     <w:nsid w:val="5CE90E3B"/>
     <w:multiLevelType w:val="hybridMultilevel"/>
     <w:tmpl w:val="ABBCFFBA"/>
@@ -3630,7 +5457,7 @@
       </w:pPr>
     </w:lvl>
   </w:abstractNum>
-  <w:abstractNum w:abstractNumId="12" w15:restartNumberingAfterBreak="0">
+  <w:abstractNum w:abstractNumId="14" w15:restartNumberingAfterBreak="0">
     <w:nsid w:val="674104B1"/>
     <w:multiLevelType w:val="hybridMultilevel"/>
     <w:tmpl w:val="B4861570"/>
@@ -3719,7 +5546,7 @@
       </w:pPr>
     </w:lvl>
   </w:abstractNum>
-  <w:abstractNum w:abstractNumId="13" w15:restartNumberingAfterBreak="0">
+  <w:abstractNum w:abstractNumId="15" w15:restartNumberingAfterBreak="0">
     <w:nsid w:val="7CD4303C"/>
     <w:multiLevelType w:val="hybridMultilevel"/>
     <w:tmpl w:val="D0028DFA"/>
@@ -3736,7 +5563,7 @@
         <w:bCs w:val="0"/>
       </w:rPr>
     </w:lvl>
-    <w:lvl w:ilvl="1" w:tplc="40090019" w:tentative="1">
+    <w:lvl w:ilvl="1" w:tplc="40090019">
       <w:start w:val="1"/>
       <w:numFmt w:val="lowerLetter"/>
       <w:lvlText w:val="%2."/>
@@ -3810,46 +5637,52 @@
     </w:lvl>
   </w:abstractNum>
   <w:num w:numId="1" w16cid:durableId="1048148029">
+    <w:abstractNumId w:val="10"/>
+  </w:num>
+  <w:num w:numId="2" w16cid:durableId="1641567238">
+    <w:abstractNumId w:val="9"/>
+  </w:num>
+  <w:num w:numId="3" w16cid:durableId="1390302524">
+    <w:abstractNumId w:val="7"/>
+  </w:num>
+  <w:num w:numId="4" w16cid:durableId="1485387337">
+    <w:abstractNumId w:val="13"/>
+  </w:num>
+  <w:num w:numId="5" w16cid:durableId="1382823616">
     <w:abstractNumId w:val="8"/>
   </w:num>
-  <w:num w:numId="2" w16cid:durableId="1641567238">
-    <w:abstractNumId w:val="7"/>
+  <w:num w:numId="6" w16cid:durableId="416363701">
+    <w:abstractNumId w:val="4"/>
   </w:num>
-  <w:num w:numId="3" w16cid:durableId="1390302524">
+  <w:num w:numId="7" w16cid:durableId="716243836">
+    <w:abstractNumId w:val="14"/>
+  </w:num>
+  <w:num w:numId="8" w16cid:durableId="490220479">
+    <w:abstractNumId w:val="2"/>
+  </w:num>
+  <w:num w:numId="9" w16cid:durableId="1133644086">
+    <w:abstractNumId w:val="1"/>
+  </w:num>
+  <w:num w:numId="10" w16cid:durableId="1074552197">
+    <w:abstractNumId w:val="11"/>
+  </w:num>
+  <w:num w:numId="11" w16cid:durableId="1978217288">
     <w:abstractNumId w:val="5"/>
   </w:num>
-  <w:num w:numId="4" w16cid:durableId="1485387337">
-    <w:abstractNumId w:val="11"/>
-  </w:num>
-  <w:num w:numId="5" w16cid:durableId="1382823616">
+  <w:num w:numId="12" w16cid:durableId="263854236">
     <w:abstractNumId w:val="6"/>
   </w:num>
-  <w:num w:numId="6" w16cid:durableId="416363701">
-    <w:abstractNumId w:val="2"/>
-  </w:num>
-  <w:num w:numId="7" w16cid:durableId="716243836">
+  <w:num w:numId="13" w16cid:durableId="651180030">
     <w:abstractNumId w:val="12"/>
   </w:num>
-  <w:num w:numId="8" w16cid:durableId="490220479">
-    <w:abstractNumId w:val="1"/>
+  <w:num w:numId="14" w16cid:durableId="1343777408">
+    <w:abstractNumId w:val="15"/>
   </w:num>
-  <w:num w:numId="9" w16cid:durableId="1133644086">
-    <w:abstractNumId w:val="0"/>
-  </w:num>
-  <w:num w:numId="10" w16cid:durableId="1074552197">
-    <w:abstractNumId w:val="9"/>
-  </w:num>
-  <w:num w:numId="11" w16cid:durableId="1978217288">
+  <w:num w:numId="15" w16cid:durableId="1941916252">
     <w:abstractNumId w:val="3"/>
   </w:num>
-  <w:num w:numId="12" w16cid:durableId="263854236">
-    <w:abstractNumId w:val="4"/>
-  </w:num>
-  <w:num w:numId="13" w16cid:durableId="651180030">
-    <w:abstractNumId w:val="10"/>
-  </w:num>
-  <w:num w:numId="14" w16cid:durableId="1343777408">
-    <w:abstractNumId w:val="13"/>
+  <w:num w:numId="16" w16cid:durableId="1879973814">
+    <w:abstractNumId w:val="0"/>
   </w:num>
 </w:numbering>
 </file>
@@ -4438,6 +6271,20 @@
       </w:tcPr>
     </w:tblStylePr>
   </w:style>
+  <w:style w:type="paragraph" w:customStyle="1" w:styleId="Default">
+    <w:name w:val="Default"/>
+    <w:rsid w:val="003A5A47"/>
+    <w:pPr>
+      <w:autoSpaceDE w:val="0"/>
+      <w:autoSpaceDN w:val="0"/>
+      <w:adjustRightInd w:val="0"/>
+    </w:pPr>
+    <w:rPr>
+      <w:color w:val="000000"/>
+      <w:sz w:val="24"/>
+      <w:szCs w:val="24"/>
+    </w:rPr>
+  </w:style>
 </w:styles>
 </file>
 
